--- a/doc/速度チェッカー使い方_TYPE4改.docx
+++ b/doc/速度チェッカー使い方_TYPE4改.docx
@@ -6,15 +6,11 @@
       <w:pPr>
         <w:widowControl/>
         <w:jc w:val="left"/>
-        <w:rPr>
-          <w:color w:val="000000" w:themeColor="text1"/>
-        </w:rPr>
       </w:pPr>
       <w:r>
         <w:rPr>
           <w:rFonts w:ascii="ＭＳ ゴシック" w:eastAsia="ＭＳ ゴシック" w:hAnsi="ＭＳ ゴシック"/>
           <w:noProof/>
-          <w:color w:val="000000" w:themeColor="text1"/>
         </w:rPr>
         <mc:AlternateContent>
           <mc:Choice Requires="wps">
@@ -157,21 +153,7 @@
                                   <w14:bevel/>
                                 </w14:textOutline>
                               </w:rPr>
-                              <w:t>TYPE-</w:t>
-                            </w:r>
-                            <w:r>
-                              <w:rPr>
-                                <w:rFonts w:ascii="ＭＳ ゴシック" w:eastAsia="ＭＳ ゴシック" w:hAnsi="ＭＳ ゴシック" w:hint="eastAsia"/>
-                                <w:color w:val="000000" w:themeColor="text1"/>
-                                <w:sz w:val="40"/>
-                                <w:szCs w:val="40"/>
-                                <w14:textOutline w14:w="9525" w14:cap="rnd" w14:cmpd="sng" w14:algn="ctr">
-                                  <w14:noFill/>
-                                  <w14:prstDash w14:val="solid"/>
-                                  <w14:bevel/>
-                                </w14:textOutline>
-                              </w:rPr>
-                              <w:t>4</w:t>
+                              <w:t>TYPE4</w:t>
                             </w:r>
                             <w:r>
                               <w:rPr>
@@ -313,7 +295,7 @@
                             <w14:bevel/>
                           </w14:textOutline>
                         </w:rPr>
-                        <w:t>TYPE-</w:t>
+                        <w:t>TYPE4</w:t>
                       </w:r>
                       <w:r>
                         <w:rPr>
@@ -327,20 +309,6 @@
                             <w14:bevel/>
                           </w14:textOutline>
                         </w:rPr>
-                        <w:t>4</w:t>
-                      </w:r>
-                      <w:r>
-                        <w:rPr>
-                          <w:rFonts w:ascii="ＭＳ ゴシック" w:eastAsia="ＭＳ ゴシック" w:hAnsi="ＭＳ ゴシック" w:hint="eastAsia"/>
-                          <w:color w:val="000000" w:themeColor="text1"/>
-                          <w:sz w:val="40"/>
-                          <w:szCs w:val="40"/>
-                          <w14:textOutline w14:w="9525" w14:cap="rnd" w14:cmpd="sng" w14:algn="ctr">
-                            <w14:noFill/>
-                            <w14:prstDash w14:val="solid"/>
-                            <w14:bevel/>
-                          </w14:textOutline>
-                        </w:rPr>
                         <w:t>説明書</w:t>
                       </w:r>
                     </w:p>
@@ -356,7 +324,6 @@
         <w:rPr>
           <w:rFonts w:ascii="ＭＳ ゴシック" w:eastAsia="ＭＳ ゴシック" w:hAnsi="ＭＳ ゴシック"/>
           <w:noProof/>
-          <w:color w:val="000000" w:themeColor="text1"/>
         </w:rPr>
         <mc:AlternateContent>
           <mc:Choice Requires="wps">
@@ -423,7 +390,7 @@
           </mc:Choice>
           <mc:Fallback>
             <w:pict>
-              <v:rect w14:anchorId="696D3FCB" id="正方形/長方形 290" o:spid="_x0000_s1026" style="position:absolute;margin-left:54.1pt;margin-top:40.6pt;width:337.45pt;height:165.2pt;z-index:251660288;visibility:visible;mso-wrap-style:square;mso-wrap-distance-left:9pt;mso-wrap-distance-top:0;mso-wrap-distance-right:9pt;mso-wrap-distance-bottom:0;mso-position-horizontal:absolute;mso-position-horizontal-relative:margin;mso-position-vertical:absolute;mso-position-vertical-relative:text;v-text-anchor:middle" o:gfxdata="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" filled="f" strokecolor="black [3213]" strokeweight="1pt">
+              <v:rect w14:anchorId="14FF4CFE" id="正方形/長方形 290" o:spid="_x0000_s1026" style="position:absolute;margin-left:54.1pt;margin-top:40.6pt;width:337.45pt;height:165.2pt;z-index:251660288;visibility:visible;mso-wrap-style:square;mso-wrap-distance-left:9pt;mso-wrap-distance-top:0;mso-wrap-distance-right:9pt;mso-wrap-distance-bottom:0;mso-position-horizontal:absolute;mso-position-horizontal-relative:margin;mso-position-vertical:absolute;mso-position-vertical-relative:text;v-text-anchor:middle" o:gfxdata="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" filled="f" strokecolor="black [3213]" strokeweight="1pt">
                 <w10:wrap anchorx="margin"/>
               </v:rect>
             </w:pict>
@@ -431,9 +398,6 @@
         </mc:AlternateContent>
       </w:r>
       <w:r>
-        <w:rPr>
-          <w:color w:val="000000" w:themeColor="text1"/>
-        </w:rPr>
         <w:br w:type="page"/>
       </w:r>
     </w:p>
@@ -441,63 +405,47 @@
       <w:pPr>
         <w:rPr>
           <w:rFonts w:ascii="ＭＳ ゴシック" w:eastAsia="ＭＳ ゴシック" w:hAnsi="ＭＳ ゴシック"/>
-          <w:color w:val="000000" w:themeColor="text1"/>
         </w:rPr>
       </w:pPr>
       <w:r>
         <w:rPr>
           <w:rFonts w:ascii="ＭＳ ゴシック" w:eastAsia="ＭＳ ゴシック" w:hAnsi="ＭＳ ゴシック" w:hint="eastAsia"/>
-          <w:color w:val="000000" w:themeColor="text1"/>
         </w:rPr>
         <w:lastRenderedPageBreak/>
         <w:t>■はじめに</w:t>
       </w:r>
     </w:p>
     <w:p>
+      <w:r>
+        <w:rPr>
+          <w:rFonts w:hint="eastAsia"/>
+        </w:rPr>
+        <w:t>本製品は時速測定、磁力測定できるマルチチェッカーです。</w:t>
+      </w:r>
+    </w:p>
+    <w:p>
+      <w:r>
+        <w:rPr>
+          <w:rFonts w:hint="eastAsia"/>
+        </w:rPr>
+        <w:t>測定、設定操作の説明を行います。</w:t>
+      </w:r>
+    </w:p>
+    <w:p>
       <w:pPr>
         <w:rPr>
-          <w:color w:val="000000" w:themeColor="text1"/>
+          <w:rFonts w:ascii="ＭＳ ゴシック" w:eastAsia="ＭＳ ゴシック" w:hAnsi="ＭＳ ゴシック"/>
         </w:rPr>
       </w:pPr>
       <w:r>
         <w:rPr>
           <w:rFonts w:hint="eastAsia"/>
-          <w:color w:val="000000" w:themeColor="text1"/>
-        </w:rPr>
-        <w:t>本製品は時速測定、磁力測定できるマルチチェッカーです。</w:t>
-      </w:r>
-    </w:p>
-    <w:p>
-      <w:pPr>
-        <w:rPr>
-          <w:color w:val="000000" w:themeColor="text1"/>
-        </w:rPr>
-      </w:pPr>
-      <w:r>
-        <w:rPr>
-          <w:rFonts w:hint="eastAsia"/>
-          <w:color w:val="000000" w:themeColor="text1"/>
-        </w:rPr>
-        <w:t>測定、設定操作の説明を行います。</w:t>
-      </w:r>
-    </w:p>
-    <w:p>
-      <w:pPr>
-        <w:rPr>
-          <w:rFonts w:ascii="ＭＳ ゴシック" w:eastAsia="ＭＳ ゴシック" w:hAnsi="ＭＳ ゴシック"/>
-          <w:color w:val="000000" w:themeColor="text1"/>
-        </w:rPr>
-      </w:pPr>
-      <w:r>
-        <w:rPr>
-          <w:rFonts w:hint="eastAsia"/>
           <w:noProof/>
-          <w:color w:val="000000" w:themeColor="text1"/>
         </w:rPr>
         <mc:AlternateContent>
           <mc:Choice Requires="wps">
             <w:drawing>
-              <wp:anchor distT="0" distB="0" distL="114300" distR="114300" simplePos="0" relativeHeight="251741184" behindDoc="0" locked="0" layoutInCell="1" allowOverlap="1" wp14:anchorId="348F0E0C" wp14:editId="72FD3B9A">
+              <wp:anchor distT="0" distB="0" distL="114300" distR="114300" simplePos="0" relativeHeight="251741184" behindDoc="0" locked="0" layoutInCell="1" allowOverlap="1" wp14:anchorId="348F0E0C" wp14:editId="6629FC27">
                 <wp:simplePos x="0" y="0"/>
                 <wp:positionH relativeFrom="column">
                   <wp:posOffset>902048</wp:posOffset>
@@ -560,7 +508,7 @@
           </mc:Choice>
           <mc:Fallback>
             <w:pict>
-              <v:rect w14:anchorId="3F25FDA4" id="正方形/長方形 2" o:spid="_x0000_s1026" style="position:absolute;margin-left:71.05pt;margin-top:31.15pt;width:208.1pt;height:150.05pt;z-index:251741184;visibility:visible;mso-wrap-style:square;mso-width-percent:0;mso-height-percent:0;mso-wrap-distance-left:9pt;mso-wrap-distance-top:0;mso-wrap-distance-right:9pt;mso-wrap-distance-bottom:0;mso-position-horizontal:absolute;mso-position-horizontal-relative:text;mso-position-vertical:absolute;mso-position-vertical-relative:text;mso-width-percent:0;mso-height-percent:0;mso-width-relative:margin;mso-height-relative:margin;v-text-anchor:middle" o:gfxdata="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" filled="f" strokecolor="#09101d [484]" strokeweight="1pt"/>
+              <v:rect w14:anchorId="6EB040C4" id="正方形/長方形 2" o:spid="_x0000_s1026" style="position:absolute;margin-left:71.05pt;margin-top:31.15pt;width:208.1pt;height:150.05pt;z-index:251741184;visibility:visible;mso-wrap-style:square;mso-width-percent:0;mso-height-percent:0;mso-wrap-distance-left:9pt;mso-wrap-distance-top:0;mso-wrap-distance-right:9pt;mso-wrap-distance-bottom:0;mso-position-horizontal:absolute;mso-position-horizontal-relative:text;mso-position-vertical:absolute;mso-position-vertical-relative:text;mso-width-percent:0;mso-height-percent:0;mso-width-relative:margin;mso-height-relative:margin;v-text-anchor:middle" o:gfxdata="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" filled="f" strokecolor="#09101d [484]" strokeweight="1pt"/>
             </w:pict>
           </mc:Fallback>
         </mc:AlternateContent>
@@ -568,14 +516,10 @@
       <w:r>
         <w:rPr>
           <w:rFonts w:hint="eastAsia"/>
-          <w:color w:val="000000" w:themeColor="text1"/>
         </w:rPr>
         <w:t>今後、本体中央のスイッチをSW１。左下のスイッチをSW２として説明します。</w:t>
       </w:r>
       <w:r>
-        <w:rPr>
-          <w:color w:val="000000" w:themeColor="text1"/>
-        </w:rPr>
         <w:br/>
       </w:r>
     </w:p>
@@ -583,19 +527,17 @@
       <w:pPr>
         <w:rPr>
           <w:rFonts w:ascii="ＭＳ ゴシック" w:eastAsia="ＭＳ ゴシック" w:hAnsi="ＭＳ ゴシック"/>
-          <w:color w:val="000000" w:themeColor="text1"/>
         </w:rPr>
       </w:pPr>
       <w:r>
         <w:rPr>
           <w:rFonts w:ascii="ＭＳ ゴシック" w:eastAsia="ＭＳ ゴシック" w:hAnsi="ＭＳ ゴシック"/>
           <w:noProof/>
-          <w:color w:val="000000" w:themeColor="text1"/>
         </w:rPr>
         <mc:AlternateContent>
           <mc:Choice Requires="wps">
             <w:drawing>
-              <wp:anchor distT="45720" distB="45720" distL="114300" distR="114300" simplePos="0" relativeHeight="251743232" behindDoc="0" locked="0" layoutInCell="1" allowOverlap="1" wp14:anchorId="02FFCF06" wp14:editId="4BA7D01C">
+              <wp:anchor distT="45720" distB="45720" distL="114300" distR="114300" simplePos="0" relativeHeight="251744256" behindDoc="0" locked="0" layoutInCell="1" allowOverlap="1" wp14:anchorId="423214EB" wp14:editId="16594015">
                 <wp:simplePos x="0" y="0"/>
                 <wp:positionH relativeFrom="margin">
                   <wp:posOffset>1120324</wp:posOffset>
@@ -648,50 +590,10 @@
                             <w:r>
                               <w:rPr>
                                 <w:rFonts w:hint="eastAsia"/>
-                                <w:sz w:val="28"/>
-                                <w:szCs w:val="28"/>
-                              </w:rPr>
-                              <w:t>－</w:t>
-                            </w:r>
-                            <w:r>
-                              <w:rPr>
-                                <w:rFonts w:hint="eastAsia"/>
-                                <w:sz w:val="28"/>
-                                <w:szCs w:val="28"/>
-                              </w:rPr>
-                              <w:t xml:space="preserve">  </w:t>
-                            </w:r>
-                            <w:r>
-                              <w:rPr>
-                                <w:rFonts w:hint="eastAsia"/>
-                                <w:sz w:val="28"/>
-                                <w:szCs w:val="28"/>
-                              </w:rPr>
-                              <w:t>単4/単3</w:t>
-                            </w:r>
-                            <w:r>
-                              <w:rPr>
-                                <w:rFonts w:hint="eastAsia"/>
-                                <w:sz w:val="28"/>
-                                <w:szCs w:val="28"/>
-                              </w:rPr>
-                              <w:t>電池</w:t>
-                            </w:r>
-                            <w:r>
-                              <w:rPr>
-                                <w:rFonts w:hint="eastAsia"/>
-                                <w:sz w:val="28"/>
-                                <w:szCs w:val="28"/>
-                              </w:rPr>
-                              <w:t xml:space="preserve"> </w:t>
-                            </w:r>
-                            <w:r>
-                              <w:rPr>
-                                <w:rFonts w:hint="eastAsia"/>
-                                <w:sz w:val="28"/>
-                                <w:szCs w:val="28"/>
-                              </w:rPr>
-                              <w:t xml:space="preserve"> </w:t>
+                                <w:sz w:val="32"/>
+                                <w:szCs w:val="32"/>
+                              </w:rPr>
+                              <w:t xml:space="preserve">－ 　</w:t>
                             </w:r>
                             <w:r>
                               <w:rPr>
@@ -699,7 +601,39 @@
                                 <w:sz w:val="32"/>
                                 <w:szCs w:val="32"/>
                               </w:rPr>
-                              <w:t>＋</w:t>
+                              <w:t>単3/</w:t>
+                            </w:r>
+                            <w:r>
+                              <w:rPr>
+                                <w:rFonts w:hint="eastAsia"/>
+                                <w:sz w:val="32"/>
+                                <w:szCs w:val="32"/>
+                              </w:rPr>
+                              <w:t>単</w:t>
+                            </w:r>
+                            <w:r>
+                              <w:rPr>
+                                <w:rFonts w:hint="eastAsia"/>
+                                <w:sz w:val="32"/>
+                                <w:szCs w:val="32"/>
+                              </w:rPr>
+                              <w:t>４</w:t>
+                            </w:r>
+                            <w:r>
+                              <w:rPr>
+                                <w:rFonts w:hint="eastAsia"/>
+                                <w:sz w:val="32"/>
+                                <w:szCs w:val="32"/>
+                              </w:rPr>
+                              <w:t>電池</w:t>
+                            </w:r>
+                            <w:r>
+                              <w:rPr>
+                                <w:rFonts w:hint="eastAsia"/>
+                                <w:sz w:val="32"/>
+                                <w:szCs w:val="32"/>
+                              </w:rPr>
+                              <w:t xml:space="preserve"> 　＋</w:t>
                             </w:r>
                           </w:p>
                         </w:txbxContent>
@@ -721,7 +655,7 @@
           </mc:Choice>
           <mc:Fallback>
             <w:pict>
-              <v:shape w14:anchorId="02FFCF06" id="_x0000_s1027" type="#_x0000_t202" style="position:absolute;left:0;text-align:left;margin-left:88.2pt;margin-top:4.45pt;width:161.2pt;height:42.15pt;z-index:251743232;visibility:visible;mso-wrap-style:square;mso-width-percent:0;mso-height-percent:0;mso-wrap-distance-left:9pt;mso-wrap-distance-top:3.6pt;mso-wrap-distance-right:9pt;mso-wrap-distance-bottom:3.6pt;mso-position-horizontal:absolute;mso-position-horizontal-relative:margin;mso-position-vertical:absolute;mso-position-vertical-relative:text;mso-width-percent:0;mso-height-percent:0;mso-width-relative:margin;mso-height-relative:margin;v-text-anchor:top" o:gfxdata="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">
+              <v:shape w14:anchorId="423214EB" id="_x0000_s1027" type="#_x0000_t202" style="position:absolute;left:0;text-align:left;margin-left:88.2pt;margin-top:4.45pt;width:161.2pt;height:42.15pt;z-index:251744256;visibility:visible;mso-wrap-style:square;mso-width-percent:0;mso-height-percent:0;mso-wrap-distance-left:9pt;mso-wrap-distance-top:3.6pt;mso-wrap-distance-right:9pt;mso-wrap-distance-bottom:3.6pt;mso-position-horizontal:absolute;mso-position-horizontal-relative:margin;mso-position-vertical:absolute;mso-position-vertical-relative:text;mso-width-percent:0;mso-height-percent:0;mso-width-relative:margin;mso-height-relative:margin;v-text-anchor:top" o:gfxdata="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">
                 <v:textbox>
                   <w:txbxContent>
                     <w:p>
@@ -734,50 +668,10 @@
                       <w:r>
                         <w:rPr>
                           <w:rFonts w:hint="eastAsia"/>
-                          <w:sz w:val="28"/>
-                          <w:szCs w:val="28"/>
-                        </w:rPr>
-                        <w:t>－</w:t>
-                      </w:r>
-                      <w:r>
-                        <w:rPr>
-                          <w:rFonts w:hint="eastAsia"/>
-                          <w:sz w:val="28"/>
-                          <w:szCs w:val="28"/>
-                        </w:rPr>
-                        <w:t xml:space="preserve">  </w:t>
-                      </w:r>
-                      <w:r>
-                        <w:rPr>
-                          <w:rFonts w:hint="eastAsia"/>
-                          <w:sz w:val="28"/>
-                          <w:szCs w:val="28"/>
-                        </w:rPr>
-                        <w:t>単4/単3</w:t>
-                      </w:r>
-                      <w:r>
-                        <w:rPr>
-                          <w:rFonts w:hint="eastAsia"/>
-                          <w:sz w:val="28"/>
-                          <w:szCs w:val="28"/>
-                        </w:rPr>
-                        <w:t>電池</w:t>
-                      </w:r>
-                      <w:r>
-                        <w:rPr>
-                          <w:rFonts w:hint="eastAsia"/>
-                          <w:sz w:val="28"/>
-                          <w:szCs w:val="28"/>
-                        </w:rPr>
-                        <w:t xml:space="preserve"> </w:t>
-                      </w:r>
-                      <w:r>
-                        <w:rPr>
-                          <w:rFonts w:hint="eastAsia"/>
-                          <w:sz w:val="28"/>
-                          <w:szCs w:val="28"/>
-                        </w:rPr>
-                        <w:t xml:space="preserve"> </w:t>
+                          <w:sz w:val="32"/>
+                          <w:szCs w:val="32"/>
+                        </w:rPr>
+                        <w:t xml:space="preserve">－ 　</w:t>
                       </w:r>
                       <w:r>
                         <w:rPr>
@@ -785,7 +679,39 @@
                           <w:sz w:val="32"/>
                           <w:szCs w:val="32"/>
                         </w:rPr>
-                        <w:t>＋</w:t>
+                        <w:t>単3/</w:t>
+                      </w:r>
+                      <w:r>
+                        <w:rPr>
+                          <w:rFonts w:hint="eastAsia"/>
+                          <w:sz w:val="32"/>
+                          <w:szCs w:val="32"/>
+                        </w:rPr>
+                        <w:t>単</w:t>
+                      </w:r>
+                      <w:r>
+                        <w:rPr>
+                          <w:rFonts w:hint="eastAsia"/>
+                          <w:sz w:val="32"/>
+                          <w:szCs w:val="32"/>
+                        </w:rPr>
+                        <w:t>４</w:t>
+                      </w:r>
+                      <w:r>
+                        <w:rPr>
+                          <w:rFonts w:hint="eastAsia"/>
+                          <w:sz w:val="32"/>
+                          <w:szCs w:val="32"/>
+                        </w:rPr>
+                        <w:t>電池</w:t>
+                      </w:r>
+                      <w:r>
+                        <w:rPr>
+                          <w:rFonts w:hint="eastAsia"/>
+                          <w:sz w:val="32"/>
+                          <w:szCs w:val="32"/>
+                        </w:rPr>
+                        <w:t xml:space="preserve"> 　＋</w:t>
                       </w:r>
                     </w:p>
                   </w:txbxContent>
@@ -801,7 +727,6 @@
       <w:pPr>
         <w:rPr>
           <w:rFonts w:ascii="ＭＳ ゴシック" w:eastAsia="ＭＳ ゴシック" w:hAnsi="ＭＳ ゴシック"/>
-          <w:color w:val="000000" w:themeColor="text1"/>
         </w:rPr>
       </w:pPr>
     </w:p>
@@ -809,19 +734,17 @@
       <w:pPr>
         <w:rPr>
           <w:rFonts w:ascii="ＭＳ ゴシック" w:eastAsia="ＭＳ ゴシック" w:hAnsi="ＭＳ ゴシック"/>
-          <w:color w:val="000000" w:themeColor="text1"/>
         </w:rPr>
       </w:pPr>
       <w:r>
         <w:rPr>
           <w:rFonts w:ascii="ＭＳ ゴシック" w:eastAsia="ＭＳ ゴシック" w:hAnsi="ＭＳ ゴシック"/>
           <w:noProof/>
-          <w:color w:val="000000" w:themeColor="text1"/>
         </w:rPr>
         <mc:AlternateContent>
           <mc:Choice Requires="wps">
             <w:drawing>
-              <wp:anchor distT="0" distB="0" distL="114300" distR="114300" simplePos="0" relativeHeight="251748352" behindDoc="0" locked="0" layoutInCell="1" allowOverlap="1" wp14:anchorId="2FA92C8A" wp14:editId="610908E5">
+              <wp:anchor distT="0" distB="0" distL="114300" distR="114300" simplePos="0" relativeHeight="251747328" behindDoc="0" locked="0" layoutInCell="1" allowOverlap="1" wp14:anchorId="78FC2EC1" wp14:editId="7D9AAD1A">
                 <wp:simplePos x="0" y="0"/>
                 <wp:positionH relativeFrom="column">
                   <wp:posOffset>463641</wp:posOffset>
@@ -886,7 +809,7 @@
           </mc:Choice>
           <mc:Fallback>
             <w:pict>
-              <v:oval w14:anchorId="7793E8E6" id="楕円 5" o:spid="_x0000_s1026" style="position:absolute;margin-left:36.5pt;margin-top:18pt;width:68.1pt;height:65.6pt;z-index:251748352;visibility:visible;mso-wrap-style:square;mso-width-percent:0;mso-height-percent:0;mso-wrap-distance-left:9pt;mso-wrap-distance-top:0;mso-wrap-distance-right:9pt;mso-wrap-distance-bottom:0;mso-position-horizontal:absolute;mso-position-horizontal-relative:text;mso-position-vertical:absolute;mso-position-vertical-relative:text;mso-width-percent:0;mso-height-percent:0;mso-width-relative:margin;mso-height-relative:margin;v-text-anchor:middle" o:gfxdata="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" strokecolor="#09101d [484]" strokeweight="1pt">
+              <v:oval w14:anchorId="4444FC06" id="楕円 5" o:spid="_x0000_s1026" style="position:absolute;margin-left:36.5pt;margin-top:18pt;width:68.1pt;height:65.6pt;z-index:251747328;visibility:visible;mso-wrap-style:square;mso-width-percent:0;mso-height-percent:0;mso-wrap-distance-left:9pt;mso-wrap-distance-top:0;mso-wrap-distance-right:9pt;mso-wrap-distance-bottom:0;mso-position-horizontal:absolute;mso-position-horizontal-relative:text;mso-position-vertical:absolute;mso-position-vertical-relative:text;mso-width-percent:0;mso-height-percent:0;mso-width-relative:margin;mso-height-relative:margin;v-text-anchor:middle" o:gfxdata="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" strokecolor="#09101d [484]" strokeweight="1pt">
                 <v:stroke joinstyle="miter"/>
               </v:oval>
             </w:pict>
@@ -897,12 +820,11 @@
         <w:rPr>
           <w:rFonts w:ascii="ＭＳ ゴシック" w:eastAsia="ＭＳ ゴシック" w:hAnsi="ＭＳ ゴシック"/>
           <w:noProof/>
-          <w:color w:val="000000" w:themeColor="text1"/>
         </w:rPr>
         <mc:AlternateContent>
           <mc:Choice Requires="wps">
             <w:drawing>
-              <wp:anchor distT="45720" distB="45720" distL="114300" distR="114300" simplePos="0" relativeHeight="251726848" behindDoc="0" locked="0" layoutInCell="1" allowOverlap="1" wp14:anchorId="2B78E994" wp14:editId="4F8E11AD">
+              <wp:anchor distT="45720" distB="45720" distL="114300" distR="114300" simplePos="0" relativeHeight="251743232" behindDoc="0" locked="0" layoutInCell="1" allowOverlap="1" wp14:anchorId="31EFBC8D" wp14:editId="55213BAC">
                 <wp:simplePos x="0" y="0"/>
                 <wp:positionH relativeFrom="margin">
                   <wp:posOffset>1745226</wp:posOffset>
@@ -1003,7 +925,7 @@
           </mc:Choice>
           <mc:Fallback>
             <w:pict>
-              <v:shape w14:anchorId="2B78E994" id="_x0000_s1028" type="#_x0000_t202" style="position:absolute;left:0;text-align:left;margin-left:137.4pt;margin-top:10.6pt;width:105pt;height:42.15pt;z-index:251726848;visibility:visible;mso-wrap-style:square;mso-width-percent:0;mso-height-percent:0;mso-wrap-distance-left:9pt;mso-wrap-distance-top:3.6pt;mso-wrap-distance-right:9pt;mso-wrap-distance-bottom:3.6pt;mso-position-horizontal:absolute;mso-position-horizontal-relative:margin;mso-position-vertical:absolute;mso-position-vertical-relative:text;mso-width-percent:0;mso-height-percent:0;mso-width-relative:margin;mso-height-relative:margin;v-text-anchor:top" o:gfxdata="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">
+              <v:shape w14:anchorId="31EFBC8D" id="_x0000_s1028" type="#_x0000_t202" style="position:absolute;left:0;text-align:left;margin-left:137.4pt;margin-top:10.6pt;width:105pt;height:42.15pt;z-index:251743232;visibility:visible;mso-wrap-style:square;mso-width-percent:0;mso-height-percent:0;mso-wrap-distance-left:9pt;mso-wrap-distance-top:3.6pt;mso-wrap-distance-right:9pt;mso-wrap-distance-bottom:3.6pt;mso-position-horizontal:absolute;mso-position-horizontal-relative:margin;mso-position-vertical:absolute;mso-position-vertical-relative:text;mso-width-percent:0;mso-height-percent:0;mso-width-relative:margin;mso-height-relative:margin;v-text-anchor:top" o:gfxdata="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">
                 <v:textbox>
                   <w:txbxContent>
                     <w:p>
@@ -1058,7 +980,6 @@
       <w:pPr>
         <w:rPr>
           <w:rFonts w:ascii="ＭＳ ゴシック" w:eastAsia="ＭＳ ゴシック" w:hAnsi="ＭＳ ゴシック"/>
-          <w:color w:val="000000" w:themeColor="text1"/>
         </w:rPr>
       </w:pPr>
     </w:p>
@@ -1066,7 +987,6 @@
       <w:pPr>
         <w:rPr>
           <w:rFonts w:ascii="ＭＳ ゴシック" w:eastAsia="ＭＳ ゴシック" w:hAnsi="ＭＳ ゴシック"/>
-          <w:color w:val="000000" w:themeColor="text1"/>
         </w:rPr>
       </w:pPr>
     </w:p>
@@ -1074,19 +994,17 @@
       <w:pPr>
         <w:rPr>
           <w:rFonts w:ascii="ＭＳ ゴシック" w:eastAsia="ＭＳ ゴシック" w:hAnsi="ＭＳ ゴシック"/>
-          <w:color w:val="000000" w:themeColor="text1"/>
         </w:rPr>
       </w:pPr>
       <w:r>
         <w:rPr>
           <w:rFonts w:ascii="ＭＳ ゴシック" w:eastAsia="ＭＳ ゴシック" w:hAnsi="ＭＳ ゴシック"/>
           <w:noProof/>
-          <w:color w:val="000000" w:themeColor="text1"/>
         </w:rPr>
         <mc:AlternateContent>
           <mc:Choice Requires="wps">
             <w:drawing>
-              <wp:anchor distT="45720" distB="45720" distL="114300" distR="114300" simplePos="0" relativeHeight="251750400" behindDoc="0" locked="0" layoutInCell="1" allowOverlap="1" wp14:anchorId="7ABDC892" wp14:editId="71948544">
+              <wp:anchor distT="45720" distB="45720" distL="114300" distR="114300" simplePos="0" relativeHeight="251748352" behindDoc="0" locked="0" layoutInCell="1" allowOverlap="1" wp14:anchorId="76FB1624" wp14:editId="198D490F">
                 <wp:simplePos x="0" y="0"/>
                 <wp:positionH relativeFrom="margin">
                   <wp:posOffset>2199778</wp:posOffset>
@@ -1130,7 +1048,6 @@
                               <w:spacing w:line="240" w:lineRule="exact"/>
                               <w:rPr>
                                 <w:rFonts w:ascii="ＭＳ ゴシック" w:eastAsia="ＭＳ ゴシック" w:hAnsi="ＭＳ ゴシック"/>
-                                <w:color w:val="000000" w:themeColor="text1"/>
                                 <w:sz w:val="16"/>
                                 <w:szCs w:val="16"/>
                               </w:rPr>
@@ -1138,7 +1055,6 @@
                             <w:r>
                               <w:rPr>
                                 <w:rFonts w:ascii="ＭＳ ゴシック" w:eastAsia="ＭＳ ゴシック" w:hAnsi="ＭＳ ゴシック"/>
-                                <w:color w:val="000000" w:themeColor="text1"/>
                                 <w:sz w:val="16"/>
                                 <w:szCs w:val="16"/>
                               </w:rPr>
@@ -1147,7 +1063,6 @@
                             <w:r>
                               <w:rPr>
                                 <w:rFonts w:ascii="ＭＳ ゴシック" w:eastAsia="ＭＳ ゴシック" w:hAnsi="ＭＳ ゴシック" w:hint="eastAsia"/>
-                                <w:color w:val="000000" w:themeColor="text1"/>
                                 <w:sz w:val="16"/>
                                 <w:szCs w:val="16"/>
                               </w:rPr>
@@ -1156,7 +1071,7 @@
                             <w:r>
                               <w:rPr>
                                 <w:rFonts w:ascii="ＭＳ ゴシック" w:eastAsia="ＭＳ ゴシック" w:hAnsi="ＭＳ ゴシック" w:hint="eastAsia"/>
-                                <w:color w:val="000000" w:themeColor="text1"/>
+                                <w:color w:val="FF0000"/>
                                 <w:sz w:val="16"/>
                                 <w:szCs w:val="16"/>
                               </w:rPr>
@@ -1165,7 +1080,7 @@
                             <w:r>
                               <w:rPr>
                                 <w:rFonts w:ascii="ＭＳ ゴシック" w:eastAsia="ＭＳ ゴシック" w:hAnsi="ＭＳ ゴシック"/>
-                                <w:color w:val="000000" w:themeColor="text1"/>
+                                <w:color w:val="FF0000"/>
                                 <w:sz w:val="16"/>
                                 <w:szCs w:val="16"/>
                               </w:rPr>
@@ -1191,7 +1106,7 @@
           </mc:Choice>
           <mc:Fallback>
             <w:pict>
-              <v:shape w14:anchorId="7ABDC892" id="_x0000_s1029" type="#_x0000_t202" style="position:absolute;left:0;text-align:left;margin-left:173.2pt;margin-top:3.1pt;width:91.4pt;height:26.5pt;z-index:251750400;visibility:visible;mso-wrap-style:square;mso-width-percent:0;mso-height-percent:0;mso-wrap-distance-left:9pt;mso-wrap-distance-top:3.6pt;mso-wrap-distance-right:9pt;mso-wrap-distance-bottom:3.6pt;mso-position-horizontal:absolute;mso-position-horizontal-relative:margin;mso-position-vertical:absolute;mso-position-vertical-relative:text;mso-width-percent:0;mso-height-percent:0;mso-width-relative:margin;mso-height-relative:margin;v-text-anchor:top" o:gfxdata="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" filled="f" stroked="f">
+              <v:shape w14:anchorId="76FB1624" id="_x0000_s1029" type="#_x0000_t202" style="position:absolute;left:0;text-align:left;margin-left:173.2pt;margin-top:3.1pt;width:91.4pt;height:26.5pt;z-index:251748352;visibility:visible;mso-wrap-style:square;mso-width-percent:0;mso-height-percent:0;mso-wrap-distance-left:9pt;mso-wrap-distance-top:3.6pt;mso-wrap-distance-right:9pt;mso-wrap-distance-bottom:3.6pt;mso-position-horizontal:absolute;mso-position-horizontal-relative:margin;mso-position-vertical:absolute;mso-position-vertical-relative:text;mso-width-percent:0;mso-height-percent:0;mso-width-relative:margin;mso-height-relative:margin;v-text-anchor:top" o:gfxdata="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" filled="f" stroked="f">
                 <v:textbox>
                   <w:txbxContent>
                     <w:p>
@@ -1199,7 +1114,6 @@
                         <w:spacing w:line="240" w:lineRule="exact"/>
                         <w:rPr>
                           <w:rFonts w:ascii="ＭＳ ゴシック" w:eastAsia="ＭＳ ゴシック" w:hAnsi="ＭＳ ゴシック"/>
-                          <w:color w:val="000000" w:themeColor="text1"/>
                           <w:sz w:val="16"/>
                           <w:szCs w:val="16"/>
                         </w:rPr>
@@ -1207,7 +1121,6 @@
                       <w:r>
                         <w:rPr>
                           <w:rFonts w:ascii="ＭＳ ゴシック" w:eastAsia="ＭＳ ゴシック" w:hAnsi="ＭＳ ゴシック"/>
-                          <w:color w:val="000000" w:themeColor="text1"/>
                           <w:sz w:val="16"/>
                           <w:szCs w:val="16"/>
                         </w:rPr>
@@ -1216,7 +1129,6 @@
                       <w:r>
                         <w:rPr>
                           <w:rFonts w:ascii="ＭＳ ゴシック" w:eastAsia="ＭＳ ゴシック" w:hAnsi="ＭＳ ゴシック" w:hint="eastAsia"/>
-                          <w:color w:val="000000" w:themeColor="text1"/>
                           <w:sz w:val="16"/>
                           <w:szCs w:val="16"/>
                         </w:rPr>
@@ -1225,7 +1137,7 @@
                       <w:r>
                         <w:rPr>
                           <w:rFonts w:ascii="ＭＳ ゴシック" w:eastAsia="ＭＳ ゴシック" w:hAnsi="ＭＳ ゴシック" w:hint="eastAsia"/>
-                          <w:color w:val="000000" w:themeColor="text1"/>
+                          <w:color w:val="FF0000"/>
                           <w:sz w:val="16"/>
                           <w:szCs w:val="16"/>
                         </w:rPr>
@@ -1234,7 +1146,7 @@
                       <w:r>
                         <w:rPr>
                           <w:rFonts w:ascii="ＭＳ ゴシック" w:eastAsia="ＭＳ ゴシック" w:hAnsi="ＭＳ ゴシック"/>
-                          <w:color w:val="000000" w:themeColor="text1"/>
+                          <w:color w:val="FF0000"/>
                           <w:sz w:val="16"/>
                           <w:szCs w:val="16"/>
                         </w:rPr>
@@ -1253,12 +1165,11 @@
         <w:rPr>
           <w:rFonts w:ascii="ＭＳ ゴシック" w:eastAsia="ＭＳ ゴシック" w:hAnsi="ＭＳ ゴシック"/>
           <w:noProof/>
-          <w:color w:val="000000" w:themeColor="text1"/>
         </w:rPr>
         <mc:AlternateContent>
           <mc:Choice Requires="wps">
             <w:drawing>
-              <wp:anchor distT="45720" distB="45720" distL="114300" distR="114300" simplePos="0" relativeHeight="251754496" behindDoc="0" locked="0" layoutInCell="1" allowOverlap="1" wp14:anchorId="142776E6" wp14:editId="7170CA11">
+              <wp:anchor distT="45720" distB="45720" distL="114300" distR="114300" simplePos="0" relativeHeight="251750400" behindDoc="0" locked="0" layoutInCell="1" allowOverlap="1" wp14:anchorId="5C38802A" wp14:editId="7E99C28A">
                 <wp:simplePos x="0" y="0"/>
                 <wp:positionH relativeFrom="margin">
                   <wp:posOffset>1308326</wp:posOffset>
@@ -1342,7 +1253,7 @@
           </mc:Choice>
           <mc:Fallback>
             <w:pict>
-              <v:shape w14:anchorId="142776E6" id="_x0000_s1030" type="#_x0000_t202" style="position:absolute;left:0;text-align:left;margin-left:103pt;margin-top:13.85pt;width:46.9pt;height:26.5pt;z-index:251754496;visibility:visible;mso-wrap-style:square;mso-width-percent:0;mso-height-percent:0;mso-wrap-distance-left:9pt;mso-wrap-distance-top:3.6pt;mso-wrap-distance-right:9pt;mso-wrap-distance-bottom:3.6pt;mso-position-horizontal:absolute;mso-position-horizontal-relative:margin;mso-position-vertical:absolute;mso-position-vertical-relative:text;mso-width-percent:0;mso-height-percent:0;mso-width-relative:margin;mso-height-relative:margin;v-text-anchor:top" o:gfxdata="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" filled="f" stroked="f">
+              <v:shape w14:anchorId="5C38802A" id="_x0000_s1030" type="#_x0000_t202" style="position:absolute;left:0;text-align:left;margin-left:103pt;margin-top:13.85pt;width:46.9pt;height:26.5pt;z-index:251750400;visibility:visible;mso-wrap-style:square;mso-width-percent:0;mso-height-percent:0;mso-wrap-distance-left:9pt;mso-wrap-distance-top:3.6pt;mso-wrap-distance-right:9pt;mso-wrap-distance-bottom:3.6pt;mso-position-horizontal:absolute;mso-position-horizontal-relative:margin;mso-position-vertical:absolute;mso-position-vertical-relative:text;mso-width-percent:0;mso-height-percent:0;mso-width-relative:margin;mso-height-relative:margin;v-text-anchor:top" o:gfxdata="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" filled="f" stroked="f">
                 <v:textbox>
                   <w:txbxContent>
                     <w:p>
@@ -1383,12 +1294,11 @@
         <w:rPr>
           <w:rFonts w:ascii="ＭＳ ゴシック" w:eastAsia="ＭＳ ゴシック" w:hAnsi="ＭＳ ゴシック"/>
           <w:noProof/>
-          <w:color w:val="000000" w:themeColor="text1"/>
         </w:rPr>
         <mc:AlternateContent>
           <mc:Choice Requires="wps">
             <w:drawing>
-              <wp:anchor distT="0" distB="0" distL="114300" distR="114300" simplePos="0" relativeHeight="251744256" behindDoc="0" locked="0" layoutInCell="1" allowOverlap="1" wp14:anchorId="7601F772" wp14:editId="654C9C4E">
+              <wp:anchor distT="0" distB="0" distL="114300" distR="114300" simplePos="0" relativeHeight="251745280" behindDoc="0" locked="0" layoutInCell="1" allowOverlap="1" wp14:anchorId="6BC92EED" wp14:editId="201A319C">
                 <wp:simplePos x="0" y="0"/>
                 <wp:positionH relativeFrom="column">
                   <wp:posOffset>2114327</wp:posOffset>
@@ -1447,7 +1357,7 @@
           </mc:Choice>
           <mc:Fallback>
             <w:pict>
-              <v:oval w14:anchorId="12888AA3" id="楕円 3" o:spid="_x0000_s1026" style="position:absolute;margin-left:166.5pt;margin-top:10.15pt;width:10.3pt;height:10.7pt;z-index:251744256;visibility:visible;mso-wrap-style:square;mso-width-percent:0;mso-wrap-distance-left:9pt;mso-wrap-distance-top:0;mso-wrap-distance-right:9pt;mso-wrap-distance-bottom:0;mso-position-horizontal:absolute;mso-position-horizontal-relative:text;mso-position-vertical:absolute;mso-position-vertical-relative:text;mso-width-percent:0;mso-width-relative:margin;v-text-anchor:middle" o:gfxdata="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" fillcolor="#4472c4 [3204]" strokecolor="#09101d [484]" strokeweight="1pt">
+              <v:oval w14:anchorId="760C32A6" id="楕円 3" o:spid="_x0000_s1026" style="position:absolute;margin-left:166.5pt;margin-top:10.15pt;width:10.3pt;height:10.7pt;z-index:251745280;visibility:visible;mso-wrap-style:square;mso-width-percent:0;mso-wrap-distance-left:9pt;mso-wrap-distance-top:0;mso-wrap-distance-right:9pt;mso-wrap-distance-bottom:0;mso-position-horizontal:absolute;mso-position-horizontal-relative:text;mso-position-vertical:absolute;mso-position-vertical-relative:text;mso-width-percent:0;mso-width-relative:margin;v-text-anchor:middle" o:gfxdata="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" fillcolor="#4472c4 [3204]" strokecolor="#09101d [484]" strokeweight="1pt">
                 <v:stroke joinstyle="miter"/>
               </v:oval>
             </w:pict>
@@ -1459,19 +1369,17 @@
       <w:pPr>
         <w:rPr>
           <w:rFonts w:ascii="ＭＳ ゴシック" w:eastAsia="ＭＳ ゴシック" w:hAnsi="ＭＳ ゴシック"/>
-          <w:color w:val="000000" w:themeColor="text1"/>
         </w:rPr>
       </w:pPr>
       <w:r>
         <w:rPr>
           <w:rFonts w:ascii="ＭＳ ゴシック" w:eastAsia="ＭＳ ゴシック" w:hAnsi="ＭＳ ゴシック"/>
           <w:noProof/>
-          <w:color w:val="000000" w:themeColor="text1"/>
         </w:rPr>
         <mc:AlternateContent>
           <mc:Choice Requires="wps">
             <w:drawing>
-              <wp:anchor distT="45720" distB="45720" distL="114300" distR="114300" simplePos="0" relativeHeight="251752448" behindDoc="0" locked="0" layoutInCell="1" allowOverlap="1" wp14:anchorId="02A2DC8B" wp14:editId="170C9AA9">
+              <wp:anchor distT="45720" distB="45720" distL="114300" distR="114300" simplePos="0" relativeHeight="251749376" behindDoc="0" locked="0" layoutInCell="1" allowOverlap="1" wp14:anchorId="27EDFCB9" wp14:editId="700510E2">
                 <wp:simplePos x="0" y="0"/>
                 <wp:positionH relativeFrom="margin">
                   <wp:posOffset>2199777</wp:posOffset>
@@ -1515,7 +1423,7 @@
                               <w:spacing w:line="240" w:lineRule="exact"/>
                               <w:rPr>
                                 <w:rFonts w:ascii="ＭＳ ゴシック" w:eastAsia="ＭＳ ゴシック" w:hAnsi="ＭＳ ゴシック"/>
-                                <w:color w:val="000000" w:themeColor="text1"/>
+                                <w:color w:val="FF0000"/>
                                 <w:sz w:val="16"/>
                                 <w:szCs w:val="16"/>
                               </w:rPr>
@@ -1523,34 +1431,25 @@
                             <w:r>
                               <w:rPr>
                                 <w:rFonts w:ascii="ＭＳ ゴシック" w:eastAsia="ＭＳ ゴシック" w:hAnsi="ＭＳ ゴシック" w:hint="eastAsia"/>
-                                <w:color w:val="000000" w:themeColor="text1"/>
+                                <w:color w:val="FF0000"/>
                                 <w:sz w:val="16"/>
                                 <w:szCs w:val="16"/>
                               </w:rPr>
-                              <w:t>電源</w:t>
-                            </w:r>
-                            <w:r>
-                              <w:rPr>
-                                <w:rFonts w:ascii="ＭＳ ゴシック" w:eastAsia="ＭＳ ゴシック" w:hAnsi="ＭＳ ゴシック" w:hint="eastAsia"/>
-                                <w:color w:val="000000" w:themeColor="text1"/>
+                              <w:t>電源ON</w:t>
+                            </w:r>
+                            <w:r>
+                              <w:rPr>
+                                <w:rFonts w:ascii="ＭＳ ゴシック" w:eastAsia="ＭＳ ゴシック" w:hAnsi="ＭＳ ゴシック"/>
+                                <w:color w:val="FF0000"/>
                                 <w:sz w:val="16"/>
                                 <w:szCs w:val="16"/>
                               </w:rPr>
-                              <w:t>ON</w:t>
-                            </w:r>
-                            <w:r>
-                              <w:rPr>
-                                <w:rFonts w:ascii="ＭＳ ゴシック" w:eastAsia="ＭＳ ゴシック" w:hAnsi="ＭＳ ゴシック"/>
-                                <w:color w:val="000000" w:themeColor="text1"/>
-                                <w:sz w:val="16"/>
-                                <w:szCs w:val="16"/>
-                              </w:rPr>
                               <w:t xml:space="preserve"> </w:t>
                             </w:r>
                             <w:r>
                               <w:rPr>
                                 <w:rFonts w:ascii="ＭＳ ゴシック" w:eastAsia="ＭＳ ゴシック" w:hAnsi="ＭＳ ゴシック" w:hint="eastAsia"/>
-                                <w:color w:val="000000" w:themeColor="text1"/>
+                                <w:color w:val="FF0000"/>
                                 <w:sz w:val="16"/>
                                 <w:szCs w:val="16"/>
                               </w:rPr>
@@ -1576,7 +1475,7 @@
           </mc:Choice>
           <mc:Fallback>
             <w:pict>
-              <v:shape w14:anchorId="02A2DC8B" id="_x0000_s1031" type="#_x0000_t202" style="position:absolute;left:0;text-align:left;margin-left:173.2pt;margin-top:7.95pt;width:85.75pt;height:26.5pt;z-index:251752448;visibility:visible;mso-wrap-style:square;mso-width-percent:0;mso-height-percent:0;mso-wrap-distance-left:9pt;mso-wrap-distance-top:3.6pt;mso-wrap-distance-right:9pt;mso-wrap-distance-bottom:3.6pt;mso-position-horizontal:absolute;mso-position-horizontal-relative:margin;mso-position-vertical:absolute;mso-position-vertical-relative:text;mso-width-percent:0;mso-height-percent:0;mso-width-relative:margin;mso-height-relative:margin;v-text-anchor:top" o:gfxdata="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" filled="f" stroked="f">
+              <v:shape w14:anchorId="27EDFCB9" id="_x0000_s1031" type="#_x0000_t202" style="position:absolute;left:0;text-align:left;margin-left:173.2pt;margin-top:7.95pt;width:85.75pt;height:26.5pt;z-index:251749376;visibility:visible;mso-wrap-style:square;mso-width-percent:0;mso-height-percent:0;mso-wrap-distance-left:9pt;mso-wrap-distance-top:3.6pt;mso-wrap-distance-right:9pt;mso-wrap-distance-bottom:3.6pt;mso-position-horizontal:absolute;mso-position-horizontal-relative:margin;mso-position-vertical:absolute;mso-position-vertical-relative:text;mso-width-percent:0;mso-height-percent:0;mso-width-relative:margin;mso-height-relative:margin;v-text-anchor:top" o:gfxdata="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" filled="f" stroked="f">
                 <v:textbox>
                   <w:txbxContent>
                     <w:p>
@@ -1584,7 +1483,7 @@
                         <w:spacing w:line="240" w:lineRule="exact"/>
                         <w:rPr>
                           <w:rFonts w:ascii="ＭＳ ゴシック" w:eastAsia="ＭＳ ゴシック" w:hAnsi="ＭＳ ゴシック"/>
-                          <w:color w:val="000000" w:themeColor="text1"/>
+                          <w:color w:val="FF0000"/>
                           <w:sz w:val="16"/>
                           <w:szCs w:val="16"/>
                         </w:rPr>
@@ -1592,34 +1491,25 @@
                       <w:r>
                         <w:rPr>
                           <w:rFonts w:ascii="ＭＳ ゴシック" w:eastAsia="ＭＳ ゴシック" w:hAnsi="ＭＳ ゴシック" w:hint="eastAsia"/>
-                          <w:color w:val="000000" w:themeColor="text1"/>
+                          <w:color w:val="FF0000"/>
                           <w:sz w:val="16"/>
                           <w:szCs w:val="16"/>
                         </w:rPr>
-                        <w:t>電源</w:t>
-                      </w:r>
-                      <w:r>
-                        <w:rPr>
-                          <w:rFonts w:ascii="ＭＳ ゴシック" w:eastAsia="ＭＳ ゴシック" w:hAnsi="ＭＳ ゴシック" w:hint="eastAsia"/>
-                          <w:color w:val="000000" w:themeColor="text1"/>
+                        <w:t>電源ON</w:t>
+                      </w:r>
+                      <w:r>
+                        <w:rPr>
+                          <w:rFonts w:ascii="ＭＳ ゴシック" w:eastAsia="ＭＳ ゴシック" w:hAnsi="ＭＳ ゴシック"/>
+                          <w:color w:val="FF0000"/>
                           <w:sz w:val="16"/>
                           <w:szCs w:val="16"/>
                         </w:rPr>
-                        <w:t>ON</w:t>
-                      </w:r>
-                      <w:r>
-                        <w:rPr>
-                          <w:rFonts w:ascii="ＭＳ ゴシック" w:eastAsia="ＭＳ ゴシック" w:hAnsi="ＭＳ ゴシック"/>
-                          <w:color w:val="000000" w:themeColor="text1"/>
-                          <w:sz w:val="16"/>
-                          <w:szCs w:val="16"/>
-                        </w:rPr>
                         <w:t xml:space="preserve"> </w:t>
                       </w:r>
                       <w:r>
                         <w:rPr>
                           <w:rFonts w:ascii="ＭＳ ゴシック" w:eastAsia="ＭＳ ゴシック" w:hAnsi="ＭＳ ゴシック" w:hint="eastAsia"/>
-                          <w:color w:val="000000" w:themeColor="text1"/>
+                          <w:color w:val="FF0000"/>
                           <w:sz w:val="16"/>
                           <w:szCs w:val="16"/>
                         </w:rPr>
@@ -1638,12 +1528,11 @@
         <w:rPr>
           <w:rFonts w:ascii="ＭＳ ゴシック" w:eastAsia="ＭＳ ゴシック" w:hAnsi="ＭＳ ゴシック"/>
           <w:noProof/>
-          <w:color w:val="000000" w:themeColor="text1"/>
         </w:rPr>
         <mc:AlternateContent>
           <mc:Choice Requires="wps">
             <w:drawing>
-              <wp:anchor distT="0" distB="0" distL="114300" distR="114300" simplePos="0" relativeHeight="251756544" behindDoc="0" locked="0" layoutInCell="1" allowOverlap="1" wp14:anchorId="1FB84947" wp14:editId="3C4B226B">
+              <wp:anchor distT="0" distB="0" distL="114300" distR="114300" simplePos="0" relativeHeight="251751424" behindDoc="0" locked="0" layoutInCell="1" allowOverlap="1" wp14:anchorId="0D65997A" wp14:editId="0DBD9C0A">
                 <wp:simplePos x="0" y="0"/>
                 <wp:positionH relativeFrom="column">
                   <wp:posOffset>2113336</wp:posOffset>
@@ -1705,7 +1594,7 @@
           </mc:Choice>
           <mc:Fallback>
             <w:pict>
-              <v:oval w14:anchorId="5314F853" id="楕円 3" o:spid="_x0000_s1026" style="position:absolute;margin-left:166.4pt;margin-top:14.5pt;width:10.3pt;height:10.7pt;z-index:251756544;visibility:visible;mso-wrap-style:square;mso-width-percent:0;mso-height-percent:0;mso-wrap-distance-left:9pt;mso-wrap-distance-top:0;mso-wrap-distance-right:9pt;mso-wrap-distance-bottom:0;mso-position-horizontal:absolute;mso-position-horizontal-relative:text;mso-position-vertical:absolute;mso-position-vertical-relative:text;mso-width-percent:0;mso-height-percent:0;mso-width-relative:margin;mso-height-relative:margin;v-text-anchor:middle" o:gfxdata="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" fillcolor="#4472c4 [3204]" strokecolor="#09101d [484]" strokeweight="1pt">
+              <v:oval w14:anchorId="1DCF693D" id="楕円 3" o:spid="_x0000_s1026" style="position:absolute;margin-left:166.4pt;margin-top:14.5pt;width:10.3pt;height:10.7pt;z-index:251751424;visibility:visible;mso-wrap-style:square;mso-width-percent:0;mso-height-percent:0;mso-wrap-distance-left:9pt;mso-wrap-distance-top:0;mso-wrap-distance-right:9pt;mso-wrap-distance-bottom:0;mso-position-horizontal:absolute;mso-position-horizontal-relative:text;mso-position-vertical:absolute;mso-position-vertical-relative:text;mso-width-percent:0;mso-height-percent:0;mso-width-relative:margin;mso-height-relative:margin;v-text-anchor:middle" o:gfxdata="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" fillcolor="#4472c4 [3204]" strokecolor="#09101d [484]" strokeweight="1pt">
                 <v:stroke joinstyle="miter"/>
               </v:oval>
             </w:pict>
@@ -1716,12 +1605,11 @@
         <w:rPr>
           <w:rFonts w:ascii="ＭＳ ゴシック" w:eastAsia="ＭＳ ゴシック" w:hAnsi="ＭＳ ゴシック"/>
           <w:noProof/>
-          <w:color w:val="000000" w:themeColor="text1"/>
         </w:rPr>
         <mc:AlternateContent>
           <mc:Choice Requires="wps">
             <w:drawing>
-              <wp:anchor distT="0" distB="0" distL="114300" distR="114300" simplePos="0" relativeHeight="251746304" behindDoc="0" locked="0" layoutInCell="1" allowOverlap="1" wp14:anchorId="4ECA6D19" wp14:editId="44056E8F">
+              <wp:anchor distT="0" distB="0" distL="114300" distR="114300" simplePos="0" relativeHeight="251746304" behindDoc="0" locked="0" layoutInCell="1" allowOverlap="1" wp14:anchorId="3E17E062" wp14:editId="3507E4A5">
                 <wp:simplePos x="0" y="0"/>
                 <wp:positionH relativeFrom="column">
                   <wp:posOffset>1413684</wp:posOffset>
@@ -1780,7 +1668,7 @@
           </mc:Choice>
           <mc:Fallback>
             <w:pict>
-              <v:oval w14:anchorId="27EECFC4" id="楕円 3" o:spid="_x0000_s1026" style="position:absolute;margin-left:111.3pt;margin-top:14.75pt;width:10.65pt;height:10.7pt;z-index:251746304;visibility:visible;mso-wrap-style:square;mso-width-percent:0;mso-wrap-distance-left:9pt;mso-wrap-distance-top:0;mso-wrap-distance-right:9pt;mso-wrap-distance-bottom:0;mso-position-horizontal:absolute;mso-position-horizontal-relative:text;mso-position-vertical:absolute;mso-position-vertical-relative:text;mso-width-percent:0;mso-width-relative:margin;v-text-anchor:middle" o:gfxdata="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" fillcolor="#4472c4 [3204]" strokecolor="#09101d [484]" strokeweight="1pt">
+              <v:oval w14:anchorId="44162C92" id="楕円 3" o:spid="_x0000_s1026" style="position:absolute;margin-left:111.3pt;margin-top:14.75pt;width:10.65pt;height:10.7pt;z-index:251746304;visibility:visible;mso-wrap-style:square;mso-width-percent:0;mso-wrap-distance-left:9pt;mso-wrap-distance-top:0;mso-wrap-distance-right:9pt;mso-wrap-distance-bottom:0;mso-position-horizontal:absolute;mso-position-horizontal-relative:text;mso-position-vertical:absolute;mso-position-vertical-relative:text;mso-width-percent:0;mso-width-relative:margin;v-text-anchor:middle" o:gfxdata="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" fillcolor="#4472c4 [3204]" strokecolor="#09101d [484]" strokeweight="1pt">
                 <v:stroke joinstyle="miter"/>
               </v:oval>
             </w:pict>
@@ -1792,7 +1680,6 @@
       <w:pPr>
         <w:rPr>
           <w:rFonts w:ascii="ＭＳ ゴシック" w:eastAsia="ＭＳ ゴシック" w:hAnsi="ＭＳ ゴシック"/>
-          <w:color w:val="000000" w:themeColor="text1"/>
         </w:rPr>
       </w:pPr>
     </w:p>
@@ -1800,7 +1687,6 @@
       <w:pPr>
         <w:rPr>
           <w:rFonts w:ascii="ＭＳ ゴシック" w:eastAsia="ＭＳ ゴシック" w:hAnsi="ＭＳ ゴシック"/>
-          <w:color w:val="000000" w:themeColor="text1"/>
         </w:rPr>
       </w:pPr>
     </w:p>
@@ -1808,303 +1694,147 @@
       <w:pPr>
         <w:rPr>
           <w:rFonts w:ascii="ＭＳ ゴシック" w:eastAsia="ＭＳ ゴシック" w:hAnsi="ＭＳ ゴシック"/>
-          <w:color w:val="000000" w:themeColor="text1"/>
         </w:rPr>
       </w:pPr>
+    </w:p>
+    <w:p>
+      <w:pPr>
+        <w:rPr>
+          <w:rFonts w:ascii="ＭＳ ゴシック" w:eastAsia="ＭＳ ゴシック" w:hAnsi="ＭＳ ゴシック"/>
+        </w:rPr>
+      </w:pPr>
       <w:r>
         <w:rPr>
           <w:rFonts w:ascii="ＭＳ ゴシック" w:eastAsia="ＭＳ ゴシック" w:hAnsi="ＭＳ ゴシック" w:hint="eastAsia"/>
-          <w:color w:val="000000" w:themeColor="text1"/>
         </w:rPr>
         <w:t>■製品仕様</w:t>
       </w:r>
     </w:p>
     <w:p>
-      <w:pPr>
-        <w:rPr>
-          <w:color w:val="000000" w:themeColor="text1"/>
-        </w:rPr>
-      </w:pPr>
-      <w:r>
-        <w:rPr>
-          <w:rFonts w:hint="eastAsia"/>
-          <w:color w:val="000000" w:themeColor="text1"/>
+      <w:r>
+        <w:rPr>
+          <w:rFonts w:hint="eastAsia"/>
         </w:rPr>
         <w:t>・速度測定機能。タイヤにローラーをあてることで時速測定、表示します。</w:t>
       </w:r>
     </w:p>
     <w:p>
-      <w:pPr>
-        <w:rPr>
-          <w:color w:val="000000" w:themeColor="text1"/>
-        </w:rPr>
-      </w:pPr>
-      <w:r>
-        <w:rPr>
-          <w:rFonts w:hint="eastAsia"/>
-          <w:color w:val="000000" w:themeColor="text1"/>
+      <w:r>
+        <w:rPr>
+          <w:rFonts w:hint="eastAsia"/>
         </w:rPr>
         <w:t>・磁力測定機能。ミニ四駆用のモーターの磁力測定できます。</w:t>
       </w:r>
     </w:p>
     <w:p>
-      <w:pPr>
-        <w:rPr>
-          <w:color w:val="000000" w:themeColor="text1"/>
-        </w:rPr>
-      </w:pPr>
-      <w:r>
-        <w:rPr>
-          <w:rFonts w:hint="eastAsia"/>
-          <w:color w:val="000000" w:themeColor="text1"/>
+      <w:r>
+        <w:rPr>
+          <w:rFonts w:hint="eastAsia"/>
         </w:rPr>
         <w:t>・モーター回転数演算機能。設定されたギア比、タイヤ径でのモーター回転数を演算します。</w:t>
       </w:r>
     </w:p>
-    <w:p>
-      <w:pPr>
-        <w:rPr>
-          <w:color w:val="000000" w:themeColor="text1"/>
-        </w:rPr>
-      </w:pPr>
-      <w:r>
-        <w:rPr>
-          <w:rFonts w:hint="eastAsia"/>
-          <w:color w:val="000000" w:themeColor="text1"/>
-        </w:rPr>
-        <w:t xml:space="preserve">・電圧測定範囲：約1.5V~3.3V　</w:t>
-      </w:r>
-    </w:p>
-    <w:p>
-      <w:pPr>
-        <w:rPr>
-          <w:color w:val="000000" w:themeColor="text1"/>
-        </w:rPr>
-      </w:pPr>
-      <w:r>
-        <w:rPr>
-          <w:color w:val="000000" w:themeColor="text1"/>
-        </w:rPr>
+    <w:p/>
+    <w:p>
+      <w:r>
+        <w:rPr>
+          <w:rFonts w:hint="eastAsia"/>
+        </w:rPr>
+        <w:t>■マルチチェッカーの使い方（電源ＯＮ）</w:t>
+      </w:r>
+    </w:p>
+    <w:p>
+      <w:r>
+        <w:rPr>
+          <w:rFonts w:hint="eastAsia"/>
+        </w:rPr>
+        <w:t>単4電池入れて電源スイッチを押してください電源ONします。</w:t>
+      </w:r>
+    </w:p>
+    <w:p>
+      <w:r>
+        <w:rPr>
+          <w:rFonts w:hint="eastAsia"/>
+        </w:rPr>
+        <w:t>使用後はS</w:t>
+      </w:r>
+      <w:r>
+        <w:t>W1</w:t>
+      </w:r>
+      <w:r>
+        <w:rPr>
+          <w:rFonts w:hint="eastAsia"/>
+        </w:rPr>
+        <w:t>を長押ししてください。OFFします。</w:t>
+      </w:r>
+      <w:r>
         <w:br/>
       </w:r>
       <w:r>
         <w:rPr>
           <w:rFonts w:hint="eastAsia"/>
-          <w:color w:val="000000" w:themeColor="text1"/>
-        </w:rPr>
-        <w:t>■</w:t>
-      </w:r>
-      <w:r>
-        <w:rPr>
-          <w:rFonts w:hint="eastAsia"/>
-          <w:color w:val="000000" w:themeColor="text1"/>
-        </w:rPr>
-        <w:t>マルチ</w:t>
-      </w:r>
-      <w:r>
-        <w:rPr>
-          <w:rFonts w:hint="eastAsia"/>
-          <w:color w:val="000000" w:themeColor="text1"/>
-        </w:rPr>
-        <w:t>チェッカーの使い方</w:t>
-      </w:r>
-      <w:r>
-        <w:rPr>
-          <w:rFonts w:hint="eastAsia"/>
-          <w:color w:val="000000" w:themeColor="text1"/>
-        </w:rPr>
-        <w:t>（電源</w:t>
-      </w:r>
-      <w:r>
-        <w:rPr>
-          <w:rFonts w:hint="eastAsia"/>
-          <w:color w:val="000000" w:themeColor="text1"/>
-        </w:rPr>
-        <w:t>操作</w:t>
-      </w:r>
-      <w:r>
-        <w:rPr>
-          <w:rFonts w:hint="eastAsia"/>
-          <w:color w:val="000000" w:themeColor="text1"/>
-        </w:rPr>
-        <w:t>）</w:t>
-      </w:r>
-    </w:p>
-    <w:p>
-      <w:pPr>
-        <w:rPr>
-          <w:color w:val="000000" w:themeColor="text1"/>
-        </w:rPr>
-      </w:pPr>
-      <w:r>
-        <w:rPr>
-          <w:rFonts w:hint="eastAsia"/>
-          <w:color w:val="000000" w:themeColor="text1"/>
-        </w:rPr>
-        <w:t>電池入れて</w:t>
-      </w:r>
-      <w:r>
-        <w:rPr>
-          <w:rFonts w:hint="eastAsia"/>
-          <w:color w:val="000000" w:themeColor="text1"/>
-        </w:rPr>
-        <w:t>電源</w:t>
-      </w:r>
-      <w:r>
-        <w:rPr>
-          <w:rFonts w:hint="eastAsia"/>
-          <w:color w:val="000000" w:themeColor="text1"/>
-        </w:rPr>
-        <w:t>スイッチ</w:t>
-      </w:r>
-      <w:r>
-        <w:rPr>
-          <w:rFonts w:hint="eastAsia"/>
-          <w:color w:val="000000" w:themeColor="text1"/>
-        </w:rPr>
-        <w:t>を押してください電源</w:t>
-      </w:r>
-      <w:r>
-        <w:rPr>
-          <w:rFonts w:hint="eastAsia"/>
-          <w:color w:val="000000" w:themeColor="text1"/>
-        </w:rPr>
-        <w:t>ONします。</w:t>
-      </w:r>
-    </w:p>
-    <w:p>
-      <w:pPr>
-        <w:rPr>
-          <w:color w:val="000000" w:themeColor="text1"/>
-        </w:rPr>
-      </w:pPr>
-      <w:r>
-        <w:rPr>
-          <w:rFonts w:hint="eastAsia"/>
-          <w:color w:val="000000" w:themeColor="text1"/>
-        </w:rPr>
-        <w:t>使用後は</w:t>
-      </w:r>
-      <w:r>
-        <w:rPr>
-          <w:rFonts w:hint="eastAsia"/>
-          <w:color w:val="000000" w:themeColor="text1"/>
-        </w:rPr>
-        <w:t>S</w:t>
-      </w:r>
-      <w:r>
-        <w:rPr>
-          <w:color w:val="000000" w:themeColor="text1"/>
-        </w:rPr>
-        <w:t>W1</w:t>
-      </w:r>
-      <w:r>
-        <w:rPr>
-          <w:rFonts w:hint="eastAsia"/>
-          <w:color w:val="000000" w:themeColor="text1"/>
-        </w:rPr>
-        <w:t>を長押ししてください。OFFします。</w:t>
-      </w:r>
-      <w:r>
-        <w:rPr>
-          <w:color w:val="000000" w:themeColor="text1"/>
-        </w:rPr>
+        </w:rPr>
+        <w:t>また、操作無しの状態が一定時間継続すると電源OFFします。</w:t>
+      </w:r>
+      <w:r>
         <w:br/>
       </w:r>
       <w:r>
         <w:rPr>
           <w:rFonts w:hint="eastAsia"/>
-          <w:color w:val="000000" w:themeColor="text1"/>
-        </w:rPr>
-        <w:t>また、操作無しの状態が一定時間継続すると電源OFFします。</w:t>
-      </w:r>
-      <w:r>
-        <w:rPr>
-          <w:color w:val="000000" w:themeColor="text1"/>
-        </w:rPr>
-        <w:br/>
-      </w:r>
-      <w:r>
-        <w:rPr>
-          <w:rFonts w:hint="eastAsia"/>
-          <w:color w:val="000000" w:themeColor="text1"/>
         </w:rPr>
         <w:t>時間設定については別途記載しています。</w:t>
       </w:r>
     </w:p>
-    <w:p>
-      <w:pPr>
-        <w:rPr>
-          <w:color w:val="000000" w:themeColor="text1"/>
-        </w:rPr>
-      </w:pPr>
-      <w:r>
-        <w:rPr>
-          <w:color w:val="000000" w:themeColor="text1"/>
-        </w:rPr>
-        <w:br/>
-      </w:r>
-      <w:r>
-        <w:rPr>
-          <w:rFonts w:hint="eastAsia"/>
-          <w:color w:val="000000" w:themeColor="text1"/>
-        </w:rPr>
-        <w:t>電池はアルカリ、マンガン、ニッケル水素などの一般的は電池で動作します。</w:t>
-      </w:r>
-    </w:p>
-    <w:p>
-      <w:pPr>
-        <w:rPr>
-          <w:color w:val="000000" w:themeColor="text1"/>
-        </w:rPr>
-      </w:pPr>
-      <w:r>
-        <w:rPr>
-          <w:rFonts w:hint="eastAsia"/>
-          <w:color w:val="000000" w:themeColor="text1"/>
+    <w:p/>
+    <w:p>
+      <w:r>
+        <w:rPr>
+          <w:rFonts w:hint="eastAsia"/>
+        </w:rPr>
+        <w:t>単4電池はアルカリ、マンガン、ニッケル水素などの一般的は電池で動作します。</w:t>
+      </w:r>
+    </w:p>
+    <w:p>
+      <w:r>
+        <w:rPr>
+          <w:rFonts w:hint="eastAsia"/>
         </w:rPr>
         <w:t>マイコンの</w:t>
       </w:r>
       <w:r>
         <w:rPr>
           <w:rFonts w:hint="eastAsia"/>
-          <w:color w:val="000000" w:themeColor="text1"/>
         </w:rPr>
         <w:t>USB</w:t>
       </w:r>
       <w:r>
         <w:rPr>
           <w:rFonts w:hint="eastAsia"/>
-          <w:color w:val="000000" w:themeColor="text1"/>
         </w:rPr>
         <w:t>(TYPE-C)接続</w:t>
       </w:r>
       <w:r>
         <w:rPr>
           <w:rFonts w:hint="eastAsia"/>
-          <w:color w:val="000000" w:themeColor="text1"/>
         </w:rPr>
         <w:t>でも動作します</w:t>
       </w:r>
       <w:r>
         <w:rPr>
           <w:rFonts w:hint="eastAsia"/>
-          <w:color w:val="000000" w:themeColor="text1"/>
         </w:rPr>
         <w:t>。</w:t>
       </w:r>
     </w:p>
+    <w:p/>
     <w:p>
       <w:pPr>
         <w:ind w:firstLineChars="100" w:firstLine="210"/>
-        <w:rPr>
-          <w:color w:val="000000" w:themeColor="text1"/>
-        </w:rPr>
       </w:pPr>
       <w:r>
         <w:rPr>
           <w:rFonts w:hint="eastAsia"/>
-          <w:color w:val="000000" w:themeColor="text1"/>
         </w:rPr>
         <w:t>★起動時の注意点</w:t>
       </w:r>
@@ -2112,28 +1842,22 @@
     <w:p>
       <w:pPr>
         <w:ind w:firstLineChars="100" w:firstLine="210"/>
-        <w:rPr>
-          <w:color w:val="000000" w:themeColor="text1"/>
-        </w:rPr>
       </w:pPr>
       <w:r>
         <w:rPr>
           <w:rFonts w:hint="eastAsia"/>
-          <w:color w:val="000000" w:themeColor="text1"/>
         </w:rPr>
         <w:t>起動時の「Starting</w:t>
       </w:r>
       <w:r>
         <w:rPr>
           <w:rFonts w:hint="eastAsia"/>
-          <w:color w:val="000000" w:themeColor="text1"/>
         </w:rPr>
         <w:t>･･･</w:t>
       </w:r>
       <w:r>
         <w:rPr>
           <w:rFonts w:hint="eastAsia"/>
-          <w:color w:val="000000" w:themeColor="text1"/>
         </w:rPr>
         <w:t>」の表示中に、磁力センサーの初期化を行っております。</w:t>
       </w:r>
@@ -2141,14 +1865,10 @@
     <w:p>
       <w:pPr>
         <w:ind w:firstLineChars="100" w:firstLine="210"/>
-        <w:rPr>
-          <w:color w:val="000000" w:themeColor="text1"/>
-        </w:rPr>
       </w:pPr>
       <w:r>
         <w:rPr>
           <w:rFonts w:hint="eastAsia"/>
-          <w:color w:val="000000" w:themeColor="text1"/>
         </w:rPr>
         <w:t>この時にセンサーの近くに磁石、モーターを置かないでください。</w:t>
       </w:r>
@@ -2156,41 +1876,33 @@
     <w:p>
       <w:pPr>
         <w:ind w:firstLineChars="100" w:firstLine="210"/>
-        <w:rPr>
-          <w:color w:val="000000" w:themeColor="text1"/>
-        </w:rPr>
       </w:pPr>
       <w:r>
         <w:rPr>
           <w:rFonts w:hint="eastAsia"/>
-          <w:color w:val="000000" w:themeColor="text1"/>
         </w:rPr>
         <w:t>磁石が近くにあって起動したときには、近くに磁石が無い状態でも磁力の値が表示されます。</w:t>
       </w:r>
       <w:r>
         <w:rPr>
           <w:rFonts w:hint="eastAsia"/>
-          <w:color w:val="000000" w:themeColor="text1"/>
         </w:rPr>
         <w:t>もう一度再起動してください。</w:t>
       </w:r>
-      <w:r>
-        <w:rPr>
-          <w:color w:val="000000" w:themeColor="text1"/>
-        </w:rPr>
+    </w:p>
+    <w:p>
+      <w:pPr>
+        <w:widowControl/>
+        <w:jc w:val="left"/>
+      </w:pPr>
+      <w:r>
         <w:br w:type="page"/>
       </w:r>
     </w:p>
     <w:p>
-      <w:pPr>
-        <w:rPr>
-          <w:color w:val="000000" w:themeColor="text1"/>
-        </w:rPr>
-      </w:pPr>
-      <w:r>
-        <w:rPr>
-          <w:rFonts w:hint="eastAsia"/>
-          <w:color w:val="000000" w:themeColor="text1"/>
+      <w:r>
+        <w:rPr>
+          <w:rFonts w:hint="eastAsia"/>
         </w:rPr>
         <w:lastRenderedPageBreak/>
         <w:t>■</w:t>
@@ -2198,783 +1910,28 @@
       <w:r>
         <w:rPr>
           <w:rFonts w:hint="eastAsia"/>
-          <w:color w:val="000000" w:themeColor="text1"/>
         </w:rPr>
         <w:t>マルチチェッカーの使い方（画面表示）</w:t>
       </w:r>
     </w:p>
     <w:p>
-      <w:pPr>
-        <w:rPr>
-          <w:color w:val="000000" w:themeColor="text1"/>
-        </w:rPr>
-      </w:pPr>
+      <w:r>
+        <w:rPr>
+          <w:rFonts w:hint="eastAsia"/>
+        </w:rPr>
+        <w:t xml:space="preserve">　①SW１で表示モードを切り替えます。</w:t>
+      </w:r>
+    </w:p>
+    <w:p>
       <w:r>
         <w:rPr>
           <w:rFonts w:ascii="ＭＳ ゴシック" w:eastAsia="ＭＳ ゴシック" w:hAnsi="ＭＳ ゴシック"/>
           <w:noProof/>
-          <w:color w:val="000000" w:themeColor="text1"/>
         </w:rPr>
         <mc:AlternateContent>
           <mc:Choice Requires="wps">
             <w:drawing>
-              <wp:anchor distT="45720" distB="45720" distL="114300" distR="114300" simplePos="0" relativeHeight="251766784" behindDoc="0" locked="0" layoutInCell="1" allowOverlap="1" wp14:anchorId="6F4E10F7" wp14:editId="318FFC1C">
-                <wp:simplePos x="0" y="0"/>
-                <wp:positionH relativeFrom="margin">
-                  <wp:posOffset>1837873</wp:posOffset>
-                </wp:positionH>
-                <wp:positionV relativeFrom="paragraph">
-                  <wp:posOffset>216001</wp:posOffset>
-                </wp:positionV>
-                <wp:extent cx="2799298" cy="980412"/>
-                <wp:effectExtent l="0" t="0" r="0" b="0"/>
-                <wp:wrapNone/>
-                <wp:docPr id="96938354" name="テキスト ボックス 2"/>
-                <wp:cNvGraphicFramePr>
-                  <a:graphicFrameLocks xmlns:a="http://schemas.openxmlformats.org/drawingml/2006/main"/>
-                </wp:cNvGraphicFramePr>
-                <a:graphic xmlns:a="http://schemas.openxmlformats.org/drawingml/2006/main">
-                  <a:graphicData uri="http://schemas.microsoft.com/office/word/2010/wordprocessingShape">
-                    <wps:wsp>
-                      <wps:cNvSpPr txBox="1">
-                        <a:spLocks noChangeArrowheads="1"/>
-                      </wps:cNvSpPr>
-                      <wps:spPr bwMode="auto">
-                        <a:xfrm>
-                          <a:off x="0" y="0"/>
-                          <a:ext cx="2799298" cy="980412"/>
-                        </a:xfrm>
-                        <a:prstGeom prst="rect">
-                          <a:avLst/>
-                        </a:prstGeom>
-                        <a:noFill/>
-                        <a:ln w="9525">
-                          <a:noFill/>
-                          <a:miter lim="800000"/>
-                          <a:headEnd/>
-                          <a:tailEnd/>
-                        </a:ln>
-                      </wps:spPr>
-                      <wps:txbx>
-                        <w:txbxContent>
-                          <w:p>
-                            <w:pPr>
-                              <w:spacing w:line="240" w:lineRule="exact"/>
-                              <w:rPr>
-                                <w:rFonts w:ascii="ＭＳ ゴシック" w:eastAsia="ＭＳ ゴシック" w:hAnsi="ＭＳ ゴシック"/>
-                                <w:color w:val="FF0000"/>
-                                <w:sz w:val="16"/>
-                                <w:szCs w:val="16"/>
-                              </w:rPr>
-                            </w:pPr>
-                            <w:r>
-                              <w:rPr>
-                                <w:rFonts w:ascii="ＭＳ ゴシック" w:eastAsia="ＭＳ ゴシック" w:hAnsi="ＭＳ ゴシック" w:hint="eastAsia"/>
-                                <w:color w:val="FF0000"/>
-                                <w:sz w:val="16"/>
-                                <w:szCs w:val="16"/>
-                              </w:rPr>
-                              <w:t>ストップウォッチ</w:t>
-                            </w:r>
-                            <w:r>
-                              <w:rPr>
-                                <w:rFonts w:ascii="ＭＳ ゴシック" w:eastAsia="ＭＳ ゴシック" w:hAnsi="ＭＳ ゴシック" w:hint="eastAsia"/>
-                                <w:color w:val="FF0000"/>
-                                <w:sz w:val="16"/>
-                                <w:szCs w:val="16"/>
-                              </w:rPr>
-                              <w:t>測定中は、スピード、電圧、磁力は測定できません。</w:t>
-                            </w:r>
-                            <w:r>
-                              <w:rPr>
-                                <w:rFonts w:ascii="ＭＳ ゴシック" w:eastAsia="ＭＳ ゴシック" w:hAnsi="ＭＳ ゴシック"/>
-                                <w:color w:val="FF0000"/>
-                                <w:sz w:val="16"/>
-                                <w:szCs w:val="16"/>
-                              </w:rPr>
-                              <w:br/>
-                            </w:r>
-                            <w:r>
-                              <w:rPr>
-                                <w:rFonts w:ascii="ＭＳ ゴシック" w:eastAsia="ＭＳ ゴシック" w:hAnsi="ＭＳ ゴシック" w:hint="eastAsia"/>
-                                <w:color w:val="FF0000"/>
-                                <w:sz w:val="16"/>
-                                <w:szCs w:val="16"/>
-                              </w:rPr>
-                              <w:t>測定していない時はこの画面から、スピード、電圧、磁力測定できます。</w:t>
-                            </w:r>
-                          </w:p>
-                          <w:p>
-                            <w:pPr>
-                              <w:spacing w:line="240" w:lineRule="exact"/>
-                              <w:rPr>
-                                <w:rFonts w:ascii="ＭＳ ゴシック" w:eastAsia="ＭＳ ゴシック" w:hAnsi="ＭＳ ゴシック"/>
-                                <w:color w:val="FF0000"/>
-                                <w:sz w:val="16"/>
-                                <w:szCs w:val="16"/>
-                              </w:rPr>
-                            </w:pPr>
-                            <w:r>
-                              <w:rPr>
-                                <w:rFonts w:ascii="ＭＳ ゴシック" w:eastAsia="ＭＳ ゴシック" w:hAnsi="ＭＳ ゴシック" w:hint="eastAsia"/>
-                                <w:color w:val="FF0000"/>
-                                <w:sz w:val="16"/>
-                                <w:szCs w:val="16"/>
-                              </w:rPr>
-                              <w:t>ストップウォッチ機能無効時は表示されません。</w:t>
-                            </w:r>
-                          </w:p>
-                        </w:txbxContent>
-                      </wps:txbx>
-                      <wps:bodyPr rot="0" vert="horz" wrap="square" lIns="91440" tIns="45720" rIns="91440" bIns="45720" anchor="t" anchorCtr="0">
-                        <a:noAutofit/>
-                      </wps:bodyPr>
-                    </wps:wsp>
-                  </a:graphicData>
-                </a:graphic>
-                <wp14:sizeRelH relativeFrom="margin">
-                  <wp14:pctWidth>0</wp14:pctWidth>
-                </wp14:sizeRelH>
-                <wp14:sizeRelV relativeFrom="margin">
-                  <wp14:pctHeight>0</wp14:pctHeight>
-                </wp14:sizeRelV>
-              </wp:anchor>
-            </w:drawing>
-          </mc:Choice>
-          <mc:Fallback>
-            <w:pict>
-              <v:shape w14:anchorId="6F4E10F7" id="_x0000_s1032" type="#_x0000_t202" style="position:absolute;left:0;text-align:left;margin-left:144.7pt;margin-top:17pt;width:220.4pt;height:77.2pt;z-index:251766784;visibility:visible;mso-wrap-style:square;mso-width-percent:0;mso-height-percent:0;mso-wrap-distance-left:9pt;mso-wrap-distance-top:3.6pt;mso-wrap-distance-right:9pt;mso-wrap-distance-bottom:3.6pt;mso-position-horizontal:absolute;mso-position-horizontal-relative:margin;mso-position-vertical:absolute;mso-position-vertical-relative:text;mso-width-percent:0;mso-height-percent:0;mso-width-relative:margin;mso-height-relative:margin;v-text-anchor:top" o:gfxdata="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" filled="f" stroked="f">
-                <v:textbox>
-                  <w:txbxContent>
-                    <w:p>
-                      <w:pPr>
-                        <w:spacing w:line="240" w:lineRule="exact"/>
-                        <w:rPr>
-                          <w:rFonts w:ascii="ＭＳ ゴシック" w:eastAsia="ＭＳ ゴシック" w:hAnsi="ＭＳ ゴシック"/>
-                          <w:color w:val="FF0000"/>
-                          <w:sz w:val="16"/>
-                          <w:szCs w:val="16"/>
-                        </w:rPr>
-                      </w:pPr>
-                      <w:r>
-                        <w:rPr>
-                          <w:rFonts w:ascii="ＭＳ ゴシック" w:eastAsia="ＭＳ ゴシック" w:hAnsi="ＭＳ ゴシック" w:hint="eastAsia"/>
-                          <w:color w:val="FF0000"/>
-                          <w:sz w:val="16"/>
-                          <w:szCs w:val="16"/>
-                        </w:rPr>
-                        <w:t>ストップウォッチ</w:t>
-                      </w:r>
-                      <w:r>
-                        <w:rPr>
-                          <w:rFonts w:ascii="ＭＳ ゴシック" w:eastAsia="ＭＳ ゴシック" w:hAnsi="ＭＳ ゴシック" w:hint="eastAsia"/>
-                          <w:color w:val="FF0000"/>
-                          <w:sz w:val="16"/>
-                          <w:szCs w:val="16"/>
-                        </w:rPr>
-                        <w:t>測定中は、スピード、電圧、磁力は測定できません。</w:t>
-                      </w:r>
-                      <w:r>
-                        <w:rPr>
-                          <w:rFonts w:ascii="ＭＳ ゴシック" w:eastAsia="ＭＳ ゴシック" w:hAnsi="ＭＳ ゴシック"/>
-                          <w:color w:val="FF0000"/>
-                          <w:sz w:val="16"/>
-                          <w:szCs w:val="16"/>
-                        </w:rPr>
-                        <w:br/>
-                      </w:r>
-                      <w:r>
-                        <w:rPr>
-                          <w:rFonts w:ascii="ＭＳ ゴシック" w:eastAsia="ＭＳ ゴシック" w:hAnsi="ＭＳ ゴシック" w:hint="eastAsia"/>
-                          <w:color w:val="FF0000"/>
-                          <w:sz w:val="16"/>
-                          <w:szCs w:val="16"/>
-                        </w:rPr>
-                        <w:t>測定</w:t>
-                      </w:r>
-                      <w:r>
-                        <w:rPr>
-                          <w:rFonts w:ascii="ＭＳ ゴシック" w:eastAsia="ＭＳ ゴシック" w:hAnsi="ＭＳ ゴシック" w:hint="eastAsia"/>
-                          <w:color w:val="FF0000"/>
-                          <w:sz w:val="16"/>
-                          <w:szCs w:val="16"/>
-                        </w:rPr>
-                        <w:t>していない時はこの画面から、スピード、電圧、磁力測定できます。</w:t>
-                      </w:r>
-                    </w:p>
-                    <w:p>
-                      <w:pPr>
-                        <w:spacing w:line="240" w:lineRule="exact"/>
-                        <w:rPr>
-                          <w:rFonts w:ascii="ＭＳ ゴシック" w:eastAsia="ＭＳ ゴシック" w:hAnsi="ＭＳ ゴシック" w:hint="eastAsia"/>
-                          <w:color w:val="FF0000"/>
-                          <w:sz w:val="16"/>
-                          <w:szCs w:val="16"/>
-                        </w:rPr>
-                      </w:pPr>
-                      <w:r>
-                        <w:rPr>
-                          <w:rFonts w:ascii="ＭＳ ゴシック" w:eastAsia="ＭＳ ゴシック" w:hAnsi="ＭＳ ゴシック" w:hint="eastAsia"/>
-                          <w:color w:val="FF0000"/>
-                          <w:sz w:val="16"/>
-                          <w:szCs w:val="16"/>
-                        </w:rPr>
-                        <w:t>ストップウォッチ機能無効時は表示されません。</w:t>
-                      </w:r>
-                    </w:p>
-                  </w:txbxContent>
-                </v:textbox>
-                <w10:wrap anchorx="margin"/>
-              </v:shape>
-            </w:pict>
-          </mc:Fallback>
-        </mc:AlternateContent>
-      </w:r>
-      <w:r>
-        <w:rPr>
-          <w:rFonts w:hint="eastAsia"/>
-          <w:color w:val="000000" w:themeColor="text1"/>
-        </w:rPr>
-        <w:t xml:space="preserve">　①SW１で表示モードを切り替えます。</w:t>
-      </w:r>
-    </w:p>
-    <w:p>
-      <w:pPr>
-        <w:rPr>
-          <w:color w:val="000000" w:themeColor="text1"/>
-        </w:rPr>
-      </w:pPr>
-      <w:r>
-        <w:rPr>
-          <w:noProof/>
-          <w:color w:val="000000" w:themeColor="text1"/>
-        </w:rPr>
-        <mc:AlternateContent>
-          <mc:Choice Requires="wps">
-            <w:drawing>
-              <wp:anchor distT="0" distB="0" distL="114300" distR="114300" simplePos="0" relativeHeight="251759616" behindDoc="0" locked="0" layoutInCell="1" allowOverlap="1" wp14:anchorId="7B819994" wp14:editId="0F8A97EA">
-                <wp:simplePos x="0" y="0"/>
-                <wp:positionH relativeFrom="column">
-                  <wp:posOffset>1173063</wp:posOffset>
-                </wp:positionH>
-                <wp:positionV relativeFrom="paragraph">
-                  <wp:posOffset>46869</wp:posOffset>
-                </wp:positionV>
-                <wp:extent cx="538542" cy="532664"/>
-                <wp:effectExtent l="0" t="0" r="0" b="1270"/>
-                <wp:wrapNone/>
-                <wp:docPr id="1831997900" name="テキスト ボックス 54"/>
-                <wp:cNvGraphicFramePr/>
-                <a:graphic xmlns:a="http://schemas.openxmlformats.org/drawingml/2006/main">
-                  <a:graphicData uri="http://schemas.microsoft.com/office/word/2010/wordprocessingShape">
-                    <wps:wsp>
-                      <wps:cNvSpPr txBox="1"/>
-                      <wps:spPr>
-                        <a:xfrm>
-                          <a:off x="0" y="0"/>
-                          <a:ext cx="538542" cy="532664"/>
-                        </a:xfrm>
-                        <a:prstGeom prst="rect">
-                          <a:avLst/>
-                        </a:prstGeom>
-                        <a:noFill/>
-                        <a:ln w="6350">
-                          <a:noFill/>
-                        </a:ln>
-                      </wps:spPr>
-                      <wps:txbx>
-                        <w:txbxContent>
-                          <w:p>
-                            <w:pPr>
-                              <w:spacing w:line="240" w:lineRule="exact"/>
-                              <w:rPr>
-                                <w:rFonts w:ascii="ＭＳ Ｐゴシック" w:eastAsia="ＭＳ Ｐゴシック" w:hAnsi="ＭＳ Ｐゴシック"/>
-                              </w:rPr>
-                            </w:pPr>
-                            <w:r>
-                              <w:rPr>
-                                <w:rFonts w:ascii="ＭＳ Ｐゴシック" w:eastAsia="ＭＳ Ｐゴシック" w:hAnsi="ＭＳ Ｐゴシック" w:hint="eastAsia"/>
-                              </w:rPr>
-                              <w:t>00.00</w:t>
-                            </w:r>
-                            <w:r>
-                              <w:rPr>
-                                <w:rFonts w:ascii="ＭＳ Ｐゴシック" w:eastAsia="ＭＳ Ｐゴシック" w:hAnsi="ＭＳ Ｐゴシック"/>
-                              </w:rPr>
-                              <w:br/>
-                            </w:r>
-                            <w:r>
-                              <w:rPr>
-                                <w:rFonts w:ascii="ＭＳ Ｐゴシック" w:eastAsia="ＭＳ Ｐゴシック" w:hAnsi="ＭＳ Ｐゴシック" w:hint="eastAsia"/>
-                              </w:rPr>
-                              <w:t>00.00</w:t>
-                            </w:r>
-                            <w:r>
-                              <w:rPr>
-                                <w:rFonts w:ascii="ＭＳ Ｐゴシック" w:eastAsia="ＭＳ Ｐゴシック" w:hAnsi="ＭＳ Ｐゴシック"/>
-                              </w:rPr>
-                              <w:br/>
-                            </w:r>
-                            <w:r>
-                              <w:rPr>
-                                <w:rFonts w:ascii="ＭＳ Ｐゴシック" w:eastAsia="ＭＳ Ｐゴシック" w:hAnsi="ＭＳ Ｐゴシック" w:hint="eastAsia"/>
-                              </w:rPr>
-                              <w:t>00.00</w:t>
-                            </w:r>
-                          </w:p>
-                        </w:txbxContent>
-                      </wps:txbx>
-                      <wps:bodyPr rot="0" spcFirstLastPara="0" vertOverflow="overflow" horzOverflow="overflow" vert="horz" wrap="square" lIns="91440" tIns="45720" rIns="91440" bIns="45720" numCol="1" spcCol="0" rtlCol="0" fromWordArt="0" anchor="t" anchorCtr="0" forceAA="0" compatLnSpc="1">
-                        <a:prstTxWarp prst="textNoShape">
-                          <a:avLst/>
-                        </a:prstTxWarp>
-                        <a:noAutofit/>
-                      </wps:bodyPr>
-                    </wps:wsp>
-                  </a:graphicData>
-                </a:graphic>
-                <wp14:sizeRelH relativeFrom="margin">
-                  <wp14:pctWidth>0</wp14:pctWidth>
-                </wp14:sizeRelH>
-                <wp14:sizeRelV relativeFrom="margin">
-                  <wp14:pctHeight>0</wp14:pctHeight>
-                </wp14:sizeRelV>
-              </wp:anchor>
-            </w:drawing>
-          </mc:Choice>
-          <mc:Fallback>
-            <w:pict>
-              <v:shape w14:anchorId="7B819994" id="テキスト ボックス 54" o:spid="_x0000_s1033" type="#_x0000_t202" style="position:absolute;left:0;text-align:left;margin-left:92.35pt;margin-top:3.7pt;width:42.4pt;height:41.95pt;z-index:251759616;visibility:visible;mso-wrap-style:square;mso-width-percent:0;mso-height-percent:0;mso-wrap-distance-left:9pt;mso-wrap-distance-top:0;mso-wrap-distance-right:9pt;mso-wrap-distance-bottom:0;mso-position-horizontal:absolute;mso-position-horizontal-relative:text;mso-position-vertical:absolute;mso-position-vertical-relative:text;mso-width-percent:0;mso-height-percent:0;mso-width-relative:margin;mso-height-relative:margin;v-text-anchor:top" o:gfxdata="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" filled="f" stroked="f" strokeweight=".5pt">
-                <v:textbox>
-                  <w:txbxContent>
-                    <w:p>
-                      <w:pPr>
-                        <w:spacing w:line="240" w:lineRule="exact"/>
-                        <w:rPr>
-                          <w:rFonts w:ascii="ＭＳ Ｐゴシック" w:eastAsia="ＭＳ Ｐゴシック" w:hAnsi="ＭＳ Ｐゴシック" w:hint="eastAsia"/>
-                        </w:rPr>
-                      </w:pPr>
-                      <w:r>
-                        <w:rPr>
-                          <w:rFonts w:ascii="ＭＳ Ｐゴシック" w:eastAsia="ＭＳ Ｐゴシック" w:hAnsi="ＭＳ Ｐゴシック" w:hint="eastAsia"/>
-                        </w:rPr>
-                        <w:t>00.00</w:t>
-                      </w:r>
-                      <w:r>
-                        <w:rPr>
-                          <w:rFonts w:ascii="ＭＳ Ｐゴシック" w:eastAsia="ＭＳ Ｐゴシック" w:hAnsi="ＭＳ Ｐゴシック"/>
-                        </w:rPr>
-                        <w:br/>
-                      </w:r>
-                      <w:r>
-                        <w:rPr>
-                          <w:rFonts w:ascii="ＭＳ Ｐゴシック" w:eastAsia="ＭＳ Ｐゴシック" w:hAnsi="ＭＳ Ｐゴシック" w:hint="eastAsia"/>
-                        </w:rPr>
-                        <w:t>00.00</w:t>
-                      </w:r>
-                      <w:r>
-                        <w:rPr>
-                          <w:rFonts w:ascii="ＭＳ Ｐゴシック" w:eastAsia="ＭＳ Ｐゴシック" w:hAnsi="ＭＳ Ｐゴシック"/>
-                        </w:rPr>
-                        <w:br/>
-                      </w:r>
-                      <w:r>
-                        <w:rPr>
-                          <w:rFonts w:ascii="ＭＳ Ｐゴシック" w:eastAsia="ＭＳ Ｐゴシック" w:hAnsi="ＭＳ Ｐゴシック" w:hint="eastAsia"/>
-                        </w:rPr>
-                        <w:t>00.00</w:t>
-                      </w:r>
-                    </w:p>
-                  </w:txbxContent>
-                </v:textbox>
-              </v:shape>
-            </w:pict>
-          </mc:Fallback>
-        </mc:AlternateContent>
-      </w:r>
-      <w:r>
-        <w:rPr>
-          <w:rFonts w:ascii="ＭＳ ゴシック" w:eastAsia="ＭＳ ゴシック" w:hAnsi="ＭＳ ゴシック"/>
-          <w:noProof/>
-          <w:color w:val="000000" w:themeColor="text1"/>
-        </w:rPr>
-        <mc:AlternateContent>
-          <mc:Choice Requires="wps">
-            <w:drawing>
-              <wp:anchor distT="45720" distB="45720" distL="114300" distR="114300" simplePos="0" relativeHeight="251758592" behindDoc="0" locked="0" layoutInCell="1" allowOverlap="1" wp14:anchorId="6FF27196" wp14:editId="50462C52">
-                <wp:simplePos x="0" y="0"/>
-                <wp:positionH relativeFrom="margin">
-                  <wp:posOffset>326113</wp:posOffset>
-                </wp:positionH>
-                <wp:positionV relativeFrom="paragraph">
-                  <wp:posOffset>41957</wp:posOffset>
-                </wp:positionV>
-                <wp:extent cx="1333500" cy="535622"/>
-                <wp:effectExtent l="0" t="0" r="19050" b="17145"/>
-                <wp:wrapNone/>
-                <wp:docPr id="2111254146" name="テキスト ボックス 2"/>
-                <wp:cNvGraphicFramePr>
-                  <a:graphicFrameLocks xmlns:a="http://schemas.openxmlformats.org/drawingml/2006/main"/>
-                </wp:cNvGraphicFramePr>
-                <a:graphic xmlns:a="http://schemas.openxmlformats.org/drawingml/2006/main">
-                  <a:graphicData uri="http://schemas.microsoft.com/office/word/2010/wordprocessingShape">
-                    <wps:wsp>
-                      <wps:cNvSpPr txBox="1">
-                        <a:spLocks noChangeArrowheads="1"/>
-                      </wps:cNvSpPr>
-                      <wps:spPr bwMode="auto">
-                        <a:xfrm>
-                          <a:off x="0" y="0"/>
-                          <a:ext cx="1333500" cy="535622"/>
-                        </a:xfrm>
-                        <a:prstGeom prst="rect">
-                          <a:avLst/>
-                        </a:prstGeom>
-                        <a:solidFill>
-                          <a:srgbClr val="FFFFFF"/>
-                        </a:solidFill>
-                        <a:ln w="9525">
-                          <a:solidFill>
-                            <a:srgbClr val="000000"/>
-                          </a:solidFill>
-                          <a:miter lim="800000"/>
-                          <a:headEnd/>
-                          <a:tailEnd/>
-                        </a:ln>
-                      </wps:spPr>
-                      <wps:txbx>
-                        <w:txbxContent>
-                          <w:p>
-                            <w:pPr>
-                              <w:ind w:firstLineChars="50" w:firstLine="220"/>
-                              <w:rPr>
-                                <w:rFonts w:ascii="ＭＳ Ｐゴシック" w:eastAsia="ＭＳ Ｐゴシック" w:hAnsi="ＭＳ Ｐゴシック"/>
-                              </w:rPr>
-                            </w:pPr>
-                            <w:r>
-                              <w:rPr>
-                                <w:rFonts w:ascii="ＭＳ Ｐゴシック" w:eastAsia="ＭＳ Ｐゴシック" w:hAnsi="ＭＳ Ｐゴシック" w:hint="eastAsia"/>
-                                <w:sz w:val="44"/>
-                                <w:szCs w:val="44"/>
-                              </w:rPr>
-                              <w:t>0</w:t>
-                            </w:r>
-                            <w:r>
-                              <w:rPr>
-                                <w:rFonts w:ascii="ＭＳ Ｐゴシック" w:eastAsia="ＭＳ Ｐゴシック" w:hAnsi="ＭＳ Ｐゴシック" w:hint="eastAsia"/>
-                                <w:sz w:val="44"/>
-                                <w:szCs w:val="44"/>
-                              </w:rPr>
-                              <w:t>0</w:t>
-                            </w:r>
-                            <w:r>
-                              <w:rPr>
-                                <w:rFonts w:ascii="ＭＳ Ｐゴシック" w:eastAsia="ＭＳ Ｐゴシック" w:hAnsi="ＭＳ Ｐゴシック" w:hint="eastAsia"/>
-                                <w:sz w:val="44"/>
-                                <w:szCs w:val="44"/>
-                              </w:rPr>
-                              <w:t>.00</w:t>
-                            </w:r>
-                            <w:r>
-                              <w:rPr>
-                                <w:rFonts w:ascii="ＭＳ Ｐゴシック" w:eastAsia="ＭＳ Ｐゴシック" w:hAnsi="ＭＳ Ｐゴシック"/>
-                                <w:sz w:val="44"/>
-                                <w:szCs w:val="44"/>
-                              </w:rPr>
-                              <w:t xml:space="preserve"> </w:t>
-                            </w:r>
-                          </w:p>
-                        </w:txbxContent>
-                      </wps:txbx>
-                      <wps:bodyPr rot="0" vert="horz" wrap="square" lIns="91440" tIns="45720" rIns="91440" bIns="45720" anchor="t" anchorCtr="0">
-                        <a:noAutofit/>
-                      </wps:bodyPr>
-                    </wps:wsp>
-                  </a:graphicData>
-                </a:graphic>
-                <wp14:sizeRelH relativeFrom="margin">
-                  <wp14:pctWidth>0</wp14:pctWidth>
-                </wp14:sizeRelH>
-                <wp14:sizeRelV relativeFrom="margin">
-                  <wp14:pctHeight>0</wp14:pctHeight>
-                </wp14:sizeRelV>
-              </wp:anchor>
-            </w:drawing>
-          </mc:Choice>
-          <mc:Fallback>
-            <w:pict>
-              <v:shape w14:anchorId="6FF27196" id="_x0000_s1034" type="#_x0000_t202" style="position:absolute;left:0;text-align:left;margin-left:25.7pt;margin-top:3.3pt;width:105pt;height:42.15pt;z-index:251758592;visibility:visible;mso-wrap-style:square;mso-width-percent:0;mso-height-percent:0;mso-wrap-distance-left:9pt;mso-wrap-distance-top:3.6pt;mso-wrap-distance-right:9pt;mso-wrap-distance-bottom:3.6pt;mso-position-horizontal:absolute;mso-position-horizontal-relative:margin;mso-position-vertical:absolute;mso-position-vertical-relative:text;mso-width-percent:0;mso-height-percent:0;mso-width-relative:margin;mso-height-relative:margin;v-text-anchor:top" o:gfxdata="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">
-                <v:textbox>
-                  <w:txbxContent>
-                    <w:p>
-                      <w:pPr>
-                        <w:ind w:firstLineChars="50" w:firstLine="220"/>
-                        <w:rPr>
-                          <w:rFonts w:ascii="ＭＳ Ｐゴシック" w:eastAsia="ＭＳ Ｐゴシック" w:hAnsi="ＭＳ Ｐゴシック"/>
-                        </w:rPr>
-                      </w:pPr>
-                      <w:r>
-                        <w:rPr>
-                          <w:rFonts w:ascii="ＭＳ Ｐゴシック" w:eastAsia="ＭＳ Ｐゴシック" w:hAnsi="ＭＳ Ｐゴシック" w:hint="eastAsia"/>
-                          <w:sz w:val="44"/>
-                          <w:szCs w:val="44"/>
-                        </w:rPr>
-                        <w:t>0</w:t>
-                      </w:r>
-                      <w:r>
-                        <w:rPr>
-                          <w:rFonts w:ascii="ＭＳ Ｐゴシック" w:eastAsia="ＭＳ Ｐゴシック" w:hAnsi="ＭＳ Ｐゴシック" w:hint="eastAsia"/>
-                          <w:sz w:val="44"/>
-                          <w:szCs w:val="44"/>
-                        </w:rPr>
-                        <w:t>0</w:t>
-                      </w:r>
-                      <w:r>
-                        <w:rPr>
-                          <w:rFonts w:ascii="ＭＳ Ｐゴシック" w:eastAsia="ＭＳ Ｐゴシック" w:hAnsi="ＭＳ Ｐゴシック" w:hint="eastAsia"/>
-                          <w:sz w:val="44"/>
-                          <w:szCs w:val="44"/>
-                        </w:rPr>
-                        <w:t>.00</w:t>
-                      </w:r>
-                      <w:r>
-                        <w:rPr>
-                          <w:rFonts w:ascii="ＭＳ Ｐゴシック" w:eastAsia="ＭＳ Ｐゴシック" w:hAnsi="ＭＳ Ｐゴシック"/>
-                          <w:sz w:val="44"/>
-                          <w:szCs w:val="44"/>
-                        </w:rPr>
-                        <w:t xml:space="preserve"> </w:t>
-                      </w:r>
-                    </w:p>
-                  </w:txbxContent>
-                </v:textbox>
-                <w10:wrap anchorx="margin"/>
-              </v:shape>
-            </w:pict>
-          </mc:Fallback>
-        </mc:AlternateContent>
-      </w:r>
-    </w:p>
-    <w:p>
-      <w:pPr>
-        <w:rPr>
-          <w:color w:val="000000" w:themeColor="text1"/>
-        </w:rPr>
-      </w:pPr>
-    </w:p>
-    <w:p>
-      <w:pPr>
-        <w:rPr>
-          <w:color w:val="000000" w:themeColor="text1"/>
-        </w:rPr>
-      </w:pPr>
-      <w:r>
-        <w:rPr>
-          <w:noProof/>
-          <w:color w:val="000000" w:themeColor="text1"/>
-        </w:rPr>
-        <mc:AlternateContent>
-          <mc:Choice Requires="wps">
-            <w:drawing>
-              <wp:anchor distT="0" distB="0" distL="114300" distR="114300" simplePos="0" relativeHeight="251761664" behindDoc="0" locked="0" layoutInCell="1" allowOverlap="1" wp14:anchorId="145C28F8" wp14:editId="790A9C17">
-                <wp:simplePos x="0" y="0"/>
-                <wp:positionH relativeFrom="column">
-                  <wp:posOffset>985369</wp:posOffset>
-                </wp:positionH>
-                <wp:positionV relativeFrom="paragraph">
-                  <wp:posOffset>119633</wp:posOffset>
-                </wp:positionV>
-                <wp:extent cx="0" cy="501999"/>
-                <wp:effectExtent l="76200" t="0" r="57150" b="50800"/>
-                <wp:wrapNone/>
-                <wp:docPr id="1358424049" name="直線矢印コネクタ 2"/>
-                <wp:cNvGraphicFramePr/>
-                <a:graphic xmlns:a="http://schemas.openxmlformats.org/drawingml/2006/main">
-                  <a:graphicData uri="http://schemas.microsoft.com/office/word/2010/wordprocessingShape">
-                    <wps:wsp>
-                      <wps:cNvCnPr/>
-                      <wps:spPr>
-                        <a:xfrm>
-                          <a:off x="0" y="0"/>
-                          <a:ext cx="0" cy="501999"/>
-                        </a:xfrm>
-                        <a:prstGeom prst="straightConnector1">
-                          <a:avLst/>
-                        </a:prstGeom>
-                        <a:ln>
-                          <a:tailEnd type="triangle"/>
-                        </a:ln>
-                      </wps:spPr>
-                      <wps:style>
-                        <a:lnRef idx="1">
-                          <a:schemeClr val="accent1"/>
-                        </a:lnRef>
-                        <a:fillRef idx="0">
-                          <a:schemeClr val="accent1"/>
-                        </a:fillRef>
-                        <a:effectRef idx="0">
-                          <a:schemeClr val="accent1"/>
-                        </a:effectRef>
-                        <a:fontRef idx="minor">
-                          <a:schemeClr val="tx1"/>
-                        </a:fontRef>
-                      </wps:style>
-                      <wps:bodyPr/>
-                    </wps:wsp>
-                  </a:graphicData>
-                </a:graphic>
-              </wp:anchor>
-            </w:drawing>
-          </mc:Choice>
-          <mc:Fallback>
-            <w:pict>
-              <v:shapetype w14:anchorId="679BBB63" id="_x0000_t32" coordsize="21600,21600" o:spt="32" o:oned="t" path="m,l21600,21600e" filled="f">
-                <v:path arrowok="t" fillok="f" o:connecttype="none"/>
-                <o:lock v:ext="edit" shapetype="t"/>
-              </v:shapetype>
-              <v:shape id="直線矢印コネクタ 2" o:spid="_x0000_s1026" type="#_x0000_t32" style="position:absolute;margin-left:77.6pt;margin-top:9.4pt;width:0;height:39.55pt;z-index:251761664;visibility:visible;mso-wrap-style:square;mso-wrap-distance-left:9pt;mso-wrap-distance-top:0;mso-wrap-distance-right:9pt;mso-wrap-distance-bottom:0;mso-position-horizontal:absolute;mso-position-horizontal-relative:text;mso-position-vertical:absolute;mso-position-vertical-relative:text" o:gfxdata="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" strokecolor="#4472c4 [3204]" strokeweight=".5pt">
-                <v:stroke endarrow="block" joinstyle="miter"/>
-              </v:shape>
-            </w:pict>
-          </mc:Fallback>
-        </mc:AlternateContent>
-      </w:r>
-    </w:p>
-    <w:p>
-      <w:pPr>
-        <w:rPr>
-          <w:color w:val="000000" w:themeColor="text1"/>
-        </w:rPr>
-      </w:pPr>
-      <w:r>
-        <w:rPr>
-          <w:rFonts w:ascii="ＭＳ ゴシック" w:eastAsia="ＭＳ ゴシック" w:hAnsi="ＭＳ ゴシック"/>
-          <w:noProof/>
-          <w:color w:val="000000" w:themeColor="text1"/>
-        </w:rPr>
-        <mc:AlternateContent>
-          <mc:Choice Requires="wps">
-            <w:drawing>
-              <wp:anchor distT="45720" distB="45720" distL="114300" distR="114300" simplePos="0" relativeHeight="251762688" behindDoc="0" locked="0" layoutInCell="1" allowOverlap="1" wp14:anchorId="41DA393C" wp14:editId="27131711">
-                <wp:simplePos x="0" y="0"/>
-                <wp:positionH relativeFrom="margin">
-                  <wp:posOffset>516104</wp:posOffset>
-                </wp:positionH>
-                <wp:positionV relativeFrom="paragraph">
-                  <wp:posOffset>21843</wp:posOffset>
-                </wp:positionV>
-                <wp:extent cx="870585" cy="301625"/>
-                <wp:effectExtent l="0" t="0" r="0" b="3175"/>
-                <wp:wrapNone/>
-                <wp:docPr id="871308125" name="テキスト ボックス 2"/>
-                <wp:cNvGraphicFramePr>
-                  <a:graphicFrameLocks xmlns:a="http://schemas.openxmlformats.org/drawingml/2006/main"/>
-                </wp:cNvGraphicFramePr>
-                <a:graphic xmlns:a="http://schemas.openxmlformats.org/drawingml/2006/main">
-                  <a:graphicData uri="http://schemas.microsoft.com/office/word/2010/wordprocessingShape">
-                    <wps:wsp>
-                      <wps:cNvSpPr txBox="1">
-                        <a:spLocks noChangeArrowheads="1"/>
-                      </wps:cNvSpPr>
-                      <wps:spPr bwMode="auto">
-                        <a:xfrm>
-                          <a:off x="0" y="0"/>
-                          <a:ext cx="870585" cy="301625"/>
-                        </a:xfrm>
-                        <a:prstGeom prst="rect">
-                          <a:avLst/>
-                        </a:prstGeom>
-                        <a:noFill/>
-                        <a:ln w="9525">
-                          <a:noFill/>
-                          <a:miter lim="800000"/>
-                          <a:headEnd/>
-                          <a:tailEnd/>
-                        </a:ln>
-                      </wps:spPr>
-                      <wps:txbx>
-                        <w:txbxContent>
-                          <w:p>
-                            <w:pPr>
-                              <w:rPr>
-                                <w:rFonts w:ascii="ＭＳ ゴシック" w:eastAsia="ＭＳ ゴシック" w:hAnsi="ＭＳ ゴシック"/>
-                                <w:sz w:val="16"/>
-                                <w:szCs w:val="16"/>
-                              </w:rPr>
-                            </w:pPr>
-                            <w:r>
-                              <w:rPr>
-                                <w:rFonts w:ascii="ＭＳ ゴシック" w:eastAsia="ＭＳ ゴシック" w:hAnsi="ＭＳ ゴシック"/>
-                                <w:sz w:val="16"/>
-                                <w:szCs w:val="16"/>
-                              </w:rPr>
-                              <w:t>SW1</w:t>
-                            </w:r>
-                          </w:p>
-                        </w:txbxContent>
-                      </wps:txbx>
-                      <wps:bodyPr rot="0" vert="horz" wrap="square" lIns="91440" tIns="45720" rIns="91440" bIns="45720" anchor="t" anchorCtr="0">
-                        <a:noAutofit/>
-                      </wps:bodyPr>
-                    </wps:wsp>
-                  </a:graphicData>
-                </a:graphic>
-                <wp14:sizeRelH relativeFrom="margin">
-                  <wp14:pctWidth>0</wp14:pctWidth>
-                </wp14:sizeRelH>
-                <wp14:sizeRelV relativeFrom="margin">
-                  <wp14:pctHeight>0</wp14:pctHeight>
-                </wp14:sizeRelV>
-              </wp:anchor>
-            </w:drawing>
-          </mc:Choice>
-          <mc:Fallback>
-            <w:pict>
-              <v:shape w14:anchorId="41DA393C" id="_x0000_s1035" type="#_x0000_t202" style="position:absolute;left:0;text-align:left;margin-left:40.65pt;margin-top:1.7pt;width:68.55pt;height:23.75pt;z-index:251762688;visibility:visible;mso-wrap-style:square;mso-width-percent:0;mso-height-percent:0;mso-wrap-distance-left:9pt;mso-wrap-distance-top:3.6pt;mso-wrap-distance-right:9pt;mso-wrap-distance-bottom:3.6pt;mso-position-horizontal:absolute;mso-position-horizontal-relative:margin;mso-position-vertical:absolute;mso-position-vertical-relative:text;mso-width-percent:0;mso-height-percent:0;mso-width-relative:margin;mso-height-relative:margin;v-text-anchor:top" o:gfxdata="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" filled="f" stroked="f">
-                <v:textbox>
-                  <w:txbxContent>
-                    <w:p>
-                      <w:pPr>
-                        <w:rPr>
-                          <w:rFonts w:ascii="ＭＳ ゴシック" w:eastAsia="ＭＳ ゴシック" w:hAnsi="ＭＳ ゴシック"/>
-                          <w:sz w:val="16"/>
-                          <w:szCs w:val="16"/>
-                        </w:rPr>
-                      </w:pPr>
-                      <w:r>
-                        <w:rPr>
-                          <w:rFonts w:ascii="ＭＳ ゴシック" w:eastAsia="ＭＳ ゴシック" w:hAnsi="ＭＳ ゴシック"/>
-                          <w:sz w:val="16"/>
-                          <w:szCs w:val="16"/>
-                        </w:rPr>
-                        <w:t>SW1</w:t>
-                      </w:r>
-                    </w:p>
-                  </w:txbxContent>
-                </v:textbox>
-                <w10:wrap anchorx="margin"/>
-              </v:shape>
-            </w:pict>
-          </mc:Fallback>
-        </mc:AlternateContent>
-      </w:r>
-    </w:p>
-    <w:p>
-      <w:pPr>
-        <w:rPr>
-          <w:color w:val="000000" w:themeColor="text1"/>
-        </w:rPr>
-      </w:pPr>
-      <w:r>
-        <w:rPr>
-          <w:rFonts w:ascii="ＭＳ ゴシック" w:eastAsia="ＭＳ ゴシック" w:hAnsi="ＭＳ ゴシック"/>
-          <w:noProof/>
-          <w:color w:val="000000" w:themeColor="text1"/>
-        </w:rPr>
-        <mc:AlternateContent>
-          <mc:Choice Requires="wps">
-            <w:drawing>
-              <wp:anchor distT="45720" distB="45720" distL="114300" distR="114300" simplePos="0" relativeHeight="251662336" behindDoc="0" locked="0" layoutInCell="1" allowOverlap="1" wp14:anchorId="218E160E" wp14:editId="6FA750D8">
+              <wp:anchor distT="45720" distB="45720" distL="114300" distR="114300" simplePos="0" relativeHeight="251662336" behindDoc="0" locked="0" layoutInCell="1" allowOverlap="1" wp14:anchorId="218E160E" wp14:editId="7975F5A4">
                 <wp:simplePos x="0" y="0"/>
                 <wp:positionH relativeFrom="margin">
                   <wp:posOffset>381568</wp:posOffset>
@@ -3066,7 +2023,7 @@
           </mc:Choice>
           <mc:Fallback>
             <w:pict>
-              <v:shape w14:anchorId="218E160E" id="_x0000_s1036" type="#_x0000_t202" style="position:absolute;left:0;text-align:left;margin-left:30.05pt;margin-top:12.9pt;width:105pt;height:42.15pt;z-index:251662336;visibility:visible;mso-wrap-style:square;mso-width-percent:0;mso-height-percent:0;mso-wrap-distance-left:9pt;mso-wrap-distance-top:3.6pt;mso-wrap-distance-right:9pt;mso-wrap-distance-bottom:3.6pt;mso-position-horizontal:absolute;mso-position-horizontal-relative:margin;mso-position-vertical:absolute;mso-position-vertical-relative:text;mso-width-percent:0;mso-height-percent:0;mso-width-relative:margin;mso-height-relative:margin;v-text-anchor:top" o:gfxdata="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">
+              <v:shape w14:anchorId="218E160E" id="_x0000_s1032" type="#_x0000_t202" style="position:absolute;left:0;text-align:left;margin-left:30.05pt;margin-top:12.9pt;width:105pt;height:42.15pt;z-index:251662336;visibility:visible;mso-wrap-style:square;mso-width-percent:0;mso-height-percent:0;mso-wrap-distance-left:9pt;mso-wrap-distance-top:3.6pt;mso-wrap-distance-right:9pt;mso-wrap-distance-bottom:3.6pt;mso-position-horizontal:absolute;mso-position-horizontal-relative:margin;mso-position-vertical:absolute;mso-position-vertical-relative:text;mso-width-percent:0;mso-height-percent:0;mso-width-relative:margin;mso-height-relative:margin;v-text-anchor:top" o:gfxdata="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">
                 <v:textbox>
                   <w:txbxContent>
                     <w:p>
@@ -3108,36 +2065,18 @@
         </mc:AlternateContent>
       </w:r>
     </w:p>
-    <w:p>
-      <w:pPr>
-        <w:rPr>
-          <w:color w:val="000000" w:themeColor="text1"/>
-        </w:rPr>
-      </w:pPr>
-    </w:p>
-    <w:p>
-      <w:pPr>
-        <w:rPr>
-          <w:color w:val="000000" w:themeColor="text1"/>
-        </w:rPr>
-      </w:pPr>
-    </w:p>
-    <w:p>
-      <w:pPr>
-        <w:rPr>
-          <w:color w:val="000000" w:themeColor="text1"/>
-        </w:rPr>
-      </w:pPr>
+    <w:p/>
+    <w:p/>
+    <w:p>
       <w:r>
         <w:rPr>
           <w:rFonts w:ascii="ＭＳ ゴシック" w:eastAsia="ＭＳ ゴシック" w:hAnsi="ＭＳ ゴシック"/>
           <w:noProof/>
-          <w:color w:val="000000" w:themeColor="text1"/>
         </w:rPr>
         <mc:AlternateContent>
           <mc:Choice Requires="wps">
             <w:drawing>
-              <wp:anchor distT="45720" distB="45720" distL="114300" distR="114300" simplePos="0" relativeHeight="251696128" behindDoc="0" locked="0" layoutInCell="1" allowOverlap="1" wp14:anchorId="0B96B15E" wp14:editId="2629FDFD">
+              <wp:anchor distT="45720" distB="45720" distL="114300" distR="114300" simplePos="0" relativeHeight="251696128" behindDoc="0" locked="0" layoutInCell="1" allowOverlap="1" wp14:anchorId="0B96B15E" wp14:editId="054EEF01">
                 <wp:simplePos x="0" y="0"/>
                 <wp:positionH relativeFrom="margin">
                   <wp:posOffset>520117</wp:posOffset>
@@ -3212,7 +2151,7 @@
           </mc:Choice>
           <mc:Fallback>
             <w:pict>
-              <v:shape w14:anchorId="0B96B15E" id="_x0000_s1037" type="#_x0000_t202" style="position:absolute;left:0;text-align:left;margin-left:40.95pt;margin-top:7.7pt;width:68.55pt;height:23.75pt;z-index:251696128;visibility:visible;mso-wrap-style:square;mso-width-percent:0;mso-height-percent:0;mso-wrap-distance-left:9pt;mso-wrap-distance-top:3.6pt;mso-wrap-distance-right:9pt;mso-wrap-distance-bottom:3.6pt;mso-position-horizontal:absolute;mso-position-horizontal-relative:margin;mso-position-vertical:absolute;mso-position-vertical-relative:text;mso-width-percent:0;mso-height-percent:0;mso-width-relative:margin;mso-height-relative:margin;v-text-anchor:top" o:gfxdata="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" filled="f" stroked="f">
+              <v:shape w14:anchorId="0B96B15E" id="_x0000_s1033" type="#_x0000_t202" style="position:absolute;left:0;text-align:left;margin-left:40.95pt;margin-top:7.7pt;width:68.55pt;height:23.75pt;z-index:251696128;visibility:visible;mso-wrap-style:square;mso-width-percent:0;mso-height-percent:0;mso-wrap-distance-left:9pt;mso-wrap-distance-top:3.6pt;mso-wrap-distance-right:9pt;mso-wrap-distance-bottom:3.6pt;mso-position-horizontal:absolute;mso-position-horizontal-relative:margin;mso-position-vertical:absolute;mso-position-vertical-relative:text;mso-width-percent:0;mso-height-percent:0;mso-width-relative:margin;mso-height-relative:margin;v-text-anchor:top" o:gfxdata="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" filled="f" stroked="f">
                 <v:textbox>
                   <w:txbxContent>
                     <w:p>
@@ -3243,7 +2182,6 @@
       <w:r>
         <w:rPr>
           <w:noProof/>
-          <w:color w:val="000000" w:themeColor="text1"/>
         </w:rPr>
         <mc:AlternateContent>
           <mc:Choice Requires="wps">
@@ -3300,7 +2238,7 @@
           </mc:Choice>
           <mc:Fallback>
             <w:pict>
-              <v:shapetype w14:anchorId="6D24B53B" id="_x0000_t32" coordsize="21600,21600" o:spt="32" o:oned="t" path="m,l21600,21600e" filled="f">
+              <v:shapetype w14:anchorId="54C110BD" id="_x0000_t32" coordsize="21600,21600" o:spt="32" o:oned="t" path="m,l21600,21600e" filled="f">
                 <v:path arrowok="t" fillok="f" o:connecttype="none"/>
                 <o:lock v:ext="edit" shapetype="t"/>
               </v:shapetype>
@@ -3312,24 +2250,12 @@
         </mc:AlternateContent>
       </w:r>
     </w:p>
-    <w:p>
-      <w:pPr>
-        <w:rPr>
-          <w:color w:val="000000" w:themeColor="text1"/>
-        </w:rPr>
-      </w:pPr>
-    </w:p>
-    <w:p>
-      <w:pPr>
-        <w:rPr>
-          <w:color w:val="000000" w:themeColor="text1"/>
-        </w:rPr>
-      </w:pPr>
+    <w:p/>
+    <w:p>
       <w:r>
         <w:rPr>
           <w:rFonts w:ascii="ＭＳ ゴシック" w:eastAsia="ＭＳ ゴシック" w:hAnsi="ＭＳ ゴシック"/>
           <w:noProof/>
-          <w:color w:val="000000" w:themeColor="text1"/>
         </w:rPr>
         <mc:AlternateContent>
           <mc:Choice Requires="wps">
@@ -3451,7 +2377,7 @@
           </mc:Choice>
           <mc:Fallback>
             <w:pict>
-              <v:shape w14:anchorId="2A46DAB1" id="_x0000_s1038" type="#_x0000_t202" style="position:absolute;left:0;text-align:left;margin-left:293.5pt;margin-top:9.85pt;width:131.75pt;height:72.55pt;z-index:251728896;visibility:visible;mso-wrap-style:square;mso-width-percent:0;mso-height-percent:0;mso-wrap-distance-left:9pt;mso-wrap-distance-top:3.6pt;mso-wrap-distance-right:9pt;mso-wrap-distance-bottom:3.6pt;mso-position-horizontal:absolute;mso-position-horizontal-relative:margin;mso-position-vertical:absolute;mso-position-vertical-relative:text;mso-width-percent:0;mso-height-percent:0;mso-width-relative:margin;mso-height-relative:margin;v-text-anchor:top" o:gfxdata="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" filled="f" stroked="f">
+              <v:shape w14:anchorId="2A46DAB1" id="_x0000_s1034" type="#_x0000_t202" style="position:absolute;left:0;text-align:left;margin-left:293.5pt;margin-top:9.85pt;width:131.75pt;height:72.55pt;z-index:251728896;visibility:visible;mso-wrap-style:square;mso-width-percent:0;mso-height-percent:0;mso-wrap-distance-left:9pt;mso-wrap-distance-top:3.6pt;mso-wrap-distance-right:9pt;mso-wrap-distance-bottom:3.6pt;mso-position-horizontal:absolute;mso-position-horizontal-relative:margin;mso-position-vertical:absolute;mso-position-vertical-relative:text;mso-width-percent:0;mso-height-percent:0;mso-width-relative:margin;mso-height-relative:margin;v-text-anchor:top" o:gfxdata="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" filled="f" stroked="f">
                 <v:textbox>
                   <w:txbxContent>
                     <w:p>
@@ -3525,7 +2451,6 @@
         <w:rPr>
           <w:rFonts w:hint="eastAsia"/>
           <w:noProof/>
-          <w:color w:val="000000" w:themeColor="text1"/>
         </w:rPr>
         <mc:AlternateContent>
           <mc:Choice Requires="wps">
@@ -3582,7 +2507,7 @@
           </mc:Choice>
           <mc:Fallback>
             <w:pict>
-              <v:shape w14:anchorId="58DA0720" id="直線矢印コネクタ 3" o:spid="_x0000_s1026" type="#_x0000_t32" style="position:absolute;margin-left:135pt;margin-top:28.3pt;width:45.9pt;height:0;z-index:251730944;visibility:visible;mso-wrap-style:square;mso-wrap-distance-left:9pt;mso-wrap-distance-top:0;mso-wrap-distance-right:9pt;mso-wrap-distance-bottom:0;mso-position-horizontal:absolute;mso-position-horizontal-relative:text;mso-position-vertical:absolute;mso-position-vertical-relative:text" o:gfxdata="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" strokecolor="#4472c4 [3204]" strokeweight=".5pt">
+              <v:shape w14:anchorId="4F78C5DD" id="直線矢印コネクタ 3" o:spid="_x0000_s1026" type="#_x0000_t32" style="position:absolute;margin-left:135pt;margin-top:28.3pt;width:45.9pt;height:0;z-index:251730944;visibility:visible;mso-wrap-style:square;mso-wrap-distance-left:9pt;mso-wrap-distance-top:0;mso-wrap-distance-right:9pt;mso-wrap-distance-bottom:0;mso-position-horizontal:absolute;mso-position-horizontal-relative:text;mso-position-vertical:absolute;mso-position-vertical-relative:text" o:gfxdata="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" strokecolor="#4472c4 [3204]" strokeweight=".5pt">
                 <v:stroke endarrow="block" joinstyle="miter"/>
               </v:shape>
             </w:pict>
@@ -3593,7 +2518,6 @@
         <w:rPr>
           <w:rFonts w:ascii="ＭＳ ゴシック" w:eastAsia="ＭＳ ゴシック" w:hAnsi="ＭＳ ゴシック"/>
           <w:noProof/>
-          <w:color w:val="000000" w:themeColor="text1"/>
         </w:rPr>
         <mc:AlternateContent>
           <mc:Choice Requires="wps">
@@ -3681,7 +2605,7 @@
           </mc:Choice>
           <mc:Fallback>
             <w:pict>
-              <v:shape w14:anchorId="0645B8AC" id="_x0000_s1039" type="#_x0000_t202" style="position:absolute;left:0;text-align:left;margin-left:145.6pt;margin-top:6.85pt;width:32.35pt;height:23.75pt;z-index:251732992;visibility:visible;mso-wrap-style:square;mso-width-percent:0;mso-height-percent:0;mso-wrap-distance-left:9pt;mso-wrap-distance-top:3.6pt;mso-wrap-distance-right:9pt;mso-wrap-distance-bottom:3.6pt;mso-position-horizontal:absolute;mso-position-horizontal-relative:margin;mso-position-vertical:absolute;mso-position-vertical-relative:text;mso-width-percent:0;mso-height-percent:0;mso-width-relative:margin;mso-height-relative:margin;v-text-anchor:top" o:gfxdata="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" filled="f" stroked="f">
+              <v:shape w14:anchorId="0645B8AC" id="_x0000_s1035" type="#_x0000_t202" style="position:absolute;left:0;text-align:left;margin-left:145.6pt;margin-top:6.85pt;width:32.35pt;height:23.75pt;z-index:251732992;visibility:visible;mso-wrap-style:square;mso-width-percent:0;mso-height-percent:0;mso-wrap-distance-left:9pt;mso-wrap-distance-top:3.6pt;mso-wrap-distance-right:9pt;mso-wrap-distance-bottom:3.6pt;mso-position-horizontal:absolute;mso-position-horizontal-relative:margin;mso-position-vertical:absolute;mso-position-vertical-relative:text;mso-width-percent:0;mso-height-percent:0;mso-width-relative:margin;mso-height-relative:margin;v-text-anchor:top" o:gfxdata="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" filled="f" stroked="f">
                 <v:textbox>
                   <w:txbxContent>
                     <w:p>
@@ -3721,7 +2645,6 @@
         <w:rPr>
           <w:rFonts w:hint="eastAsia"/>
           <w:noProof/>
-          <w:color w:val="000000" w:themeColor="text1"/>
         </w:rPr>
         <mc:AlternateContent>
           <mc:Choice Requires="wps">
@@ -3778,7 +2701,7 @@
           </mc:Choice>
           <mc:Fallback>
             <w:pict>
-              <v:shape w14:anchorId="26A90EC7" id="直線矢印コネクタ 4" o:spid="_x0000_s1026" type="#_x0000_t32" style="position:absolute;margin-left:135.05pt;margin-top:32.95pt;width:45.85pt;height:0;flip:x;z-index:251731968;visibility:visible;mso-wrap-style:square;mso-wrap-distance-left:9pt;mso-wrap-distance-top:0;mso-wrap-distance-right:9pt;mso-wrap-distance-bottom:0;mso-position-horizontal:absolute;mso-position-horizontal-relative:text;mso-position-vertical:absolute;mso-position-vertical-relative:text" o:gfxdata="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" strokecolor="#4472c4 [3204]" strokeweight=".5pt">
+              <v:shape w14:anchorId="54526125" id="直線矢印コネクタ 4" o:spid="_x0000_s1026" type="#_x0000_t32" style="position:absolute;margin-left:135.05pt;margin-top:32.95pt;width:45.85pt;height:0;flip:x;z-index:251731968;visibility:visible;mso-wrap-style:square;mso-wrap-distance-left:9pt;mso-wrap-distance-top:0;mso-wrap-distance-right:9pt;mso-wrap-distance-bottom:0;mso-position-horizontal:absolute;mso-position-horizontal-relative:text;mso-position-vertical:absolute;mso-position-vertical-relative:text" o:gfxdata="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" strokecolor="#4472c4 [3204]" strokeweight=".5pt">
                 <v:stroke endarrow="block" joinstyle="miter"/>
               </v:shape>
             </w:pict>
@@ -3789,7 +2712,6 @@
         <w:rPr>
           <w:rFonts w:ascii="ＭＳ ゴシック" w:eastAsia="ＭＳ ゴシック" w:hAnsi="ＭＳ ゴシック"/>
           <w:noProof/>
-          <w:color w:val="000000" w:themeColor="text1"/>
         </w:rPr>
         <mc:AlternateContent>
           <mc:Choice Requires="wps">
@@ -3895,7 +2817,7 @@
           </mc:Choice>
           <mc:Fallback>
             <w:pict>
-              <v:shape w14:anchorId="29E8C672" id="_x0000_s1040" type="#_x0000_t202" style="position:absolute;left:0;text-align:left;margin-left:182.75pt;margin-top:4.35pt;width:105pt;height:42.15pt;z-index:251666432;visibility:visible;mso-wrap-style:square;mso-width-percent:0;mso-height-percent:0;mso-wrap-distance-left:9pt;mso-wrap-distance-top:3.6pt;mso-wrap-distance-right:9pt;mso-wrap-distance-bottom:3.6pt;mso-position-horizontal:absolute;mso-position-horizontal-relative:margin;mso-position-vertical:absolute;mso-position-vertical-relative:text;mso-width-percent:0;mso-height-percent:0;mso-width-relative:margin;mso-height-relative:margin;v-text-anchor:top" o:gfxdata="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">
+              <v:shape w14:anchorId="29E8C672" id="_x0000_s1036" type="#_x0000_t202" style="position:absolute;left:0;text-align:left;margin-left:182.75pt;margin-top:4.35pt;width:105pt;height:42.15pt;z-index:251666432;visibility:visible;mso-wrap-style:square;mso-width-percent:0;mso-height-percent:0;mso-wrap-distance-left:9pt;mso-wrap-distance-top:3.6pt;mso-wrap-distance-right:9pt;mso-wrap-distance-bottom:3.6pt;mso-position-horizontal:absolute;mso-position-horizontal-relative:margin;mso-position-vertical:absolute;mso-position-vertical-relative:text;mso-width-percent:0;mso-height-percent:0;mso-width-relative:margin;mso-height-relative:margin;v-text-anchor:top" o:gfxdata="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">
                 <v:textbox>
                   <w:txbxContent>
                     <w:p>
@@ -3949,7 +2871,6 @@
         <w:rPr>
           <w:rFonts w:ascii="ＭＳ ゴシック" w:eastAsia="ＭＳ ゴシック" w:hAnsi="ＭＳ ゴシック"/>
           <w:noProof/>
-          <w:color w:val="000000" w:themeColor="text1"/>
         </w:rPr>
         <mc:AlternateContent>
           <mc:Choice Requires="wps">
@@ -4055,7 +2976,7 @@
           </mc:Choice>
           <mc:Fallback>
             <w:pict>
-              <v:shape w14:anchorId="7ACDB43F" id="_x0000_s1041" type="#_x0000_t202" style="position:absolute;left:0;text-align:left;margin-left:29.95pt;margin-top:4.8pt;width:105pt;height:42.15pt;z-index:251664384;visibility:visible;mso-wrap-style:square;mso-width-percent:0;mso-height-percent:0;mso-wrap-distance-left:9pt;mso-wrap-distance-top:3.6pt;mso-wrap-distance-right:9pt;mso-wrap-distance-bottom:3.6pt;mso-position-horizontal:absolute;mso-position-horizontal-relative:margin;mso-position-vertical:absolute;mso-position-vertical-relative:text;mso-width-percent:0;mso-height-percent:0;mso-width-relative:margin;mso-height-relative:margin;v-text-anchor:top" o:gfxdata="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">
+              <v:shape w14:anchorId="7ACDB43F" id="_x0000_s1037" type="#_x0000_t202" style="position:absolute;left:0;text-align:left;margin-left:29.95pt;margin-top:4.8pt;width:105pt;height:42.15pt;z-index:251664384;visibility:visible;mso-wrap-style:square;mso-width-percent:0;mso-height-percent:0;mso-wrap-distance-left:9pt;mso-wrap-distance-top:3.6pt;mso-wrap-distance-right:9pt;mso-wrap-distance-bottom:3.6pt;mso-position-horizontal:absolute;mso-position-horizontal-relative:margin;mso-position-vertical:absolute;mso-position-vertical-relative:text;mso-width-percent:0;mso-height-percent:0;mso-width-relative:margin;mso-height-relative:margin;v-text-anchor:top" o:gfxdata="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">
                 <v:textbox>
                   <w:txbxContent>
                     <w:p>
@@ -4107,41 +3028,26 @@
       </w:r>
     </w:p>
     <w:p>
-      <w:pPr>
-        <w:rPr>
-          <w:color w:val="000000" w:themeColor="text1"/>
-        </w:rPr>
-      </w:pPr>
-      <w:r>
-        <w:rPr>
-          <w:rFonts w:hint="eastAsia"/>
-          <w:color w:val="000000" w:themeColor="text1"/>
+      <w:r>
+        <w:rPr>
+          <w:rFonts w:hint="eastAsia"/>
         </w:rPr>
         <w:t xml:space="preserve"> </w:t>
       </w:r>
       <w:r>
-        <w:rPr>
-          <w:color w:val="000000" w:themeColor="text1"/>
-        </w:rPr>
         <w:t xml:space="preserve">                            </w:t>
       </w:r>
     </w:p>
     <w:p>
-      <w:pPr>
-        <w:rPr>
-          <w:color w:val="000000" w:themeColor="text1"/>
-        </w:rPr>
-      </w:pPr>
       <w:r>
         <w:rPr>
           <w:rFonts w:ascii="ＭＳ ゴシック" w:eastAsia="ＭＳ ゴシック" w:hAnsi="ＭＳ ゴシック"/>
           <w:noProof/>
-          <w:color w:val="000000" w:themeColor="text1"/>
         </w:rPr>
         <mc:AlternateContent>
           <mc:Choice Requires="wps">
             <w:drawing>
-              <wp:anchor distT="45720" distB="45720" distL="114300" distR="114300" simplePos="0" relativeHeight="251698176" behindDoc="0" locked="0" layoutInCell="1" allowOverlap="1" wp14:anchorId="2989693A" wp14:editId="1336B4D9">
+              <wp:anchor distT="45720" distB="45720" distL="114300" distR="114300" simplePos="0" relativeHeight="251698176" behindDoc="0" locked="0" layoutInCell="1" allowOverlap="1" wp14:anchorId="2989693A" wp14:editId="4033A532">
                 <wp:simplePos x="0" y="0"/>
                 <wp:positionH relativeFrom="margin">
                   <wp:posOffset>520065</wp:posOffset>
@@ -4216,7 +3122,7 @@
           </mc:Choice>
           <mc:Fallback>
             <w:pict>
-              <v:shape w14:anchorId="2989693A" id="_x0000_s1042" type="#_x0000_t202" style="position:absolute;left:0;text-align:left;margin-left:40.95pt;margin-top:15.6pt;width:68.55pt;height:23.75pt;z-index:251698176;visibility:visible;mso-wrap-style:square;mso-width-percent:0;mso-height-percent:0;mso-wrap-distance-left:9pt;mso-wrap-distance-top:3.6pt;mso-wrap-distance-right:9pt;mso-wrap-distance-bottom:3.6pt;mso-position-horizontal:absolute;mso-position-horizontal-relative:margin;mso-position-vertical:absolute;mso-position-vertical-relative:text;mso-width-percent:0;mso-height-percent:0;mso-width-relative:margin;mso-height-relative:margin;v-text-anchor:top" o:gfxdata="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" filled="f" stroked="f">
+              <v:shape w14:anchorId="2989693A" id="_x0000_s1038" type="#_x0000_t202" style="position:absolute;left:0;text-align:left;margin-left:40.95pt;margin-top:15.6pt;width:68.55pt;height:23.75pt;z-index:251698176;visibility:visible;mso-wrap-style:square;mso-width-percent:0;mso-height-percent:0;mso-wrap-distance-left:9pt;mso-wrap-distance-top:3.6pt;mso-wrap-distance-right:9pt;mso-wrap-distance-bottom:3.6pt;mso-position-horizontal:absolute;mso-position-horizontal-relative:margin;mso-position-vertical:absolute;mso-position-vertical-relative:text;mso-width-percent:0;mso-height-percent:0;mso-width-relative:margin;mso-height-relative:margin;v-text-anchor:top" o:gfxdata="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" filled="f" stroked="f">
                 <v:textbox>
                   <w:txbxContent>
                     <w:p>
@@ -4247,7 +3153,6 @@
       <w:r>
         <w:rPr>
           <w:noProof/>
-          <w:color w:val="000000" w:themeColor="text1"/>
         </w:rPr>
         <mc:AlternateContent>
           <mc:Choice Requires="wps">
@@ -4310,7 +3215,7 @@
           </mc:Choice>
           <mc:Fallback>
             <w:pict>
-              <v:shape w14:anchorId="40B3A072" id="直線矢印コネクタ 2" o:spid="_x0000_s1026" type="#_x0000_t32" style="position:absolute;margin-left:80.9pt;margin-top:11.75pt;width:0;height:39.55pt;z-index:251683840;visibility:visible;mso-wrap-style:square;mso-width-percent:0;mso-height-percent:0;mso-wrap-distance-left:9pt;mso-wrap-distance-top:0;mso-wrap-distance-right:9pt;mso-wrap-distance-bottom:0;mso-position-horizontal:absolute;mso-position-horizontal-relative:text;mso-position-vertical:absolute;mso-position-vertical-relative:text;mso-width-percent:0;mso-height-percent:0;mso-width-relative:margin;mso-height-relative:margin" o:gfxdata="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" strokecolor="#4472c4 [3204]" strokeweight=".5pt">
+              <v:shape w14:anchorId="7B5689A6" id="直線矢印コネクタ 2" o:spid="_x0000_s1026" type="#_x0000_t32" style="position:absolute;margin-left:80.9pt;margin-top:11.75pt;width:0;height:39.55pt;z-index:251683840;visibility:visible;mso-wrap-style:square;mso-width-percent:0;mso-height-percent:0;mso-wrap-distance-left:9pt;mso-wrap-distance-top:0;mso-wrap-distance-right:9pt;mso-wrap-distance-bottom:0;mso-position-horizontal:absolute;mso-position-horizontal-relative:text;mso-position-vertical:absolute;mso-position-vertical-relative:text;mso-width-percent:0;mso-height-percent:0;mso-width-relative:margin;mso-height-relative:margin" o:gfxdata="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" strokecolor="#4472c4 [3204]" strokeweight=".5pt">
                 <v:stroke endarrow="block" joinstyle="miter"/>
               </v:shape>
             </w:pict>
@@ -4318,29 +3223,17 @@
         </mc:AlternateContent>
       </w:r>
     </w:p>
-    <w:p>
-      <w:pPr>
-        <w:rPr>
-          <w:color w:val="000000" w:themeColor="text1"/>
-        </w:rPr>
-      </w:pPr>
-    </w:p>
-    <w:p>
-      <w:pPr>
-        <w:rPr>
-          <w:color w:val="000000" w:themeColor="text1"/>
-        </w:rPr>
-      </w:pPr>
+    <w:p/>
+    <w:p>
       <w:r>
         <w:rPr>
           <w:rFonts w:ascii="ＭＳ ゴシック" w:eastAsia="ＭＳ ゴシック" w:hAnsi="ＭＳ ゴシック"/>
           <w:noProof/>
-          <w:color w:val="000000" w:themeColor="text1"/>
         </w:rPr>
         <mc:AlternateContent>
           <mc:Choice Requires="wps">
             <w:drawing>
-              <wp:anchor distT="45720" distB="45720" distL="114300" distR="114300" simplePos="0" relativeHeight="251724800" behindDoc="0" locked="0" layoutInCell="1" allowOverlap="1" wp14:anchorId="66A92EBA" wp14:editId="6138D497">
+              <wp:anchor distT="45720" distB="45720" distL="114300" distR="114300" simplePos="0" relativeHeight="251724800" behindDoc="0" locked="0" layoutInCell="1" allowOverlap="1" wp14:anchorId="66A92EBA" wp14:editId="0A459CDB">
                 <wp:simplePos x="0" y="0"/>
                 <wp:positionH relativeFrom="margin">
                   <wp:posOffset>1847285</wp:posOffset>
@@ -4423,7 +3316,7 @@
           </mc:Choice>
           <mc:Fallback>
             <w:pict>
-              <v:shape w14:anchorId="66A92EBA" id="_x0000_s1043" type="#_x0000_t202" style="position:absolute;left:0;text-align:left;margin-left:145.45pt;margin-top:10.3pt;width:32.35pt;height:23.75pt;z-index:251724800;visibility:visible;mso-wrap-style:square;mso-width-percent:0;mso-height-percent:0;mso-wrap-distance-left:9pt;mso-wrap-distance-top:3.6pt;mso-wrap-distance-right:9pt;mso-wrap-distance-bottom:3.6pt;mso-position-horizontal:absolute;mso-position-horizontal-relative:margin;mso-position-vertical:absolute;mso-position-vertical-relative:text;mso-width-percent:0;mso-height-percent:0;mso-width-relative:margin;mso-height-relative:margin;v-text-anchor:top" o:gfxdata="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" filled="f" stroked="f">
+              <v:shape w14:anchorId="66A92EBA" id="_x0000_s1039" type="#_x0000_t202" style="position:absolute;left:0;text-align:left;margin-left:145.45pt;margin-top:10.3pt;width:32.35pt;height:23.75pt;z-index:251724800;visibility:visible;mso-wrap-style:square;mso-width-percent:0;mso-height-percent:0;mso-wrap-distance-left:9pt;mso-wrap-distance-top:3.6pt;mso-wrap-distance-right:9pt;mso-wrap-distance-bottom:3.6pt;mso-position-horizontal:absolute;mso-position-horizontal-relative:margin;mso-position-vertical:absolute;mso-position-vertical-relative:text;mso-width-percent:0;mso-height-percent:0;mso-width-relative:margin;mso-height-relative:margin;v-text-anchor:top" o:gfxdata="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" filled="f" stroked="f">
                 <v:textbox>
                   <w:txbxContent>
                     <w:p>
@@ -4463,7 +3356,6 @@
         <w:rPr>
           <w:rFonts w:ascii="ＭＳ ゴシック" w:eastAsia="ＭＳ ゴシック" w:hAnsi="ＭＳ ゴシック"/>
           <w:noProof/>
-          <w:color w:val="000000" w:themeColor="text1"/>
         </w:rPr>
         <mc:AlternateContent>
           <mc:Choice Requires="wps">
@@ -4557,7 +3449,7 @@
           </mc:Choice>
           <mc:Fallback>
             <w:pict>
-              <v:shape w14:anchorId="01AC784A" id="_x0000_s1044" type="#_x0000_t202" style="position:absolute;left:0;text-align:left;margin-left:182.75pt;margin-top:16.5pt;width:105pt;height:42.15pt;z-index:251670528;visibility:visible;mso-wrap-style:square;mso-width-percent:0;mso-height-percent:0;mso-wrap-distance-left:9pt;mso-wrap-distance-top:3.6pt;mso-wrap-distance-right:9pt;mso-wrap-distance-bottom:3.6pt;mso-position-horizontal:absolute;mso-position-horizontal-relative:margin;mso-position-vertical:absolute;mso-position-vertical-relative:text;mso-width-percent:0;mso-height-percent:0;mso-width-relative:margin;mso-height-relative:margin;v-text-anchor:top" o:gfxdata="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">
+              <v:shape w14:anchorId="01AC784A" id="_x0000_s1040" type="#_x0000_t202" style="position:absolute;left:0;text-align:left;margin-left:182.75pt;margin-top:16.5pt;width:105pt;height:42.15pt;z-index:251670528;visibility:visible;mso-wrap-style:square;mso-width-percent:0;mso-height-percent:0;mso-wrap-distance-left:9pt;mso-wrap-distance-top:3.6pt;mso-wrap-distance-right:9pt;mso-wrap-distance-bottom:3.6pt;mso-position-horizontal:absolute;mso-position-horizontal-relative:margin;mso-position-vertical:absolute;mso-position-vertical-relative:text;mso-width-percent:0;mso-height-percent:0;mso-width-relative:margin;mso-height-relative:margin;v-text-anchor:top" o:gfxdata="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">
                 <v:textbox>
                   <w:txbxContent>
                     <w:p>
@@ -4599,7 +3491,6 @@
         <w:rPr>
           <w:rFonts w:ascii="ＭＳ ゴシック" w:eastAsia="ＭＳ ゴシック" w:hAnsi="ＭＳ ゴシック"/>
           <w:noProof/>
-          <w:color w:val="000000" w:themeColor="text1"/>
         </w:rPr>
         <mc:AlternateContent>
           <mc:Choice Requires="wps">
@@ -4693,7 +3584,7 @@
           </mc:Choice>
           <mc:Fallback>
             <w:pict>
-              <v:shape w14:anchorId="2CF9AC8F" id="_x0000_s1045" type="#_x0000_t202" style="position:absolute;left:0;text-align:left;margin-left:30.05pt;margin-top:16.5pt;width:105pt;height:42.15pt;z-index:251668480;visibility:visible;mso-wrap-style:square;mso-width-percent:0;mso-height-percent:0;mso-wrap-distance-left:9pt;mso-wrap-distance-top:3.6pt;mso-wrap-distance-right:9pt;mso-wrap-distance-bottom:3.6pt;mso-position-horizontal:absolute;mso-position-horizontal-relative:margin;mso-position-vertical:absolute;mso-position-vertical-relative:text;mso-width-percent:0;mso-height-percent:0;mso-width-relative:margin;mso-height-relative:margin;v-text-anchor:top" o:gfxdata="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">
+              <v:shape w14:anchorId="2CF9AC8F" id="_x0000_s1041" type="#_x0000_t202" style="position:absolute;left:0;text-align:left;margin-left:30.05pt;margin-top:16.5pt;width:105pt;height:42.15pt;z-index:251668480;visibility:visible;mso-wrap-style:square;mso-width-percent:0;mso-height-percent:0;mso-wrap-distance-left:9pt;mso-wrap-distance-top:3.6pt;mso-wrap-distance-right:9pt;mso-wrap-distance-bottom:3.6pt;mso-position-horizontal:absolute;mso-position-horizontal-relative:margin;mso-position-vertical:absolute;mso-position-vertical-relative:text;mso-width-percent:0;mso-height-percent:0;mso-width-relative:margin;mso-height-relative:margin;v-text-anchor:top" o:gfxdata="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">
                 <v:textbox>
                   <w:txbxContent>
                     <w:p>
@@ -4733,21 +3624,15 @@
       </w:r>
     </w:p>
     <w:p>
-      <w:pPr>
-        <w:rPr>
-          <w:color w:val="000000" w:themeColor="text1"/>
-        </w:rPr>
-      </w:pPr>
       <w:r>
         <w:rPr>
           <w:rFonts w:hint="eastAsia"/>
           <w:noProof/>
-          <w:color w:val="000000" w:themeColor="text1"/>
         </w:rPr>
         <mc:AlternateContent>
           <mc:Choice Requires="wps">
             <w:drawing>
-              <wp:anchor distT="0" distB="0" distL="114300" distR="114300" simplePos="0" relativeHeight="251722752" behindDoc="0" locked="0" layoutInCell="1" allowOverlap="1" wp14:anchorId="1B40FA2F" wp14:editId="531C63FC">
+              <wp:anchor distT="0" distB="0" distL="114300" distR="114300" simplePos="0" relativeHeight="251722752" behindDoc="0" locked="0" layoutInCell="1" allowOverlap="1" wp14:anchorId="1B40FA2F" wp14:editId="762F2905">
                 <wp:simplePos x="0" y="0"/>
                 <wp:positionH relativeFrom="column">
                   <wp:posOffset>1713230</wp:posOffset>
@@ -4799,7 +3684,7 @@
           </mc:Choice>
           <mc:Fallback>
             <w:pict>
-              <v:shape w14:anchorId="13446B72" id="直線矢印コネクタ 4" o:spid="_x0000_s1026" type="#_x0000_t32" style="position:absolute;margin-left:134.9pt;margin-top:16pt;width:45.9pt;height:0;flip:x;z-index:251722752;visibility:visible;mso-wrap-style:square;mso-wrap-distance-left:9pt;mso-wrap-distance-top:0;mso-wrap-distance-right:9pt;mso-wrap-distance-bottom:0;mso-position-horizontal:absolute;mso-position-horizontal-relative:text;mso-position-vertical:absolute;mso-position-vertical-relative:text" o:gfxdata="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" strokecolor="#4472c4 [3204]" strokeweight=".5pt">
+              <v:shape w14:anchorId="5BEE7DEE" id="直線矢印コネクタ 4" o:spid="_x0000_s1026" type="#_x0000_t32" style="position:absolute;margin-left:134.9pt;margin-top:16pt;width:45.9pt;height:0;flip:x;z-index:251722752;visibility:visible;mso-wrap-style:square;mso-wrap-distance-left:9pt;mso-wrap-distance-top:0;mso-wrap-distance-right:9pt;mso-wrap-distance-bottom:0;mso-position-horizontal:absolute;mso-position-horizontal-relative:text;mso-position-vertical:absolute;mso-position-vertical-relative:text" o:gfxdata="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" strokecolor="#4472c4 [3204]" strokeweight=".5pt">
                 <v:stroke endarrow="block" joinstyle="miter"/>
               </v:shape>
             </w:pict>
@@ -4810,7 +3695,6 @@
         <w:rPr>
           <w:rFonts w:ascii="ＭＳ ゴシック" w:eastAsia="ＭＳ ゴシック" w:hAnsi="ＭＳ ゴシック"/>
           <w:noProof/>
-          <w:color w:val="000000" w:themeColor="text1"/>
         </w:rPr>
         <mc:AlternateContent>
           <mc:Choice Requires="wps">
@@ -4915,7 +3799,7 @@
           </mc:Choice>
           <mc:Fallback>
             <w:pict>
-              <v:shape w14:anchorId="604DA511" id="_x0000_s1046" type="#_x0000_t202" style="position:absolute;left:0;text-align:left;margin-left:294pt;margin-top:3.1pt;width:131.8pt;height:32.05pt;z-index:251720704;visibility:visible;mso-wrap-style:square;mso-width-percent:0;mso-height-percent:0;mso-wrap-distance-left:9pt;mso-wrap-distance-top:3.6pt;mso-wrap-distance-right:9pt;mso-wrap-distance-bottom:3.6pt;mso-position-horizontal:absolute;mso-position-horizontal-relative:margin;mso-position-vertical:absolute;mso-position-vertical-relative:text;mso-width-percent:0;mso-height-percent:0;mso-width-relative:margin;mso-height-relative:margin;v-text-anchor:top" o:gfxdata="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" filled="f" stroked="f">
+              <v:shape w14:anchorId="604DA511" id="_x0000_s1042" type="#_x0000_t202" style="position:absolute;left:0;text-align:left;margin-left:294pt;margin-top:3.1pt;width:131.8pt;height:32.05pt;z-index:251720704;visibility:visible;mso-wrap-style:square;mso-width-percent:0;mso-height-percent:0;mso-wrap-distance-left:9pt;mso-wrap-distance-top:3.6pt;mso-wrap-distance-right:9pt;mso-wrap-distance-bottom:3.6pt;mso-position-horizontal:absolute;mso-position-horizontal-relative:margin;mso-position-vertical:absolute;mso-position-vertical-relative:text;mso-width-percent:0;mso-height-percent:0;mso-width-relative:margin;mso-height-relative:margin;v-text-anchor:top" o:gfxdata="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" filled="f" stroked="f">
                 <v:textbox>
                   <w:txbxContent>
                     <w:p>
@@ -4972,7 +3856,6 @@
         <w:rPr>
           <w:rFonts w:hint="eastAsia"/>
           <w:noProof/>
-          <w:color w:val="000000" w:themeColor="text1"/>
         </w:rPr>
         <mc:AlternateContent>
           <mc:Choice Requires="wps">
@@ -5029,7 +3912,7 @@
           </mc:Choice>
           <mc:Fallback>
             <w:pict>
-              <v:shape w14:anchorId="79FA408E" id="直線矢印コネクタ 3" o:spid="_x0000_s1026" type="#_x0000_t32" style="position:absolute;margin-left:134.85pt;margin-top:11.35pt;width:45.95pt;height:0;z-index:251721728;visibility:visible;mso-wrap-style:square;mso-wrap-distance-left:9pt;mso-wrap-distance-top:0;mso-wrap-distance-right:9pt;mso-wrap-distance-bottom:0;mso-position-horizontal:absolute;mso-position-horizontal-relative:text;mso-position-vertical:absolute;mso-position-vertical-relative:text" o:gfxdata="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" strokecolor="#4472c4 [3204]" strokeweight=".5pt">
+              <v:shape w14:anchorId="78660F40" id="直線矢印コネクタ 3" o:spid="_x0000_s1026" type="#_x0000_t32" style="position:absolute;margin-left:134.85pt;margin-top:11.35pt;width:45.95pt;height:0;z-index:251721728;visibility:visible;mso-wrap-style:square;mso-wrap-distance-left:9pt;mso-wrap-distance-top:0;mso-wrap-distance-right:9pt;mso-wrap-distance-bottom:0;mso-position-horizontal:absolute;mso-position-horizontal-relative:text;mso-position-vertical:absolute;mso-position-vertical-relative:text" o:gfxdata="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" strokecolor="#4472c4 [3204]" strokeweight=".5pt">
                 <v:stroke endarrow="block" joinstyle="miter"/>
               </v:shape>
             </w:pict>
@@ -5038,41 +3921,26 @@
       </w:r>
     </w:p>
     <w:p>
-      <w:pPr>
-        <w:rPr>
-          <w:color w:val="000000" w:themeColor="text1"/>
-        </w:rPr>
-      </w:pPr>
-      <w:r>
-        <w:rPr>
-          <w:rFonts w:hint="eastAsia"/>
-          <w:color w:val="000000" w:themeColor="text1"/>
+      <w:r>
+        <w:rPr>
+          <w:rFonts w:hint="eastAsia"/>
         </w:rPr>
         <w:t xml:space="preserve"> </w:t>
       </w:r>
       <w:r>
-        <w:rPr>
-          <w:color w:val="000000" w:themeColor="text1"/>
-        </w:rPr>
         <w:t xml:space="preserve">                            </w:t>
       </w:r>
     </w:p>
     <w:p>
-      <w:pPr>
-        <w:rPr>
-          <w:color w:val="000000" w:themeColor="text1"/>
-        </w:rPr>
-      </w:pPr>
       <w:r>
         <w:rPr>
           <w:rFonts w:ascii="ＭＳ ゴシック" w:eastAsia="ＭＳ ゴシック" w:hAnsi="ＭＳ ゴシック"/>
           <w:noProof/>
-          <w:color w:val="000000" w:themeColor="text1"/>
         </w:rPr>
         <mc:AlternateContent>
           <mc:Choice Requires="wps">
             <w:drawing>
-              <wp:anchor distT="45720" distB="45720" distL="114300" distR="114300" simplePos="0" relativeHeight="251712512" behindDoc="0" locked="0" layoutInCell="1" allowOverlap="1" wp14:anchorId="7FF5E77E" wp14:editId="18D3A256">
+              <wp:anchor distT="45720" distB="45720" distL="114300" distR="114300" simplePos="0" relativeHeight="251712512" behindDoc="0" locked="0" layoutInCell="1" allowOverlap="1" wp14:anchorId="7FF5E77E" wp14:editId="02C4CDF7">
                 <wp:simplePos x="0" y="0"/>
                 <wp:positionH relativeFrom="margin">
                   <wp:posOffset>3734645</wp:posOffset>
@@ -5181,7 +4049,7 @@
           </mc:Choice>
           <mc:Fallback>
             <w:pict>
-              <v:shape w14:anchorId="7FF5E77E" id="_x0000_s1047" type="#_x0000_t202" style="position:absolute;left:0;text-align:left;margin-left:294.05pt;margin-top:12pt;width:131.8pt;height:32.05pt;z-index:251712512;visibility:visible;mso-wrap-style:square;mso-width-percent:0;mso-height-percent:0;mso-wrap-distance-left:9pt;mso-wrap-distance-top:3.6pt;mso-wrap-distance-right:9pt;mso-wrap-distance-bottom:3.6pt;mso-position-horizontal:absolute;mso-position-horizontal-relative:margin;mso-position-vertical:absolute;mso-position-vertical-relative:text;mso-width-percent:0;mso-height-percent:0;mso-width-relative:margin;mso-height-relative:margin;v-text-anchor:top" o:gfxdata="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" filled="f" stroked="f">
+              <v:shape w14:anchorId="7FF5E77E" id="_x0000_s1043" type="#_x0000_t202" style="position:absolute;left:0;text-align:left;margin-left:294.05pt;margin-top:12pt;width:131.8pt;height:32.05pt;z-index:251712512;visibility:visible;mso-wrap-style:square;mso-width-percent:0;mso-height-percent:0;mso-wrap-distance-left:9pt;mso-wrap-distance-top:3.6pt;mso-wrap-distance-right:9pt;mso-wrap-distance-bottom:3.6pt;mso-position-horizontal:absolute;mso-position-horizontal-relative:margin;mso-position-vertical:absolute;mso-position-vertical-relative:text;mso-width-percent:0;mso-height-percent:0;mso-width-relative:margin;mso-height-relative:margin;v-text-anchor:top" o:gfxdata="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" filled="f" stroked="f">
                 <v:textbox>
                   <w:txbxContent>
                     <w:p>
@@ -5247,7 +4115,6 @@
         <w:rPr>
           <w:rFonts w:ascii="ＭＳ ゴシック" w:eastAsia="ＭＳ ゴシック" w:hAnsi="ＭＳ ゴシック"/>
           <w:noProof/>
-          <w:color w:val="000000" w:themeColor="text1"/>
         </w:rPr>
         <mc:AlternateContent>
           <mc:Choice Requires="wps">
@@ -5335,7 +4202,7 @@
           </mc:Choice>
           <mc:Fallback>
             <w:pict>
-              <v:shape w14:anchorId="2D3CF820" id="_x0000_s1048" type="#_x0000_t202" style="position:absolute;left:0;text-align:left;margin-left:130.7pt;margin-top:10.25pt;width:68.55pt;height:23.75pt;z-index:251702272;visibility:visible;mso-wrap-style:square;mso-width-percent:0;mso-height-percent:0;mso-wrap-distance-left:9pt;mso-wrap-distance-top:3.6pt;mso-wrap-distance-right:9pt;mso-wrap-distance-bottom:3.6pt;mso-position-horizontal:absolute;mso-position-horizontal-relative:margin;mso-position-vertical:absolute;mso-position-vertical-relative:text;mso-width-percent:0;mso-height-percent:0;mso-width-relative:margin;mso-height-relative:margin;v-text-anchor:top" o:gfxdata="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" filled="f" stroked="f">
+              <v:shape w14:anchorId="2D3CF820" id="_x0000_s1044" type="#_x0000_t202" style="position:absolute;left:0;text-align:left;margin-left:130.7pt;margin-top:10.25pt;width:68.55pt;height:23.75pt;z-index:251702272;visibility:visible;mso-wrap-style:square;mso-width-percent:0;mso-height-percent:0;mso-wrap-distance-left:9pt;mso-wrap-distance-top:3.6pt;mso-wrap-distance-right:9pt;mso-wrap-distance-bottom:3.6pt;mso-position-horizontal:absolute;mso-position-horizontal-relative:margin;mso-position-vertical:absolute;mso-position-vertical-relative:text;mso-width-percent:0;mso-height-percent:0;mso-width-relative:margin;mso-height-relative:margin;v-text-anchor:top" o:gfxdata="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" filled="f" stroked="f">
                 <v:textbox>
                   <w:txbxContent>
                     <w:p>
@@ -5375,7 +4242,6 @@
         <w:rPr>
           <w:rFonts w:ascii="ＭＳ ゴシック" w:eastAsia="ＭＳ ゴシック" w:hAnsi="ＭＳ ゴシック"/>
           <w:noProof/>
-          <w:color w:val="000000" w:themeColor="text1"/>
         </w:rPr>
         <mc:AlternateContent>
           <mc:Choice Requires="wps">
@@ -5455,7 +4321,7 @@
           </mc:Choice>
           <mc:Fallback>
             <w:pict>
-              <v:shape w14:anchorId="7DFF3456" id="_x0000_s1049" type="#_x0000_t202" style="position:absolute;left:0;text-align:left;margin-left:21.1pt;margin-top:11.9pt;width:68.55pt;height:23.75pt;z-index:251700224;visibility:visible;mso-wrap-style:square;mso-width-percent:0;mso-height-percent:0;mso-wrap-distance-left:9pt;mso-wrap-distance-top:3.6pt;mso-wrap-distance-right:9pt;mso-wrap-distance-bottom:3.6pt;mso-position-horizontal:absolute;mso-position-horizontal-relative:margin;mso-position-vertical:absolute;mso-position-vertical-relative:text;mso-width-percent:0;mso-height-percent:0;mso-width-relative:margin;mso-height-relative:margin;v-text-anchor:top" o:gfxdata="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" filled="f" stroked="f">
+              <v:shape w14:anchorId="7DFF3456" id="_x0000_s1045" type="#_x0000_t202" style="position:absolute;left:0;text-align:left;margin-left:21.1pt;margin-top:11.9pt;width:68.55pt;height:23.75pt;z-index:251700224;visibility:visible;mso-wrap-style:square;mso-width-percent:0;mso-height-percent:0;mso-wrap-distance-left:9pt;mso-wrap-distance-top:3.6pt;mso-wrap-distance-right:9pt;mso-wrap-distance-bottom:3.6pt;mso-position-horizontal:absolute;mso-position-horizontal-relative:margin;mso-position-vertical:absolute;mso-position-vertical-relative:text;mso-width-percent:0;mso-height-percent:0;mso-width-relative:margin;mso-height-relative:margin;v-text-anchor:top" o:gfxdata="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" filled="f" stroked="f">
                 <v:textbox>
                   <w:txbxContent>
                     <w:p>
@@ -5486,7 +4352,6 @@
       <w:r>
         <w:rPr>
           <w:noProof/>
-          <w:color w:val="000000" w:themeColor="text1"/>
         </w:rPr>
         <mc:AlternateContent>
           <mc:Choice Requires="wps">
@@ -5549,7 +4414,7 @@
           </mc:Choice>
           <mc:Fallback>
             <w:pict>
-              <v:shape w14:anchorId="056862A9" id="直線矢印コネクタ 2" o:spid="_x0000_s1026" type="#_x0000_t32" style="position:absolute;margin-left:80.8pt;margin-top:6.15pt;width:102.05pt;height:212.65pt;flip:x y;z-index:251694080;visibility:visible;mso-wrap-style:square;mso-width-percent:0;mso-height-percent:0;mso-wrap-distance-left:9pt;mso-wrap-distance-top:0;mso-wrap-distance-right:9pt;mso-wrap-distance-bottom:0;mso-position-horizontal:absolute;mso-position-horizontal-relative:text;mso-position-vertical:absolute;mso-position-vertical-relative:text;mso-width-percent:0;mso-height-percent:0;mso-width-relative:margin;mso-height-relative:margin" o:gfxdata="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" strokecolor="#4472c4 [3204]" strokeweight=".5pt">
+              <v:shape w14:anchorId="688777A4" id="直線矢印コネクタ 2" o:spid="_x0000_s1026" type="#_x0000_t32" style="position:absolute;margin-left:80.8pt;margin-top:6.15pt;width:102.05pt;height:212.65pt;flip:x y;z-index:251694080;visibility:visible;mso-wrap-style:square;mso-width-percent:0;mso-height-percent:0;mso-wrap-distance-left:9pt;mso-wrap-distance-top:0;mso-wrap-distance-right:9pt;mso-wrap-distance-bottom:0;mso-position-horizontal:absolute;mso-position-horizontal-relative:text;mso-position-vertical:absolute;mso-position-vertical-relative:text;mso-width-percent:0;mso-height-percent:0;mso-width-relative:margin;mso-height-relative:margin" o:gfxdata="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" strokecolor="#4472c4 [3204]" strokeweight=".5pt">
                 <v:stroke endarrow="block" joinstyle="miter"/>
               </v:shape>
             </w:pict>
@@ -5559,7 +4424,6 @@
       <w:r>
         <w:rPr>
           <w:noProof/>
-          <w:color w:val="000000" w:themeColor="text1"/>
         </w:rPr>
         <mc:AlternateContent>
           <mc:Choice Requires="wps">
@@ -5622,7 +4486,7 @@
           </mc:Choice>
           <mc:Fallback>
             <w:pict>
-              <v:shape w14:anchorId="4E7A531D" id="直線矢印コネクタ 2" o:spid="_x0000_s1026" type="#_x0000_t32" style="position:absolute;margin-left:97.3pt;margin-top:5.95pt;width:83.55pt;height:49.15pt;z-index:251687936;visibility:visible;mso-wrap-style:square;mso-width-percent:0;mso-height-percent:0;mso-wrap-distance-left:9pt;mso-wrap-distance-top:0;mso-wrap-distance-right:9pt;mso-wrap-distance-bottom:0;mso-position-horizontal:absolute;mso-position-horizontal-relative:text;mso-position-vertical:absolute;mso-position-vertical-relative:text;mso-width-percent:0;mso-height-percent:0;mso-width-relative:margin;mso-height-relative:margin" o:gfxdata="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" strokecolor="#4472c4 [3204]" strokeweight=".5pt">
+              <v:shape w14:anchorId="5F10B45B" id="直線矢印コネクタ 2" o:spid="_x0000_s1026" type="#_x0000_t32" style="position:absolute;margin-left:97.3pt;margin-top:5.95pt;width:83.55pt;height:49.15pt;z-index:251687936;visibility:visible;mso-wrap-style:square;mso-width-percent:0;mso-height-percent:0;mso-wrap-distance-left:9pt;mso-wrap-distance-top:0;mso-wrap-distance-right:9pt;mso-wrap-distance-bottom:0;mso-position-horizontal:absolute;mso-position-horizontal-relative:text;mso-position-vertical:absolute;mso-position-vertical-relative:text;mso-width-percent:0;mso-height-percent:0;mso-width-relative:margin;mso-height-relative:margin" o:gfxdata="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" strokecolor="#4472c4 [3204]" strokeweight=".5pt">
                 <v:stroke endarrow="block" joinstyle="miter"/>
               </v:shape>
             </w:pict>
@@ -5632,7 +4496,6 @@
       <w:r>
         <w:rPr>
           <w:noProof/>
-          <w:color w:val="000000" w:themeColor="text1"/>
         </w:rPr>
         <mc:AlternateContent>
           <mc:Choice Requires="wps">
@@ -5695,7 +4558,7 @@
           </mc:Choice>
           <mc:Fallback>
             <w:pict>
-              <v:shape w14:anchorId="78BF88D7" id="直線矢印コネクタ 2" o:spid="_x0000_s1026" type="#_x0000_t32" style="position:absolute;margin-left:48.1pt;margin-top:6pt;width:0;height:39.55pt;z-index:251685888;visibility:visible;mso-wrap-style:square;mso-width-percent:0;mso-height-percent:0;mso-wrap-distance-left:9pt;mso-wrap-distance-top:0;mso-wrap-distance-right:9pt;mso-wrap-distance-bottom:0;mso-position-horizontal:absolute;mso-position-horizontal-relative:text;mso-position-vertical:absolute;mso-position-vertical-relative:text;mso-width-percent:0;mso-height-percent:0;mso-width-relative:margin;mso-height-relative:margin" o:gfxdata="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" strokecolor="#4472c4 [3204]" strokeweight=".5pt">
+              <v:shape w14:anchorId="632DFC6D" id="直線矢印コネクタ 2" o:spid="_x0000_s1026" type="#_x0000_t32" style="position:absolute;margin-left:48.1pt;margin-top:6pt;width:0;height:39.55pt;z-index:251685888;visibility:visible;mso-wrap-style:square;mso-width-percent:0;mso-height-percent:0;mso-wrap-distance-left:9pt;mso-wrap-distance-top:0;mso-wrap-distance-right:9pt;mso-wrap-distance-bottom:0;mso-position-horizontal:absolute;mso-position-horizontal-relative:text;mso-position-vertical:absolute;mso-position-vertical-relative:text;mso-width-percent:0;mso-height-percent:0;mso-width-relative:margin;mso-height-relative:margin" o:gfxdata="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" strokecolor="#4472c4 [3204]" strokeweight=".5pt">
                 <v:stroke endarrow="block" joinstyle="miter"/>
               </v:shape>
             </w:pict>
@@ -5703,29 +4566,17 @@
         </mc:AlternateContent>
       </w:r>
     </w:p>
-    <w:p>
-      <w:pPr>
-        <w:rPr>
-          <w:color w:val="000000" w:themeColor="text1"/>
-        </w:rPr>
-      </w:pPr>
-    </w:p>
-    <w:p>
-      <w:pPr>
-        <w:rPr>
-          <w:color w:val="000000" w:themeColor="text1"/>
-        </w:rPr>
-      </w:pPr>
+    <w:p/>
+    <w:p>
       <w:r>
         <w:rPr>
           <w:rFonts w:ascii="ＭＳ ゴシック" w:eastAsia="ＭＳ ゴシック" w:hAnsi="ＭＳ ゴシック"/>
           <w:noProof/>
-          <w:color w:val="000000" w:themeColor="text1"/>
         </w:rPr>
         <mc:AlternateContent>
           <mc:Choice Requires="wps">
             <w:drawing>
-              <wp:anchor distT="45720" distB="45720" distL="114300" distR="114300" simplePos="0" relativeHeight="251714560" behindDoc="0" locked="0" layoutInCell="1" allowOverlap="1" wp14:anchorId="33CCDF75" wp14:editId="1C2B6BB9">
+              <wp:anchor distT="45720" distB="45720" distL="114300" distR="114300" simplePos="0" relativeHeight="251714560" behindDoc="0" locked="0" layoutInCell="1" allowOverlap="1" wp14:anchorId="33CCDF75" wp14:editId="531E3022">
                 <wp:simplePos x="0" y="0"/>
                 <wp:positionH relativeFrom="margin">
                   <wp:posOffset>3763278</wp:posOffset>
@@ -5808,7 +4659,7 @@
           </mc:Choice>
           <mc:Fallback>
             <w:pict>
-              <v:shape w14:anchorId="33CCDF75" id="_x0000_s1050" type="#_x0000_t202" style="position:absolute;left:0;text-align:left;margin-left:296.3pt;margin-top:13.55pt;width:68.55pt;height:23.75pt;z-index:251714560;visibility:visible;mso-wrap-style:square;mso-width-percent:0;mso-height-percent:0;mso-wrap-distance-left:9pt;mso-wrap-distance-top:3.6pt;mso-wrap-distance-right:9pt;mso-wrap-distance-bottom:3.6pt;mso-position-horizontal:absolute;mso-position-horizontal-relative:margin;mso-position-vertical:absolute;mso-position-vertical-relative:text;mso-width-percent:0;mso-height-percent:0;mso-width-relative:margin;mso-height-relative:margin;v-text-anchor:top" o:gfxdata="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" filled="f" stroked="f">
+              <v:shape w14:anchorId="33CCDF75" id="_x0000_s1046" type="#_x0000_t202" style="position:absolute;left:0;text-align:left;margin-left:296.3pt;margin-top:13.55pt;width:68.55pt;height:23.75pt;z-index:251714560;visibility:visible;mso-wrap-style:square;mso-width-percent:0;mso-height-percent:0;mso-wrap-distance-left:9pt;mso-wrap-distance-top:3.6pt;mso-wrap-distance-right:9pt;mso-wrap-distance-bottom:3.6pt;mso-position-horizontal:absolute;mso-position-horizontal-relative:margin;mso-position-vertical:absolute;mso-position-vertical-relative:text;mso-width-percent:0;mso-height-percent:0;mso-width-relative:margin;mso-height-relative:margin;v-text-anchor:top" o:gfxdata="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" filled="f" stroked="f">
                 <v:textbox>
                   <w:txbxContent>
                     <w:p>
@@ -5848,7 +4699,6 @@
         <w:rPr>
           <w:rFonts w:ascii="ＭＳ ゴシック" w:eastAsia="ＭＳ ゴシック" w:hAnsi="ＭＳ ゴシック"/>
           <w:noProof/>
-          <w:color w:val="000000" w:themeColor="text1"/>
         </w:rPr>
         <mc:AlternateContent>
           <mc:Choice Requires="wps">
@@ -5928,7 +4778,7 @@
           </mc:Choice>
           <mc:Fallback>
             <w:pict>
-              <v:shape w14:anchorId="33A37AA9" id="_x0000_s1051" type="#_x0000_t202" style="position:absolute;left:0;text-align:left;margin-left:19pt;margin-top:9.4pt;width:68.35pt;height:23.75pt;z-index:251704320;visibility:visible;mso-wrap-style:square;mso-width-percent:0;mso-height-percent:0;mso-wrap-distance-left:9pt;mso-wrap-distance-top:3.6pt;mso-wrap-distance-right:9pt;mso-wrap-distance-bottom:3.6pt;mso-position-horizontal:absolute;mso-position-horizontal-relative:margin;mso-position-vertical:absolute;mso-position-vertical-relative:text;mso-width-percent:0;mso-height-percent:0;mso-width-relative:margin;mso-height-relative:margin;v-text-anchor:top" o:gfxdata="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" filled="f" stroked="f">
+              <v:shape w14:anchorId="33A37AA9" id="_x0000_s1047" type="#_x0000_t202" style="position:absolute;left:0;text-align:left;margin-left:19pt;margin-top:9.4pt;width:68.35pt;height:23.75pt;z-index:251704320;visibility:visible;mso-wrap-style:square;mso-width-percent:0;mso-height-percent:0;mso-wrap-distance-left:9pt;mso-wrap-distance-top:3.6pt;mso-wrap-distance-right:9pt;mso-wrap-distance-bottom:3.6pt;mso-position-horizontal:absolute;mso-position-horizontal-relative:margin;mso-position-vertical:absolute;mso-position-vertical-relative:text;mso-width-percent:0;mso-height-percent:0;mso-width-relative:margin;mso-height-relative:margin;v-text-anchor:top" o:gfxdata="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" filled="f" stroked="f">
                 <v:textbox>
                   <w:txbxContent>
                     <w:p>
@@ -5960,7 +4810,6 @@
         <w:rPr>
           <w:rFonts w:ascii="ＭＳ ゴシック" w:eastAsia="ＭＳ ゴシック" w:hAnsi="ＭＳ ゴシック"/>
           <w:noProof/>
-          <w:color w:val="000000" w:themeColor="text1"/>
         </w:rPr>
         <mc:AlternateContent>
           <mc:Choice Requires="wps">
@@ -6060,7 +4909,7 @@
           </mc:Choice>
           <mc:Fallback>
             <w:pict>
-              <v:shape w14:anchorId="074ADB43" id="_x0000_s1052" type="#_x0000_t202" style="position:absolute;left:0;text-align:left;margin-left:327.6pt;margin-top:5.3pt;width:105pt;height:42.15pt;z-index:251674624;visibility:visible;mso-wrap-style:square;mso-width-percent:0;mso-height-percent:0;mso-wrap-distance-left:9pt;mso-wrap-distance-top:3.6pt;mso-wrap-distance-right:9pt;mso-wrap-distance-bottom:3.6pt;mso-position-horizontal:absolute;mso-position-horizontal-relative:margin;mso-position-vertical:absolute;mso-position-vertical-relative:text;mso-width-percent:0;mso-height-percent:0;mso-width-relative:margin;mso-height-relative:margin;v-text-anchor:top" o:gfxdata="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">
+              <v:shape w14:anchorId="074ADB43" id="_x0000_s1048" type="#_x0000_t202" style="position:absolute;left:0;text-align:left;margin-left:327.6pt;margin-top:5.3pt;width:105pt;height:42.15pt;z-index:251674624;visibility:visible;mso-wrap-style:square;mso-width-percent:0;mso-height-percent:0;mso-wrap-distance-left:9pt;mso-wrap-distance-top:3.6pt;mso-wrap-distance-right:9pt;mso-wrap-distance-bottom:3.6pt;mso-position-horizontal:absolute;mso-position-horizontal-relative:margin;mso-position-vertical:absolute;mso-position-vertical-relative:text;mso-width-percent:0;mso-height-percent:0;mso-width-relative:margin;mso-height-relative:margin;v-text-anchor:top" o:gfxdata="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">
                 <v:textbox>
                   <w:txbxContent>
                     <w:p>
@@ -6108,7 +4957,6 @@
         <w:rPr>
           <w:rFonts w:ascii="ＭＳ ゴシック" w:eastAsia="ＭＳ ゴシック" w:hAnsi="ＭＳ ゴシック"/>
           <w:noProof/>
-          <w:color w:val="000000" w:themeColor="text1"/>
         </w:rPr>
         <mc:AlternateContent>
           <mc:Choice Requires="wps">
@@ -6208,7 +5056,7 @@
           </mc:Choice>
           <mc:Fallback>
             <w:pict>
-              <v:shape w14:anchorId="0DF31959" id="_x0000_s1053" type="#_x0000_t202" style="position:absolute;left:0;text-align:left;margin-left:182.3pt;margin-top:5.2pt;width:105pt;height:42.15pt;z-index:251672576;visibility:visible;mso-wrap-style:square;mso-width-percent:0;mso-height-percent:0;mso-wrap-distance-left:9pt;mso-wrap-distance-top:3.6pt;mso-wrap-distance-right:9pt;mso-wrap-distance-bottom:3.6pt;mso-position-horizontal:absolute;mso-position-horizontal-relative:margin;mso-position-vertical:absolute;mso-position-vertical-relative:text;mso-width-percent:0;mso-height-percent:0;mso-width-relative:margin;mso-height-relative:margin;v-text-anchor:top" o:gfxdata="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">
+              <v:shape w14:anchorId="0DF31959" id="_x0000_s1049" type="#_x0000_t202" style="position:absolute;left:0;text-align:left;margin-left:182.3pt;margin-top:5.2pt;width:105pt;height:42.15pt;z-index:251672576;visibility:visible;mso-wrap-style:square;mso-width-percent:0;mso-height-percent:0;mso-wrap-distance-left:9pt;mso-wrap-distance-top:3.6pt;mso-wrap-distance-right:9pt;mso-wrap-distance-bottom:3.6pt;mso-position-horizontal:absolute;mso-position-horizontal-relative:margin;mso-position-vertical:absolute;mso-position-vertical-relative:text;mso-width-percent:0;mso-height-percent:0;mso-width-relative:margin;mso-height-relative:margin;v-text-anchor:top" o:gfxdata="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">
                 <v:textbox>
                   <w:txbxContent>
                     <w:p>
@@ -6254,41 +5102,26 @@
       </w:r>
     </w:p>
     <w:p>
-      <w:pPr>
-        <w:rPr>
-          <w:color w:val="000000" w:themeColor="text1"/>
-        </w:rPr>
-      </w:pPr>
-      <w:r>
-        <w:rPr>
-          <w:rFonts w:hint="eastAsia"/>
-          <w:color w:val="000000" w:themeColor="text1"/>
+      <w:r>
+        <w:rPr>
+          <w:rFonts w:hint="eastAsia"/>
         </w:rPr>
         <w:t xml:space="preserve"> </w:t>
       </w:r>
       <w:r>
-        <w:rPr>
-          <w:color w:val="000000" w:themeColor="text1"/>
-        </w:rPr>
         <w:t xml:space="preserve">                                                       </w:t>
       </w:r>
     </w:p>
     <w:p>
-      <w:pPr>
-        <w:rPr>
-          <w:color w:val="000000" w:themeColor="text1"/>
-        </w:rPr>
-      </w:pPr>
       <w:r>
         <w:rPr>
           <w:rFonts w:ascii="ＭＳ ゴシック" w:eastAsia="ＭＳ ゴシック" w:hAnsi="ＭＳ ゴシック"/>
           <w:noProof/>
-          <w:color w:val="000000" w:themeColor="text1"/>
         </w:rPr>
         <mc:AlternateContent>
           <mc:Choice Requires="wps">
             <w:drawing>
-              <wp:anchor distT="45720" distB="45720" distL="114300" distR="114300" simplePos="0" relativeHeight="251706368" behindDoc="0" locked="0" layoutInCell="1" allowOverlap="1" wp14:anchorId="11A2A4C9" wp14:editId="32FD3178">
+              <wp:anchor distT="45720" distB="45720" distL="114300" distR="114300" simplePos="0" relativeHeight="251706368" behindDoc="0" locked="0" layoutInCell="1" allowOverlap="1" wp14:anchorId="11A2A4C9" wp14:editId="5F591B96">
                 <wp:simplePos x="0" y="0"/>
                 <wp:positionH relativeFrom="margin">
                   <wp:posOffset>2322219</wp:posOffset>
@@ -6371,7 +5204,7 @@
           </mc:Choice>
           <mc:Fallback>
             <w:pict>
-              <v:shape w14:anchorId="11A2A4C9" id="_x0000_s1054" type="#_x0000_t202" style="position:absolute;left:0;text-align:left;margin-left:182.85pt;margin-top:16.7pt;width:68.55pt;height:23.75pt;z-index:251706368;visibility:visible;mso-wrap-style:square;mso-width-percent:0;mso-height-percent:0;mso-wrap-distance-left:9pt;mso-wrap-distance-top:3.6pt;mso-wrap-distance-right:9pt;mso-wrap-distance-bottom:3.6pt;mso-position-horizontal:absolute;mso-position-horizontal-relative:margin;mso-position-vertical:absolute;mso-position-vertical-relative:text;mso-width-percent:0;mso-height-percent:0;mso-width-relative:margin;mso-height-relative:margin;v-text-anchor:top" o:gfxdata="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" filled="f" stroked="f">
+              <v:shape w14:anchorId="11A2A4C9" id="_x0000_s1050" type="#_x0000_t202" style="position:absolute;left:0;text-align:left;margin-left:182.85pt;margin-top:16.7pt;width:68.55pt;height:23.75pt;z-index:251706368;visibility:visible;mso-wrap-style:square;mso-width-percent:0;mso-height-percent:0;mso-wrap-distance-left:9pt;mso-wrap-distance-top:3.6pt;mso-wrap-distance-right:9pt;mso-wrap-distance-bottom:3.6pt;mso-position-horizontal:absolute;mso-position-horizontal-relative:margin;mso-position-vertical:absolute;mso-position-vertical-relative:text;mso-width-percent:0;mso-height-percent:0;mso-width-relative:margin;mso-height-relative:margin;v-text-anchor:top" o:gfxdata="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" filled="f" stroked="f">
                 <v:textbox>
                   <w:txbxContent>
                     <w:p>
@@ -6410,7 +5243,6 @@
       <w:r>
         <w:rPr>
           <w:noProof/>
-          <w:color w:val="000000" w:themeColor="text1"/>
         </w:rPr>
         <mc:AlternateContent>
           <mc:Choice Requires="wps">
@@ -6473,7 +5305,7 @@
           </mc:Choice>
           <mc:Fallback>
             <w:pict>
-              <v:shape w14:anchorId="06C90939" id="直線矢印コネクタ 2" o:spid="_x0000_s1026" type="#_x0000_t32" style="position:absolute;margin-left:231.5pt;margin-top:11.35pt;width:0;height:39.55pt;z-index:251689984;visibility:visible;mso-wrap-style:square;mso-width-percent:0;mso-height-percent:0;mso-wrap-distance-left:9pt;mso-wrap-distance-top:0;mso-wrap-distance-right:9pt;mso-wrap-distance-bottom:0;mso-position-horizontal:absolute;mso-position-horizontal-relative:text;mso-position-vertical:absolute;mso-position-vertical-relative:text;mso-width-percent:0;mso-height-percent:0;mso-width-relative:margin;mso-height-relative:margin" o:gfxdata="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" strokecolor="#4472c4 [3204]" strokeweight=".5pt">
+              <v:shape w14:anchorId="4954C1EE" id="直線矢印コネクタ 2" o:spid="_x0000_s1026" type="#_x0000_t32" style="position:absolute;margin-left:231.5pt;margin-top:11.35pt;width:0;height:39.55pt;z-index:251689984;visibility:visible;mso-wrap-style:square;mso-width-percent:0;mso-height-percent:0;mso-wrap-distance-left:9pt;mso-wrap-distance-top:0;mso-wrap-distance-right:9pt;mso-wrap-distance-bottom:0;mso-position-horizontal:absolute;mso-position-horizontal-relative:text;mso-position-vertical:absolute;mso-position-vertical-relative:text;mso-width-percent:0;mso-height-percent:0;mso-width-relative:margin;mso-height-relative:margin" o:gfxdata="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" strokecolor="#4472c4 [3204]" strokeweight=".5pt">
                 <v:stroke endarrow="block" joinstyle="miter"/>
               </v:shape>
             </w:pict>
@@ -6482,21 +5314,15 @@
       </w:r>
     </w:p>
     <w:p>
-      <w:pPr>
-        <w:rPr>
-          <w:color w:val="000000" w:themeColor="text1"/>
-        </w:rPr>
-      </w:pPr>
       <w:r>
         <w:rPr>
           <w:rFonts w:ascii="ＭＳ ゴシック" w:eastAsia="ＭＳ ゴシック" w:hAnsi="ＭＳ ゴシック"/>
           <w:noProof/>
-          <w:color w:val="000000" w:themeColor="text1"/>
         </w:rPr>
         <mc:AlternateContent>
           <mc:Choice Requires="wps">
             <w:drawing>
-              <wp:anchor distT="45720" distB="45720" distL="114300" distR="114300" simplePos="0" relativeHeight="251716608" behindDoc="0" locked="0" layoutInCell="1" allowOverlap="1" wp14:anchorId="0106D308" wp14:editId="5F5C7240">
+              <wp:anchor distT="45720" distB="45720" distL="114300" distR="114300" simplePos="0" relativeHeight="251716608" behindDoc="0" locked="0" layoutInCell="1" allowOverlap="1" wp14:anchorId="0106D308" wp14:editId="48296A0E">
                 <wp:simplePos x="0" y="0"/>
                 <wp:positionH relativeFrom="margin">
                   <wp:posOffset>3819036</wp:posOffset>
@@ -6660,7 +5486,7 @@
           </mc:Choice>
           <mc:Fallback>
             <w:pict>
-              <v:shape w14:anchorId="0106D308" id="_x0000_s1055" type="#_x0000_t202" style="position:absolute;left:0;text-align:left;margin-left:300.7pt;margin-top:10.25pt;width:155.55pt;height:87.5pt;z-index:251716608;visibility:visible;mso-wrap-style:square;mso-width-percent:0;mso-height-percent:0;mso-wrap-distance-left:9pt;mso-wrap-distance-top:3.6pt;mso-wrap-distance-right:9pt;mso-wrap-distance-bottom:3.6pt;mso-position-horizontal:absolute;mso-position-horizontal-relative:margin;mso-position-vertical:absolute;mso-position-vertical-relative:text;mso-width-percent:0;mso-height-percent:0;mso-width-relative:margin;mso-height-relative:margin;v-text-anchor:top" o:gfxdata="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" filled="f" stroked="f">
+              <v:shape w14:anchorId="0106D308" id="_x0000_s1051" type="#_x0000_t202" style="position:absolute;left:0;text-align:left;margin-left:300.7pt;margin-top:10.25pt;width:155.55pt;height:87.5pt;z-index:251716608;visibility:visible;mso-wrap-style:square;mso-width-percent:0;mso-height-percent:0;mso-wrap-distance-left:9pt;mso-wrap-distance-top:3.6pt;mso-wrap-distance-right:9pt;mso-wrap-distance-bottom:3.6pt;mso-position-horizontal:absolute;mso-position-horizontal-relative:margin;mso-position-vertical:absolute;mso-position-vertical-relative:text;mso-width-percent:0;mso-height-percent:0;mso-width-relative:margin;mso-height-relative:margin;v-text-anchor:top" o:gfxdata="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" filled="f" stroked="f">
                 <v:textbox>
                   <w:txbxContent>
                     <w:p>
@@ -6779,21 +5605,15 @@
       </w:r>
     </w:p>
     <w:p>
-      <w:pPr>
-        <w:rPr>
-          <w:color w:val="000000" w:themeColor="text1"/>
-        </w:rPr>
-      </w:pPr>
       <w:r>
         <w:rPr>
           <w:rFonts w:ascii="ＭＳ ゴシック" w:eastAsia="ＭＳ ゴシック" w:hAnsi="ＭＳ ゴシック"/>
           <w:noProof/>
-          <w:color w:val="000000" w:themeColor="text1"/>
         </w:rPr>
         <mc:AlternateContent>
           <mc:Choice Requires="wps">
             <w:drawing>
-              <wp:anchor distT="45720" distB="45720" distL="114300" distR="114300" simplePos="0" relativeHeight="251676672" behindDoc="0" locked="0" layoutInCell="1" allowOverlap="1" wp14:anchorId="1D3EF5FA" wp14:editId="77746756">
+              <wp:anchor distT="45720" distB="45720" distL="114300" distR="114300" simplePos="0" relativeHeight="251676672" behindDoc="0" locked="0" layoutInCell="1" allowOverlap="1" wp14:anchorId="1D3EF5FA" wp14:editId="6C72E0A8">
                 <wp:simplePos x="0" y="0"/>
                 <wp:positionH relativeFrom="margin">
                   <wp:posOffset>2320290</wp:posOffset>
@@ -6852,16 +5672,8 @@
                               <w:rPr>
                                 <w:rFonts w:ascii="ＭＳ ゴシック" w:eastAsia="ＭＳ ゴシック" w:hAnsi="ＭＳ ゴシック"/>
                               </w:rPr>
-                              <w:t xml:space="preserve">ear Ratio : </w:t>
-                            </w:r>
-                            <w:proofErr w:type="spellStart"/>
-                            <w:r>
-                              <w:rPr>
-                                <w:rFonts w:ascii="ＭＳ ゴシック" w:eastAsia="ＭＳ ゴシック" w:hAnsi="ＭＳ ゴシック"/>
-                              </w:rPr>
-                              <w:t>x.x</w:t>
-                            </w:r>
-                            <w:proofErr w:type="spellEnd"/>
+                              <w:t>ear Ratio : x.x</w:t>
+                            </w:r>
                           </w:p>
                           <w:p>
                             <w:pPr>
@@ -6902,7 +5714,7 @@
           </mc:Choice>
           <mc:Fallback>
             <w:pict>
-              <v:shape w14:anchorId="1D3EF5FA" id="_x0000_s1056" type="#_x0000_t202" style="position:absolute;left:0;text-align:left;margin-left:182.7pt;margin-top:13.65pt;width:105pt;height:42.15pt;z-index:251676672;visibility:visible;mso-wrap-style:square;mso-width-percent:0;mso-height-percent:0;mso-wrap-distance-left:9pt;mso-wrap-distance-top:3.6pt;mso-wrap-distance-right:9pt;mso-wrap-distance-bottom:3.6pt;mso-position-horizontal:absolute;mso-position-horizontal-relative:margin;mso-position-vertical:absolute;mso-position-vertical-relative:text;mso-width-percent:0;mso-height-percent:0;mso-width-relative:margin;mso-height-relative:margin;v-text-anchor:top" o:gfxdata="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">
+              <v:shape w14:anchorId="1D3EF5FA" id="_x0000_s1052" type="#_x0000_t202" style="position:absolute;left:0;text-align:left;margin-left:182.7pt;margin-top:13.65pt;width:105pt;height:42.15pt;z-index:251676672;visibility:visible;mso-wrap-style:square;mso-width-percent:0;mso-height-percent:0;mso-wrap-distance-left:9pt;mso-wrap-distance-top:3.6pt;mso-wrap-distance-right:9pt;mso-wrap-distance-bottom:3.6pt;mso-position-horizontal:absolute;mso-position-horizontal-relative:margin;mso-position-vertical:absolute;mso-position-vertical-relative:text;mso-width-percent:0;mso-height-percent:0;mso-width-relative:margin;mso-height-relative:margin;v-text-anchor:top" o:gfxdata="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">
                 <v:textbox>
                   <w:txbxContent>
                     <w:p>
@@ -6921,16 +5733,8 @@
                         <w:rPr>
                           <w:rFonts w:ascii="ＭＳ ゴシック" w:eastAsia="ＭＳ ゴシック" w:hAnsi="ＭＳ ゴシック"/>
                         </w:rPr>
-                        <w:t xml:space="preserve">ear Ratio : </w:t>
-                      </w:r>
-                      <w:proofErr w:type="spellStart"/>
-                      <w:r>
-                        <w:rPr>
-                          <w:rFonts w:ascii="ＭＳ ゴシック" w:eastAsia="ＭＳ ゴシック" w:hAnsi="ＭＳ ゴシック"/>
-                        </w:rPr>
-                        <w:t>x.x</w:t>
-                      </w:r>
-                      <w:proofErr w:type="spellEnd"/>
+                        <w:t>ear Ratio : x.x</w:t>
+                      </w:r>
                     </w:p>
                     <w:p>
                       <w:pPr>
@@ -6961,36 +5765,18 @@
         </mc:AlternateContent>
       </w:r>
     </w:p>
-    <w:p>
-      <w:pPr>
-        <w:rPr>
-          <w:color w:val="000000" w:themeColor="text1"/>
-        </w:rPr>
-      </w:pPr>
-    </w:p>
-    <w:p>
-      <w:pPr>
-        <w:rPr>
-          <w:color w:val="000000" w:themeColor="text1"/>
-        </w:rPr>
-      </w:pPr>
-    </w:p>
-    <w:p>
-      <w:pPr>
-        <w:rPr>
-          <w:color w:val="000000" w:themeColor="text1"/>
-        </w:rPr>
-      </w:pPr>
+    <w:p/>
+    <w:p/>
+    <w:p>
       <w:r>
         <w:rPr>
           <w:rFonts w:ascii="ＭＳ ゴシック" w:eastAsia="ＭＳ ゴシック" w:hAnsi="ＭＳ ゴシック"/>
           <w:noProof/>
-          <w:color w:val="000000" w:themeColor="text1"/>
         </w:rPr>
         <mc:AlternateContent>
           <mc:Choice Requires="wps">
             <w:drawing>
-              <wp:anchor distT="45720" distB="45720" distL="114300" distR="114300" simplePos="0" relativeHeight="251710464" behindDoc="0" locked="0" layoutInCell="1" allowOverlap="1" wp14:anchorId="0A71809B" wp14:editId="4D7F9CC1">
+              <wp:anchor distT="45720" distB="45720" distL="114300" distR="114300" simplePos="0" relativeHeight="251710464" behindDoc="0" locked="0" layoutInCell="1" allowOverlap="1" wp14:anchorId="0A71809B" wp14:editId="02BC097E">
                 <wp:simplePos x="0" y="0"/>
                 <wp:positionH relativeFrom="margin">
                   <wp:posOffset>1530484</wp:posOffset>
@@ -7073,7 +5859,7 @@
           </mc:Choice>
           <mc:Fallback>
             <w:pict>
-              <v:shape w14:anchorId="0A71809B" id="_x0000_s1057" type="#_x0000_t202" style="position:absolute;left:0;text-align:left;margin-left:120.5pt;margin-top:17.9pt;width:68.55pt;height:23.75pt;z-index:251710464;visibility:visible;mso-wrap-style:square;mso-width-percent:0;mso-height-percent:0;mso-wrap-distance-left:9pt;mso-wrap-distance-top:3.6pt;mso-wrap-distance-right:9pt;mso-wrap-distance-bottom:3.6pt;mso-position-horizontal:absolute;mso-position-horizontal-relative:margin;mso-position-vertical:absolute;mso-position-vertical-relative:text;mso-width-percent:0;mso-height-percent:0;mso-width-relative:margin;mso-height-relative:margin;v-text-anchor:top" o:gfxdata="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" filled="f" stroked="f">
+              <v:shape w14:anchorId="0A71809B" id="_x0000_s1053" type="#_x0000_t202" style="position:absolute;left:0;text-align:left;margin-left:120.5pt;margin-top:17.9pt;width:68.55pt;height:23.75pt;z-index:251710464;visibility:visible;mso-wrap-style:square;mso-width-percent:0;mso-height-percent:0;mso-wrap-distance-left:9pt;mso-wrap-distance-top:3.6pt;mso-wrap-distance-right:9pt;mso-wrap-distance-bottom:3.6pt;mso-position-horizontal:absolute;mso-position-horizontal-relative:margin;mso-position-vertical:absolute;mso-position-vertical-relative:text;mso-width-percent:0;mso-height-percent:0;mso-width-relative:margin;mso-height-relative:margin;v-text-anchor:top" o:gfxdata="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" filled="f" stroked="f">
                 <v:textbox>
                   <w:txbxContent>
                     <w:p>
@@ -7113,7 +5899,6 @@
         <w:rPr>
           <w:rFonts w:ascii="ＭＳ ゴシック" w:eastAsia="ＭＳ ゴシック" w:hAnsi="ＭＳ ゴシック"/>
           <w:noProof/>
-          <w:color w:val="000000" w:themeColor="text1"/>
         </w:rPr>
         <mc:AlternateContent>
           <mc:Choice Requires="wps">
@@ -7201,7 +5986,7 @@
           </mc:Choice>
           <mc:Fallback>
             <w:pict>
-              <v:shape w14:anchorId="0C75D249" id="_x0000_s1058" type="#_x0000_t202" style="position:absolute;left:0;text-align:left;margin-left:182.9pt;margin-top:8pt;width:68.55pt;height:23.75pt;z-index:251708416;visibility:visible;mso-wrap-style:square;mso-width-percent:0;mso-height-percent:0;mso-wrap-distance-left:9pt;mso-wrap-distance-top:3.6pt;mso-wrap-distance-right:9pt;mso-wrap-distance-bottom:3.6pt;mso-position-horizontal:absolute;mso-position-horizontal-relative:margin;mso-position-vertical:absolute;mso-position-vertical-relative:text;mso-width-percent:0;mso-height-percent:0;mso-width-relative:margin;mso-height-relative:margin;v-text-anchor:top" o:gfxdata="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" filled="f" stroked="f">
+              <v:shape w14:anchorId="0C75D249" id="_x0000_s1054" type="#_x0000_t202" style="position:absolute;left:0;text-align:left;margin-left:182.9pt;margin-top:8pt;width:68.55pt;height:23.75pt;z-index:251708416;visibility:visible;mso-wrap-style:square;mso-width-percent:0;mso-height-percent:0;mso-wrap-distance-left:9pt;mso-wrap-distance-top:3.6pt;mso-wrap-distance-right:9pt;mso-wrap-distance-bottom:3.6pt;mso-position-horizontal:absolute;mso-position-horizontal-relative:margin;mso-position-vertical:absolute;mso-position-vertical-relative:text;mso-width-percent:0;mso-height-percent:0;mso-width-relative:margin;mso-height-relative:margin;v-text-anchor:top" o:gfxdata="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" filled="f" stroked="f">
                 <v:textbox>
                   <w:txbxContent>
                     <w:p>
@@ -7240,7 +6025,6 @@
       <w:r>
         <w:rPr>
           <w:noProof/>
-          <w:color w:val="000000" w:themeColor="text1"/>
         </w:rPr>
         <mc:AlternateContent>
           <mc:Choice Requires="wps">
@@ -7303,7 +6087,7 @@
           </mc:Choice>
           <mc:Fallback>
             <w:pict>
-              <v:shape w14:anchorId="63F3BFEA" id="直線矢印コネクタ 2" o:spid="_x0000_s1026" type="#_x0000_t32" style="position:absolute;margin-left:233.15pt;margin-top:1.9pt;width:0;height:39.55pt;z-index:251692032;visibility:visible;mso-wrap-style:square;mso-width-percent:0;mso-height-percent:0;mso-wrap-distance-left:9pt;mso-wrap-distance-top:0;mso-wrap-distance-right:9pt;mso-wrap-distance-bottom:0;mso-position-horizontal:absolute;mso-position-horizontal-relative:text;mso-position-vertical:absolute;mso-position-vertical-relative:text;mso-width-percent:0;mso-height-percent:0;mso-width-relative:margin;mso-height-relative:margin" o:gfxdata="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" strokecolor="#4472c4 [3204]" strokeweight=".5pt">
+              <v:shape w14:anchorId="7BEC959E" id="直線矢印コネクタ 2" o:spid="_x0000_s1026" type="#_x0000_t32" style="position:absolute;margin-left:233.15pt;margin-top:1.9pt;width:0;height:39.55pt;z-index:251692032;visibility:visible;mso-wrap-style:square;mso-width-percent:0;mso-height-percent:0;mso-wrap-distance-left:9pt;mso-wrap-distance-top:0;mso-wrap-distance-right:9pt;mso-wrap-distance-bottom:0;mso-position-horizontal:absolute;mso-position-horizontal-relative:text;mso-position-vertical:absolute;mso-position-vertical-relative:text;mso-width-percent:0;mso-height-percent:0;mso-width-relative:margin;mso-height-relative:margin" o:gfxdata="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" strokecolor="#4472c4 [3204]" strokeweight=".5pt">
                 <v:stroke endarrow="block" joinstyle="miter"/>
               </v:shape>
             </w:pict>
@@ -7311,24 +6095,12 @@
         </mc:AlternateContent>
       </w:r>
     </w:p>
-    <w:p>
-      <w:pPr>
-        <w:rPr>
-          <w:color w:val="000000" w:themeColor="text1"/>
-        </w:rPr>
-      </w:pPr>
-    </w:p>
-    <w:p>
-      <w:pPr>
-        <w:rPr>
-          <w:color w:val="000000" w:themeColor="text1"/>
-        </w:rPr>
-      </w:pPr>
+    <w:p/>
+    <w:p>
       <w:r>
         <w:rPr>
           <w:rFonts w:ascii="ＭＳ ゴシック" w:eastAsia="ＭＳ ゴシック" w:hAnsi="ＭＳ ゴシック"/>
           <w:noProof/>
-          <w:color w:val="000000" w:themeColor="text1"/>
         </w:rPr>
         <mc:AlternateContent>
           <mc:Choice Requires="wps">
@@ -7434,7 +6206,7 @@
           </mc:Choice>
           <mc:Fallback>
             <w:pict>
-              <v:shape w14:anchorId="4FCA5FF0" id="_x0000_s1059" type="#_x0000_t202" style="position:absolute;left:0;text-align:left;margin-left:324.65pt;margin-top:5.3pt;width:105pt;height:42.15pt;z-index:251680768;visibility:visible;mso-wrap-style:square;mso-width-percent:0;mso-height-percent:0;mso-wrap-distance-left:9pt;mso-wrap-distance-top:3.6pt;mso-wrap-distance-right:9pt;mso-wrap-distance-bottom:3.6pt;mso-position-horizontal:absolute;mso-position-horizontal-relative:margin;mso-position-vertical:absolute;mso-position-vertical-relative:text;mso-width-percent:0;mso-height-percent:0;mso-width-relative:margin;mso-height-relative:margin;v-text-anchor:top" o:gfxdata="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">
+              <v:shape w14:anchorId="4FCA5FF0" id="_x0000_s1055" type="#_x0000_t202" style="position:absolute;left:0;text-align:left;margin-left:324.65pt;margin-top:5.3pt;width:105pt;height:42.15pt;z-index:251680768;visibility:visible;mso-wrap-style:square;mso-width-percent:0;mso-height-percent:0;mso-wrap-distance-left:9pt;mso-wrap-distance-top:3.6pt;mso-wrap-distance-right:9pt;mso-wrap-distance-bottom:3.6pt;mso-position-horizontal:absolute;mso-position-horizontal-relative:margin;mso-position-vertical:absolute;mso-position-vertical-relative:text;mso-width-percent:0;mso-height-percent:0;mso-width-relative:margin;mso-height-relative:margin;v-text-anchor:top" o:gfxdata="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">
                 <v:textbox>
                   <w:txbxContent>
                     <w:p>
@@ -7488,7 +6260,6 @@
         <w:rPr>
           <w:rFonts w:ascii="ＭＳ ゴシック" w:eastAsia="ＭＳ ゴシック" w:hAnsi="ＭＳ ゴシック"/>
           <w:noProof/>
-          <w:color w:val="000000" w:themeColor="text1"/>
         </w:rPr>
         <mc:AlternateContent>
           <mc:Choice Requires="wps">
@@ -7594,7 +6365,7 @@
           </mc:Choice>
           <mc:Fallback>
             <w:pict>
-              <v:shape w14:anchorId="6E814550" id="_x0000_s1060" type="#_x0000_t202" style="position:absolute;left:0;text-align:left;margin-left:182.7pt;margin-top:5.45pt;width:105pt;height:42.15pt;z-index:251678720;visibility:visible;mso-wrap-style:square;mso-width-percent:0;mso-height-percent:0;mso-wrap-distance-left:9pt;mso-wrap-distance-top:3.6pt;mso-wrap-distance-right:9pt;mso-wrap-distance-bottom:3.6pt;mso-position-horizontal:absolute;mso-position-horizontal-relative:margin;mso-position-vertical:absolute;mso-position-vertical-relative:text;mso-width-percent:0;mso-height-percent:0;mso-width-relative:margin;mso-height-relative:margin;v-text-anchor:top" o:gfxdata="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">
+              <v:shape w14:anchorId="6E814550" id="_x0000_s1056" type="#_x0000_t202" style="position:absolute;left:0;text-align:left;margin-left:182.7pt;margin-top:5.45pt;width:105pt;height:42.15pt;z-index:251678720;visibility:visible;mso-wrap-style:square;mso-width-percent:0;mso-height-percent:0;mso-wrap-distance-left:9pt;mso-wrap-distance-top:3.6pt;mso-wrap-distance-right:9pt;mso-wrap-distance-bottom:3.6pt;mso-position-horizontal:absolute;mso-position-horizontal-relative:margin;mso-position-vertical:absolute;mso-position-vertical-relative:text;mso-width-percent:0;mso-height-percent:0;mso-width-relative:margin;mso-height-relative:margin;v-text-anchor:top" o:gfxdata="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">
                 <v:textbox>
                   <w:txbxContent>
                     <w:p>
@@ -7645,36 +6416,18 @@
         </mc:AlternateContent>
       </w:r>
     </w:p>
-    <w:p>
-      <w:pPr>
-        <w:rPr>
-          <w:color w:val="000000" w:themeColor="text1"/>
-        </w:rPr>
-      </w:pPr>
-    </w:p>
-    <w:p>
-      <w:pPr>
-        <w:rPr>
-          <w:color w:val="000000" w:themeColor="text1"/>
-        </w:rPr>
-      </w:pPr>
-    </w:p>
-    <w:p>
-      <w:pPr>
-        <w:rPr>
-          <w:color w:val="000000" w:themeColor="text1"/>
-        </w:rPr>
-      </w:pPr>
+    <w:p/>
+    <w:p/>
+    <w:p>
       <w:r>
         <w:rPr>
           <w:rFonts w:ascii="ＭＳ ゴシック" w:eastAsia="ＭＳ ゴシック" w:hAnsi="ＭＳ ゴシック"/>
           <w:noProof/>
-          <w:color w:val="000000" w:themeColor="text1"/>
         </w:rPr>
         <mc:AlternateContent>
           <mc:Choice Requires="wps">
             <w:drawing>
-              <wp:anchor distT="45720" distB="45720" distL="114300" distR="114300" simplePos="0" relativeHeight="251718656" behindDoc="0" locked="0" layoutInCell="1" allowOverlap="1" wp14:anchorId="25745C94" wp14:editId="7ECF834A">
+              <wp:anchor distT="45720" distB="45720" distL="114300" distR="114300" simplePos="0" relativeHeight="251718656" behindDoc="0" locked="0" layoutInCell="1" allowOverlap="1" wp14:anchorId="25745C94" wp14:editId="77D667E2">
                 <wp:simplePos x="0" y="0"/>
                 <wp:positionH relativeFrom="margin">
                   <wp:posOffset>2365527</wp:posOffset>
@@ -7851,7 +6604,7 @@
           </mc:Choice>
           <mc:Fallback>
             <w:pict>
-              <v:shape w14:anchorId="25745C94" id="_x0000_s1061" type="#_x0000_t202" style="position:absolute;left:0;text-align:left;margin-left:186.25pt;margin-top:3.8pt;width:239.45pt;height:69.7pt;z-index:251718656;visibility:visible;mso-wrap-style:square;mso-width-percent:0;mso-height-percent:0;mso-wrap-distance-left:9pt;mso-wrap-distance-top:3.6pt;mso-wrap-distance-right:9pt;mso-wrap-distance-bottom:3.6pt;mso-position-horizontal:absolute;mso-position-horizontal-relative:margin;mso-position-vertical:absolute;mso-position-vertical-relative:text;mso-width-percent:0;mso-height-percent:0;mso-width-relative:margin;mso-height-relative:margin;v-text-anchor:top" o:gfxdata="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" filled="f" stroked="f">
+              <v:shape w14:anchorId="25745C94" id="_x0000_s1057" type="#_x0000_t202" style="position:absolute;left:0;text-align:left;margin-left:186.25pt;margin-top:3.8pt;width:239.45pt;height:69.7pt;z-index:251718656;visibility:visible;mso-wrap-style:square;mso-width-percent:0;mso-height-percent:0;mso-wrap-distance-left:9pt;mso-wrap-distance-top:3.6pt;mso-wrap-distance-right:9pt;mso-wrap-distance-bottom:3.6pt;mso-position-horizontal:absolute;mso-position-horizontal-relative:margin;mso-position-vertical:absolute;mso-position-vertical-relative:text;mso-width-percent:0;mso-height-percent:0;mso-width-relative:margin;mso-height-relative:margin;v-text-anchor:top" o:gfxdata="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" filled="f" stroked="f">
                 <v:textbox>
                   <w:txbxContent>
                     <w:p>
@@ -7982,54 +6735,34 @@
         </mc:AlternateContent>
       </w:r>
     </w:p>
-    <w:p>
-      <w:pPr>
-        <w:rPr>
-          <w:color w:val="000000" w:themeColor="text1"/>
-        </w:rPr>
-      </w:pPr>
-    </w:p>
-    <w:p>
-      <w:pPr>
-        <w:rPr>
-          <w:color w:val="000000" w:themeColor="text1"/>
-        </w:rPr>
-      </w:pPr>
-    </w:p>
+    <w:p/>
+    <w:p/>
+    <w:p/>
+    <w:p/>
+    <w:p/>
+    <w:p/>
     <w:p>
       <w:pPr>
         <w:widowControl/>
         <w:jc w:val="left"/>
-        <w:rPr>
-          <w:color w:val="000000" w:themeColor="text1"/>
-        </w:rPr>
       </w:pPr>
-    </w:p>
-    <w:p>
-      <w:pPr>
-        <w:rPr>
-          <w:color w:val="000000" w:themeColor="text1"/>
-        </w:rPr>
-      </w:pPr>
-      <w:r>
-        <w:rPr>
-          <w:rFonts w:hint="eastAsia"/>
-          <w:color w:val="000000" w:themeColor="text1"/>
+      <w:r>
+        <w:br w:type="page"/>
+      </w:r>
+    </w:p>
+    <w:p>
+      <w:r>
+        <w:rPr>
+          <w:rFonts w:hint="eastAsia"/>
         </w:rPr>
         <w:lastRenderedPageBreak/>
         <w:t>■マルチチェッカーの使い方（磁力表示）</w:t>
       </w:r>
     </w:p>
     <w:p>
-      <w:pPr>
-        <w:rPr>
-          <w:color w:val="000000" w:themeColor="text1"/>
-        </w:rPr>
-      </w:pPr>
       <w:r>
         <w:rPr>
           <w:noProof/>
-          <w:color w:val="000000" w:themeColor="text1"/>
         </w:rPr>
         <mc:AlternateContent>
           <mc:Choice Requires="wpg">
@@ -8190,8 +6923,8 @@
           </mc:Choice>
           <mc:Fallback>
             <w:pict>
-              <v:group w14:anchorId="7388E926" id="グループ化 1" o:spid="_x0000_s1063" style="position:absolute;left:0;text-align:left;margin-left:26.6pt;margin-top:4.45pt;width:115.7pt;height:42.15pt;z-index:251740160;mso-width-relative:margin;mso-height-relative:margin" coordsize="14691,5356" o:gfxdata="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">
-                <v:shape id="_x0000_s1064" type="#_x0000_t202" style="position:absolute;left:1356;width:13335;height:5356;visibility:visible;mso-wrap-style:square;v-text-anchor:top" o:gfxdata="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">
+              <v:group w14:anchorId="7388E926" id="グループ化 1" o:spid="_x0000_s1058" style="position:absolute;left:0;text-align:left;margin-left:26.6pt;margin-top:4.45pt;width:115.7pt;height:42.15pt;z-index:251740160;mso-width-relative:margin;mso-height-relative:margin" coordsize="14691,5356" o:gfxdata="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">
+                <v:shape id="_x0000_s1059" type="#_x0000_t202" style="position:absolute;left:1356;width:13335;height:5356;visibility:visible;mso-wrap-style:square;v-text-anchor:top" o:gfxdata="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">
                   <v:textbox>
                     <w:txbxContent>
                       <w:p>
@@ -8226,7 +6959,7 @@
                     </w:txbxContent>
                   </v:textbox>
                 </v:shape>
-                <v:shape id="_x0000_s1065" type="#_x0000_t202" style="position:absolute;width:9792;height:5356;visibility:visible;mso-wrap-style:square;v-text-anchor:top" o:gfxdata="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" filled="f" stroked="f">
+                <v:shape id="_x0000_s1060" type="#_x0000_t202" style="position:absolute;width:9792;height:5356;visibility:visible;mso-wrap-style:square;v-text-anchor:top" o:gfxdata="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" filled="f" stroked="f">
                   <v:textbox>
                     <w:txbxContent>
                       <w:p>
@@ -8264,86 +6997,40 @@
         </mc:AlternateContent>
       </w:r>
     </w:p>
-    <w:p>
-      <w:pPr>
-        <w:rPr>
-          <w:color w:val="000000" w:themeColor="text1"/>
-        </w:rPr>
-      </w:pPr>
-    </w:p>
-    <w:p>
-      <w:pPr>
-        <w:rPr>
-          <w:color w:val="000000" w:themeColor="text1"/>
-        </w:rPr>
-      </w:pPr>
-    </w:p>
-    <w:p>
-      <w:pPr>
-        <w:rPr>
-          <w:color w:val="000000" w:themeColor="text1"/>
-        </w:rPr>
-      </w:pPr>
-      <w:r>
-        <w:rPr>
-          <w:rFonts w:hint="eastAsia"/>
-          <w:color w:val="000000" w:themeColor="text1"/>
+    <w:p/>
+    <w:p/>
+    <w:p>
+      <w:r>
+        <w:rPr>
+          <w:rFonts w:hint="eastAsia"/>
         </w:rPr>
         <w:t xml:space="preserve">　ローラーの隣にセンサーがあります。</w:t>
       </w:r>
     </w:p>
     <w:p>
-      <w:pPr>
-        <w:ind w:left="210" w:hangingChars="100" w:hanging="210"/>
-        <w:rPr>
-          <w:color w:val="FF0000"/>
-        </w:rPr>
-      </w:pPr>
-      <w:r>
-        <w:rPr>
-          <w:rFonts w:hint="eastAsia"/>
-          <w:color w:val="000000" w:themeColor="text1"/>
+      <w:r>
+        <w:rPr>
+          <w:rFonts w:hint="eastAsia"/>
         </w:rPr>
         <w:t xml:space="preserve">　</w:t>
       </w:r>
       <w:r>
         <w:rPr>
           <w:rFonts w:hint="eastAsia"/>
-          <w:color w:val="000000" w:themeColor="text1"/>
         </w:rPr>
         <w:t>どの画面からでもセンサーに</w:t>
       </w:r>
       <w:r>
         <w:rPr>
           <w:rFonts w:hint="eastAsia"/>
-          <w:color w:val="000000" w:themeColor="text1"/>
         </w:rPr>
         <w:t>モーターを近づけるとS/N値と各々の最大値を表示します。</w:t>
       </w:r>
-      <w:r>
-        <w:rPr>
-          <w:color w:val="000000" w:themeColor="text1"/>
-        </w:rPr>
-        <w:br/>
-      </w:r>
-      <w:r>
-        <w:rPr>
-          <w:rFonts w:hint="eastAsia"/>
-          <w:color w:val="FF0000"/>
-        </w:rPr>
-        <w:t>（注意：ストップウォッチ画面で測定中は切り替わりません）</w:t>
-      </w:r>
-    </w:p>
-    <w:p>
-      <w:pPr>
-        <w:rPr>
-          <w:color w:val="000000" w:themeColor="text1"/>
-        </w:rPr>
-      </w:pPr>
-      <w:r>
-        <w:rPr>
-          <w:rFonts w:hint="eastAsia"/>
-          <w:color w:val="000000" w:themeColor="text1"/>
+    </w:p>
+    <w:p>
+      <w:r>
+        <w:rPr>
+          <w:rFonts w:hint="eastAsia"/>
         </w:rPr>
         <w:t xml:space="preserve">　磁力表示中にSW2を押すと最大値のクリアをします</w:t>
       </w:r>
@@ -8351,36 +7038,27 @@
     <w:p>
       <w:pPr>
         <w:ind w:left="420" w:hangingChars="200" w:hanging="420"/>
-        <w:rPr>
-          <w:color w:val="000000" w:themeColor="text1"/>
-        </w:rPr>
       </w:pPr>
     </w:p>
     <w:p>
       <w:pPr>
         <w:ind w:left="420" w:hangingChars="200" w:hanging="420"/>
-        <w:rPr>
-          <w:color w:val="000000" w:themeColor="text1"/>
-        </w:rPr>
       </w:pPr>
       <w:r>
         <w:rPr>
           <w:rFonts w:hint="eastAsia"/>
-          <w:color w:val="000000" w:themeColor="text1"/>
         </w:rPr>
         <w:t xml:space="preserve">　</w:t>
       </w:r>
       <w:r>
         <w:rPr>
           <w:rFonts w:hint="eastAsia"/>
-          <w:color w:val="000000" w:themeColor="text1"/>
         </w:rPr>
         <w:t>★</w:t>
       </w:r>
       <w:r>
         <w:rPr>
           <w:rFonts w:hint="eastAsia"/>
-          <w:color w:val="000000" w:themeColor="text1"/>
         </w:rPr>
         <w:t>モーター測定位置について</w:t>
       </w:r>
@@ -8388,49 +7066,40 @@
     <w:p>
       <w:pPr>
         <w:ind w:leftChars="100" w:left="420" w:hangingChars="100" w:hanging="210"/>
-        <w:rPr>
-          <w:color w:val="000000" w:themeColor="text1"/>
-        </w:rPr>
       </w:pPr>
       <w:r>
         <w:rPr>
           <w:rFonts w:hint="eastAsia"/>
-          <w:color w:val="000000" w:themeColor="text1"/>
         </w:rPr>
         <w:t xml:space="preserve">　</w:t>
       </w:r>
       <w:r>
         <w:rPr>
           <w:rFonts w:hint="eastAsia"/>
-          <w:color w:val="000000" w:themeColor="text1"/>
         </w:rPr>
         <w:t>①</w:t>
       </w:r>
       <w:r>
         <w:rPr>
           <w:rFonts w:hint="eastAsia"/>
-          <w:color w:val="000000" w:themeColor="text1"/>
         </w:rPr>
         <w:t>チェッカー本体の電圧</w:t>
       </w:r>
       <w:r>
         <w:rPr>
           <w:rFonts w:hint="eastAsia"/>
-          <w:color w:val="000000" w:themeColor="text1"/>
         </w:rPr>
         <w:t>測定</w:t>
       </w:r>
       <w:r>
         <w:rPr>
           <w:rFonts w:hint="eastAsia"/>
-          <w:color w:val="000000" w:themeColor="text1"/>
         </w:rPr>
         <w:t>端子</w:t>
       </w:r>
       <w:r>
         <w:rPr>
           <w:rFonts w:hint="eastAsia"/>
-          <w:color w:val="000000" w:themeColor="text1"/>
         </w:rPr>
         <w:t>を避けるように水平に置いてください。</w:t>
       </w:r>
@@ -8438,14 +7107,10 @@
     <w:p>
       <w:pPr>
         <w:ind w:leftChars="200" w:left="420" w:firstLineChars="100" w:firstLine="210"/>
-        <w:rPr>
-          <w:color w:val="000000" w:themeColor="text1"/>
-        </w:rPr>
       </w:pPr>
       <w:r>
         <w:rPr>
           <w:rFonts w:hint="eastAsia"/>
-          <w:color w:val="000000" w:themeColor="text1"/>
         </w:rPr>
         <w:t xml:space="preserve">　</w:t>
       </w:r>
@@ -8453,7 +7118,6 @@
         <w:rPr>
           <w:rFonts w:hint="eastAsia"/>
           <w:noProof/>
-          <w:color w:val="000000" w:themeColor="text1"/>
         </w:rPr>
         <w:drawing>
           <wp:inline distT="0" distB="0" distL="0" distR="0" wp14:anchorId="215DEA3B" wp14:editId="572F4D6C">
@@ -8506,36 +7170,23 @@
       </w:r>
     </w:p>
     <w:p>
-      <w:pPr>
-        <w:rPr>
-          <w:color w:val="000000" w:themeColor="text1"/>
-        </w:rPr>
-      </w:pPr>
-      <w:r>
-        <w:rPr>
-          <w:rFonts w:hint="eastAsia"/>
-          <w:color w:val="000000" w:themeColor="text1"/>
+      <w:r>
+        <w:rPr>
+          <w:rFonts w:hint="eastAsia"/>
         </w:rPr>
         <w:t xml:space="preserve">　　②チェッカーの横に1.5ミリ厚のプレートを</w:t>
       </w:r>
       <w:r>
         <w:rPr>
           <w:rFonts w:hint="eastAsia"/>
-          <w:color w:val="000000" w:themeColor="text1"/>
         </w:rPr>
         <w:t xml:space="preserve">置いてください。　</w:t>
       </w:r>
     </w:p>
     <w:p>
-      <w:pPr>
-        <w:rPr>
-          <w:color w:val="000000" w:themeColor="text1"/>
-        </w:rPr>
-      </w:pPr>
-      <w:r>
-        <w:rPr>
-          <w:rFonts w:hint="eastAsia"/>
-          <w:color w:val="000000" w:themeColor="text1"/>
+      <w:r>
+        <w:rPr>
+          <w:rFonts w:hint="eastAsia"/>
         </w:rPr>
         <w:t xml:space="preserve">　　　これでモーターの高さとセンサーの位置の関係が良くなります。</w:t>
       </w:r>
@@ -8543,14 +7194,10 @@
     <w:p>
       <w:pPr>
         <w:ind w:firstLineChars="200" w:firstLine="420"/>
-        <w:rPr>
-          <w:color w:val="000000" w:themeColor="text1"/>
-        </w:rPr>
       </w:pPr>
       <w:r>
         <w:rPr>
           <w:rFonts w:hint="eastAsia"/>
-          <w:color w:val="000000" w:themeColor="text1"/>
         </w:rPr>
         <w:t xml:space="preserve">　　</w:t>
       </w:r>
@@ -8558,7 +7205,6 @@
         <w:rPr>
           <w:rFonts w:hint="eastAsia"/>
           <w:noProof/>
-          <w:color w:val="000000" w:themeColor="text1"/>
         </w:rPr>
         <w:drawing>
           <wp:inline distT="0" distB="0" distL="0" distR="0" wp14:anchorId="0D129FA4" wp14:editId="054415A1">
@@ -8613,42 +7259,30 @@
     <w:p>
       <w:pPr>
         <w:ind w:firstLineChars="200" w:firstLine="420"/>
-        <w:rPr>
-          <w:color w:val="000000" w:themeColor="text1"/>
-        </w:rPr>
       </w:pPr>
     </w:p>
     <w:p>
-      <w:pPr>
-        <w:rPr>
-          <w:color w:val="000000" w:themeColor="text1"/>
-        </w:rPr>
-      </w:pPr>
-      <w:r>
-        <w:rPr>
-          <w:rFonts w:hint="eastAsia"/>
-          <w:color w:val="000000" w:themeColor="text1"/>
+      <w:r>
+        <w:rPr>
+          <w:rFonts w:hint="eastAsia"/>
         </w:rPr>
         <w:t xml:space="preserve">　</w:t>
       </w:r>
       <w:r>
         <w:rPr>
           <w:rFonts w:hint="eastAsia"/>
-          <w:color w:val="000000" w:themeColor="text1"/>
         </w:rPr>
         <w:t xml:space="preserve">　</w:t>
       </w:r>
       <w:r>
         <w:rPr>
           <w:rFonts w:hint="eastAsia"/>
-          <w:color w:val="000000" w:themeColor="text1"/>
         </w:rPr>
         <w:t>③このプレートの上にモーターを置いて</w:t>
       </w:r>
       <w:r>
         <w:rPr>
           <w:rFonts w:hint="eastAsia"/>
-          <w:color w:val="000000" w:themeColor="text1"/>
         </w:rPr>
         <w:t>ください。</w:t>
       </w:r>
@@ -8656,14 +7290,10 @@
     <w:p>
       <w:pPr>
         <w:ind w:firstLineChars="300" w:firstLine="630"/>
-        <w:rPr>
-          <w:color w:val="000000" w:themeColor="text1"/>
-        </w:rPr>
       </w:pPr>
       <w:r>
         <w:rPr>
           <w:rFonts w:hint="eastAsia"/>
-          <w:color w:val="000000" w:themeColor="text1"/>
         </w:rPr>
         <w:t>ローラーとチェッカーの壁にモーターが当たるようにしてモーターを手で</w:t>
       </w:r>
@@ -8671,56 +7301,42 @@
     <w:p>
       <w:pPr>
         <w:ind w:firstLineChars="300" w:firstLine="630"/>
-        <w:rPr>
-          <w:color w:val="000000" w:themeColor="text1"/>
-        </w:rPr>
       </w:pPr>
       <w:r>
         <w:rPr>
           <w:rFonts w:hint="eastAsia"/>
-          <w:color w:val="000000" w:themeColor="text1"/>
         </w:rPr>
         <w:t>固定</w:t>
       </w:r>
       <w:r>
         <w:rPr>
           <w:rFonts w:hint="eastAsia"/>
-          <w:color w:val="000000" w:themeColor="text1"/>
         </w:rPr>
         <w:t>します</w:t>
       </w:r>
       <w:r>
         <w:rPr>
           <w:rFonts w:hint="eastAsia"/>
-          <w:color w:val="000000" w:themeColor="text1"/>
         </w:rPr>
         <w:t>。これでいつも同じ</w:t>
       </w:r>
       <w:r>
         <w:rPr>
           <w:rFonts w:hint="eastAsia"/>
-          <w:color w:val="000000" w:themeColor="text1"/>
         </w:rPr>
         <w:t>位置で測定できます。</w:t>
       </w:r>
     </w:p>
     <w:p>
-      <w:pPr>
-        <w:rPr>
-          <w:color w:val="000000" w:themeColor="text1"/>
-        </w:rPr>
-      </w:pPr>
-      <w:r>
-        <w:rPr>
-          <w:rFonts w:hint="eastAsia"/>
-          <w:color w:val="000000" w:themeColor="text1"/>
+      <w:r>
+        <w:rPr>
+          <w:rFonts w:hint="eastAsia"/>
         </w:rPr>
         <w:t xml:space="preserve">　　</w:t>
       </w:r>
       <w:r>
         <w:rPr>
           <w:rFonts w:hint="eastAsia"/>
-          <w:color w:val="000000" w:themeColor="text1"/>
         </w:rPr>
         <w:t xml:space="preserve">　　</w:t>
       </w:r>
@@ -8728,7 +7344,6 @@
         <w:rPr>
           <w:rFonts w:hint="eastAsia"/>
           <w:noProof/>
-          <w:color w:val="000000" w:themeColor="text1"/>
         </w:rPr>
         <w:drawing>
           <wp:inline distT="0" distB="0" distL="0" distR="0" wp14:anchorId="49E7A130" wp14:editId="4B4C1EA9">
@@ -8781,15 +7396,9 @@
       </w:r>
     </w:p>
     <w:p>
-      <w:pPr>
-        <w:rPr>
-          <w:color w:val="000000" w:themeColor="text1"/>
-        </w:rPr>
-      </w:pPr>
-      <w:r>
-        <w:rPr>
-          <w:rFonts w:hint="eastAsia"/>
-          <w:color w:val="000000" w:themeColor="text1"/>
+      <w:r>
+        <w:rPr>
+          <w:rFonts w:hint="eastAsia"/>
         </w:rPr>
         <w:t xml:space="preserve">　　</w:t>
       </w:r>
@@ -8798,49 +7407,30 @@
       <w:pPr>
         <w:widowControl/>
         <w:jc w:val="left"/>
-        <w:rPr>
-          <w:color w:val="000000" w:themeColor="text1"/>
-        </w:rPr>
       </w:pPr>
       <w:r>
-        <w:rPr>
-          <w:color w:val="000000" w:themeColor="text1"/>
-        </w:rPr>
         <w:br w:type="page"/>
       </w:r>
     </w:p>
     <w:p>
-      <w:pPr>
-        <w:rPr>
-          <w:color w:val="000000" w:themeColor="text1"/>
-        </w:rPr>
-      </w:pPr>
-      <w:r>
-        <w:rPr>
-          <w:rFonts w:hint="eastAsia"/>
-          <w:color w:val="000000" w:themeColor="text1"/>
+      <w:r>
+        <w:rPr>
+          <w:rFonts w:hint="eastAsia"/>
         </w:rPr>
         <w:lastRenderedPageBreak/>
         <w:t>④反対側の極の測定はモーターを180度回転して測定してください。</w:t>
       </w:r>
     </w:p>
     <w:p>
-      <w:pPr>
-        <w:rPr>
-          <w:color w:val="000000" w:themeColor="text1"/>
-        </w:rPr>
-      </w:pPr>
-      <w:r>
-        <w:rPr>
-          <w:rFonts w:hint="eastAsia"/>
-          <w:color w:val="000000" w:themeColor="text1"/>
+      <w:r>
+        <w:rPr>
+          <w:rFonts w:hint="eastAsia"/>
         </w:rPr>
         <w:t xml:space="preserve">　　</w:t>
       </w:r>
       <w:r>
         <w:rPr>
           <w:noProof/>
-          <w:color w:val="000000" w:themeColor="text1"/>
         </w:rPr>
         <w:drawing>
           <wp:inline distT="0" distB="0" distL="0" distR="0" wp14:anchorId="1A6B897A" wp14:editId="265EE9EF">
@@ -8893,783 +7483,238 @@
       </w:r>
     </w:p>
     <w:p>
-      <w:pPr>
-        <w:rPr>
-          <w:color w:val="000000" w:themeColor="text1"/>
-        </w:rPr>
-      </w:pPr>
-    </w:p>
-    <w:p>
-      <w:pPr>
-        <w:rPr>
-          <w:color w:val="000000" w:themeColor="text1"/>
-        </w:rPr>
-      </w:pPr>
-      <w:r>
-        <w:rPr>
-          <w:rFonts w:hint="eastAsia"/>
-          <w:color w:val="000000" w:themeColor="text1"/>
+      <w:r>
+        <w:rPr>
+          <w:rFonts w:hint="eastAsia"/>
         </w:rPr>
         <w:t xml:space="preserve">　　この説明の測定位置は一例で、ご自身での基準を決めて測定、管理をお願いします。</w:t>
       </w:r>
     </w:p>
-    <w:p>
-      <w:pPr>
-        <w:rPr>
-          <w:color w:val="000000" w:themeColor="text1"/>
-        </w:rPr>
-      </w:pPr>
-    </w:p>
+    <w:p/>
     <w:p>
       <w:pPr>
         <w:ind w:leftChars="100" w:left="420" w:hangingChars="100" w:hanging="210"/>
-        <w:rPr>
-          <w:color w:val="000000" w:themeColor="text1"/>
-        </w:rPr>
       </w:pPr>
       <w:r>
         <w:rPr>
           <w:rFonts w:hint="eastAsia"/>
-          <w:color w:val="000000" w:themeColor="text1"/>
         </w:rPr>
         <w:t>★磁力測定するときの電源について</w:t>
+      </w:r>
+    </w:p>
+    <w:p>
+      <w:pPr>
+        <w:ind w:leftChars="100" w:left="420" w:hangingChars="100" w:hanging="210"/>
+      </w:pPr>
+      <w:r>
+        <w:rPr>
+          <w:rFonts w:hint="eastAsia"/>
+        </w:rPr>
+        <w:t xml:space="preserve">　単4電池電源の時とモバイルバッテリーからのUSB電源の場合には測定値に</w:t>
+      </w:r>
+      <w:r>
+        <w:rPr>
+          <w:rFonts w:hint="eastAsia"/>
+        </w:rPr>
+        <w:t>微妙な</w:t>
+      </w:r>
+      <w:r>
+        <w:rPr>
+          <w:rFonts w:hint="eastAsia"/>
+        </w:rPr>
+        <w:t>差が出ます。</w:t>
       </w:r>
     </w:p>
     <w:p>
       <w:pPr>
         <w:ind w:leftChars="200" w:left="420"/>
-        <w:rPr>
-          <w:color w:val="000000" w:themeColor="text1"/>
-        </w:rPr>
       </w:pPr>
       <w:r>
         <w:rPr>
           <w:rFonts w:hint="eastAsia"/>
-          <w:color w:val="000000" w:themeColor="text1"/>
-        </w:rPr>
-        <w:t>バッテリー</w:t>
-      </w:r>
-      <w:r>
-        <w:rPr>
-          <w:rFonts w:hint="eastAsia"/>
-          <w:color w:val="000000" w:themeColor="text1"/>
-        </w:rPr>
-        <w:t>電池電源の時とモバイルバッテリーからのUSB電源の場合には測定値に</w:t>
-      </w:r>
-      <w:r>
-        <w:rPr>
-          <w:rFonts w:hint="eastAsia"/>
-          <w:color w:val="000000" w:themeColor="text1"/>
-        </w:rPr>
-        <w:t>微妙な</w:t>
-      </w:r>
-      <w:r>
-        <w:rPr>
-          <w:rFonts w:hint="eastAsia"/>
-          <w:color w:val="000000" w:themeColor="text1"/>
-        </w:rPr>
-        <w:t>差が出ます。</w:t>
-      </w:r>
-    </w:p>
+        </w:rPr>
+        <w:t>同一条件での測定を行う場合には、基準を決めて管理するようにしてください。</w:t>
+      </w:r>
+      <w:r>
+        <w:rPr>
+          <w:rFonts w:hint="eastAsia"/>
+        </w:rPr>
+        <w:t>本当に微妙な数字です</w:t>
+      </w:r>
+      <w:r>
+        <w:rPr>
+          <w:rFonts w:hint="eastAsia"/>
+        </w:rPr>
+        <w:t>が個体差もありますので、基準は決めてください</w:t>
+      </w:r>
+      <w:r>
+        <w:rPr>
+          <w:rFonts w:hint="eastAsia"/>
+        </w:rPr>
+        <w:t>。</w:t>
+      </w:r>
+      <w:r>
+        <w:br/>
+      </w:r>
+    </w:p>
+    <w:p>
+      <w:r>
+        <w:rPr>
+          <w:rFonts w:hint="eastAsia"/>
+        </w:rPr>
+        <w:t>■自動電源OFF時間設定</w:t>
+      </w:r>
+    </w:p>
+    <w:p>
+      <w:r>
+        <w:rPr>
+          <w:rFonts w:hint="eastAsia"/>
+        </w:rPr>
+        <w:t>電源OFFの状態で、SW2を押しながら電源SWでONしてください。</w:t>
+      </w:r>
+      <w:r>
+        <w:br/>
+      </w:r>
+      <w:r>
+        <w:rPr>
+          <w:rFonts w:hint="eastAsia"/>
+        </w:rPr>
+        <w:t>SW2を押し続けると、自動OFF時間設定画面になります。</w:t>
+      </w:r>
+      <w:r>
+        <w:br/>
+      </w:r>
+      <w:r>
+        <w:rPr>
+          <w:rFonts w:hint="eastAsia"/>
+        </w:rPr>
+        <w:t>出荷時は30秒です。</w:t>
+      </w:r>
+    </w:p>
+    <w:p>
+      <w:r>
+        <w:rPr>
+          <w:rFonts w:hint="eastAsia"/>
+        </w:rPr>
+        <w:t>設定画面でSW2を押すと、時間選択できます。</w:t>
+      </w:r>
+    </w:p>
+    <w:p/>
     <w:p>
       <w:pPr>
-        <w:ind w:leftChars="200" w:left="420"/>
-        <w:rPr>
-          <w:color w:val="000000" w:themeColor="text1"/>
-        </w:rPr>
+        <w:ind w:firstLineChars="100" w:firstLine="210"/>
       </w:pPr>
       <w:r>
         <w:rPr>
           <w:rFonts w:hint="eastAsia"/>
-          <w:color w:val="000000" w:themeColor="text1"/>
-        </w:rPr>
-        <w:t>同一条件での測定を行う場合には、基準を決めて管理するようにしてください。</w:t>
-      </w:r>
-      <w:r>
-        <w:rPr>
-          <w:rFonts w:hint="eastAsia"/>
-          <w:color w:val="000000" w:themeColor="text1"/>
-        </w:rPr>
-        <w:t>本当に微妙な数字です</w:t>
-      </w:r>
-      <w:r>
-        <w:rPr>
-          <w:rFonts w:hint="eastAsia"/>
-          <w:color w:val="000000" w:themeColor="text1"/>
-        </w:rPr>
-        <w:t>が個体差もありますので、基準は決めてください</w:t>
-      </w:r>
-      <w:r>
-        <w:rPr>
-          <w:rFonts w:hint="eastAsia"/>
-          <w:color w:val="000000" w:themeColor="text1"/>
-        </w:rPr>
-        <w:t>。</w:t>
-      </w:r>
-      <w:r>
-        <w:rPr>
-          <w:color w:val="000000" w:themeColor="text1"/>
-        </w:rPr>
+        </w:rPr>
+        <w:t xml:space="preserve">選択肢：10秒、30秒、60秒、120秒、自動OFFしない　</w:t>
+      </w:r>
+      <w:r>
         <w:br/>
       </w:r>
     </w:p>
     <w:p>
-      <w:pPr>
-        <w:ind w:leftChars="100" w:left="420" w:hangingChars="100" w:hanging="210"/>
-        <w:rPr>
-          <w:color w:val="000000" w:themeColor="text1"/>
-        </w:rPr>
-      </w:pPr>
-      <w:r>
-        <w:rPr>
-          <w:rFonts w:hint="eastAsia"/>
-          <w:color w:val="000000" w:themeColor="text1"/>
-        </w:rPr>
-        <w:t xml:space="preserve">　PCのUSBポートから電源を取得した場合はモバイルバッテリーの値ともまた違います。電池動作状態で本体のキャリブレーションを実施しています。</w:t>
-      </w:r>
-    </w:p>
-    <w:p>
-      <w:pPr>
-        <w:rPr>
-          <w:color w:val="000000" w:themeColor="text1"/>
-        </w:rPr>
-      </w:pPr>
-    </w:p>
-    <w:p>
-      <w:pPr>
-        <w:ind w:leftChars="100" w:left="210"/>
-        <w:rPr>
-          <w:color w:val="000000" w:themeColor="text1"/>
-        </w:rPr>
-      </w:pPr>
-      <w:r>
-        <w:rPr>
-          <w:rFonts w:hint="eastAsia"/>
-          <w:color w:val="000000" w:themeColor="text1"/>
-        </w:rPr>
-        <w:t>■</w:t>
-      </w:r>
-      <w:r>
-        <w:rPr>
-          <w:rFonts w:hint="eastAsia"/>
-          <w:color w:val="000000" w:themeColor="text1"/>
-        </w:rPr>
-        <w:t>自動電源OFF時間設定</w:t>
-      </w:r>
-    </w:p>
-    <w:p>
-      <w:pPr>
-        <w:ind w:leftChars="100" w:left="210"/>
-        <w:rPr>
-          <w:color w:val="000000" w:themeColor="text1"/>
-        </w:rPr>
-      </w:pPr>
-      <w:r>
-        <w:rPr>
-          <w:rFonts w:hint="eastAsia"/>
-          <w:color w:val="000000" w:themeColor="text1"/>
-        </w:rPr>
-        <w:t>電源OFFの状態で、SW2を押しながら電源</w:t>
-      </w:r>
-      <w:r>
-        <w:rPr>
-          <w:rFonts w:hint="eastAsia"/>
-          <w:color w:val="000000" w:themeColor="text1"/>
-        </w:rPr>
-        <w:t>SWで</w:t>
-      </w:r>
-      <w:r>
-        <w:rPr>
-          <w:rFonts w:hint="eastAsia"/>
-          <w:color w:val="000000" w:themeColor="text1"/>
-        </w:rPr>
-        <w:t>ONしてください。</w:t>
-      </w:r>
-      <w:r>
-        <w:rPr>
-          <w:color w:val="000000" w:themeColor="text1"/>
-        </w:rPr>
+      <w:r>
+        <w:rPr>
+          <w:rFonts w:hint="eastAsia"/>
+        </w:rPr>
+        <w:t>5種類の選択ができます。</w:t>
+      </w:r>
+    </w:p>
+    <w:p>
+      <w:r>
+        <w:rPr>
+          <w:rFonts w:hint="eastAsia"/>
+        </w:rPr>
+        <w:t>選択後に、SW1を長押ししてください。</w:t>
+      </w:r>
+      <w:r>
         <w:br/>
       </w:r>
       <w:r>
         <w:rPr>
           <w:rFonts w:hint="eastAsia"/>
-          <w:color w:val="000000" w:themeColor="text1"/>
-        </w:rPr>
-        <w:t>SW2を</w:t>
-      </w:r>
-      <w:r>
-        <w:rPr>
-          <w:rFonts w:hint="eastAsia"/>
-          <w:color w:val="000000" w:themeColor="text1"/>
-        </w:rPr>
-        <w:t>押し続けると、</w:t>
-      </w:r>
-      <w:r>
-        <w:rPr>
-          <w:rFonts w:hint="eastAsia"/>
-          <w:color w:val="000000" w:themeColor="text1"/>
-        </w:rPr>
-        <w:t>自動</w:t>
-      </w:r>
-      <w:r>
-        <w:rPr>
-          <w:rFonts w:hint="eastAsia"/>
-          <w:color w:val="000000" w:themeColor="text1"/>
-        </w:rPr>
-        <w:t>OFF時間設定画面になります。</w:t>
-      </w:r>
-      <w:r>
-        <w:rPr>
-          <w:color w:val="000000" w:themeColor="text1"/>
-        </w:rPr>
-        <w:br/>
-      </w:r>
-      <w:r>
-        <w:rPr>
-          <w:rFonts w:hint="eastAsia"/>
-          <w:color w:val="000000" w:themeColor="text1"/>
-        </w:rPr>
-        <w:t>出荷時は30秒です。</w:t>
-      </w:r>
-    </w:p>
-    <w:p>
-      <w:pPr>
-        <w:ind w:leftChars="100" w:left="210"/>
-        <w:rPr>
-          <w:color w:val="000000" w:themeColor="text1"/>
-        </w:rPr>
-      </w:pPr>
-      <w:r>
-        <w:rPr>
-          <w:rFonts w:hint="eastAsia"/>
-          <w:color w:val="000000" w:themeColor="text1"/>
-        </w:rPr>
-        <w:t>設定画面でSW2を押すと、時間選択できます。</w:t>
-      </w:r>
-    </w:p>
-    <w:p>
-      <w:pPr>
-        <w:ind w:leftChars="100" w:left="210"/>
-        <w:rPr>
-          <w:color w:val="000000" w:themeColor="text1"/>
-        </w:rPr>
-      </w:pPr>
-    </w:p>
-    <w:p>
-      <w:pPr>
-        <w:ind w:leftChars="100" w:left="210" w:firstLineChars="100" w:firstLine="210"/>
-        <w:rPr>
-          <w:color w:val="000000" w:themeColor="text1"/>
-        </w:rPr>
-      </w:pPr>
-      <w:r>
-        <w:rPr>
-          <w:rFonts w:hint="eastAsia"/>
-          <w:color w:val="000000" w:themeColor="text1"/>
-        </w:rPr>
-        <w:t xml:space="preserve">選択肢：10秒、30秒、60秒、120秒、自動OFFしない　</w:t>
-      </w:r>
-      <w:r>
-        <w:rPr>
-          <w:color w:val="000000" w:themeColor="text1"/>
-        </w:rPr>
-        <w:br/>
-      </w:r>
-    </w:p>
-    <w:p>
-      <w:pPr>
-        <w:ind w:leftChars="100" w:left="210"/>
-        <w:rPr>
-          <w:color w:val="000000" w:themeColor="text1"/>
-        </w:rPr>
-      </w:pPr>
-      <w:r>
-        <w:rPr>
-          <w:rFonts w:hint="eastAsia"/>
-          <w:color w:val="000000" w:themeColor="text1"/>
-        </w:rPr>
-        <w:t>5種類の選択ができます。</w:t>
-      </w:r>
-    </w:p>
-    <w:p>
-      <w:pPr>
-        <w:ind w:leftChars="100" w:left="210"/>
-        <w:rPr>
-          <w:color w:val="000000" w:themeColor="text1"/>
-        </w:rPr>
-      </w:pPr>
-      <w:r>
-        <w:rPr>
-          <w:rFonts w:hint="eastAsia"/>
-          <w:color w:val="000000" w:themeColor="text1"/>
-        </w:rPr>
-        <w:t>選択後に、SW1を長押ししてください。</w:t>
-      </w:r>
-      <w:r>
-        <w:rPr>
-          <w:color w:val="000000" w:themeColor="text1"/>
-        </w:rPr>
-        <w:br/>
-      </w:r>
-      <w:r>
-        <w:rPr>
-          <w:rFonts w:hint="eastAsia"/>
-          <w:color w:val="000000" w:themeColor="text1"/>
         </w:rPr>
         <w:t>選択情報を保存してOFFします。次回起動時からこの設定で動作します。</w:t>
       </w:r>
     </w:p>
     <w:p>
-      <w:pPr>
-        <w:ind w:leftChars="100" w:left="210"/>
-        <w:rPr>
-          <w:color w:val="000000" w:themeColor="text1"/>
-        </w:rPr>
-      </w:pPr>
-      <w:r>
-        <w:rPr>
-          <w:rFonts w:hint="eastAsia"/>
-          <w:color w:val="000000" w:themeColor="text1"/>
-        </w:rPr>
-        <w:t>設定変更したくない場合には、</w:t>
-      </w:r>
-      <w:r>
-        <w:rPr>
-          <w:rFonts w:hint="eastAsia"/>
-          <w:color w:val="000000" w:themeColor="text1"/>
-        </w:rPr>
-        <w:t>バッテリー</w:t>
-      </w:r>
-      <w:r>
-        <w:rPr>
-          <w:rFonts w:hint="eastAsia"/>
-          <w:color w:val="000000" w:themeColor="text1"/>
-        </w:rPr>
-        <w:t>電池を抜くなどしてOFFしてください。</w:t>
-      </w:r>
-    </w:p>
-    <w:p>
-      <w:pPr>
-        <w:widowControl/>
-        <w:ind w:leftChars="100" w:left="210"/>
-        <w:jc w:val="left"/>
-        <w:rPr>
-          <w:color w:val="000000" w:themeColor="text1"/>
-        </w:rPr>
-      </w:pPr>
-      <w:r>
-        <w:rPr>
-          <w:color w:val="000000" w:themeColor="text1"/>
-        </w:rPr>
-        <w:br w:type="page"/>
-      </w:r>
-    </w:p>
-    <w:p>
-      <w:pPr>
-        <w:rPr>
-          <w:color w:val="000000" w:themeColor="text1"/>
-        </w:rPr>
-      </w:pPr>
-      <w:r>
-        <w:rPr>
-          <w:rFonts w:hint="eastAsia"/>
-          <w:color w:val="FF0000"/>
-        </w:rPr>
-        <w:lastRenderedPageBreak/>
-        <w:t>■ストップウォッチについて（2025/02/09追記）</w:t>
-      </w:r>
-    </w:p>
-    <w:p>
-      <w:pPr>
-        <w:ind w:left="210" w:hangingChars="100" w:hanging="210"/>
-        <w:rPr>
-          <w:color w:val="000000" w:themeColor="text1"/>
-        </w:rPr>
-      </w:pPr>
-      <w:r>
-        <w:rPr>
-          <w:rFonts w:hint="eastAsia"/>
-          <w:color w:val="000000" w:themeColor="text1"/>
-        </w:rPr>
-        <w:t xml:space="preserve">　起動するとストップウォッチモードなります。</w:t>
-      </w:r>
-      <w:r>
-        <w:rPr>
-          <w:color w:val="000000" w:themeColor="text1"/>
-        </w:rPr>
-        <w:br/>
-      </w:r>
-      <w:r>
-        <w:rPr>
-          <w:rFonts w:hint="eastAsia"/>
-          <w:color w:val="000000" w:themeColor="text1"/>
-        </w:rPr>
-        <w:t>SW2で測定開始、終了します。</w:t>
-      </w:r>
-      <w:r>
-        <w:rPr>
-          <w:color w:val="000000" w:themeColor="text1"/>
-        </w:rPr>
-        <w:br/>
-      </w:r>
-      <w:r>
-        <w:rPr>
-          <w:rFonts w:hint="eastAsia"/>
-          <w:color w:val="000000" w:themeColor="text1"/>
-        </w:rPr>
-        <w:t>履歴3件が右側に表示されます。（電源オフで消えます）</w:t>
-      </w:r>
-      <w:r>
-        <w:rPr>
-          <w:color w:val="000000" w:themeColor="text1"/>
-        </w:rPr>
-        <w:br/>
-      </w:r>
-      <w:r>
-        <w:rPr>
-          <w:rFonts w:hint="eastAsia"/>
-          <w:color w:val="000000" w:themeColor="text1"/>
-        </w:rPr>
-        <w:t>最大99.99秒です。超えますと00.00に戻り測定は継続します。</w:t>
-      </w:r>
-      <w:r>
-        <w:rPr>
-          <w:color w:val="000000" w:themeColor="text1"/>
-        </w:rPr>
-        <w:br/>
-      </w:r>
-      <w:r>
-        <w:rPr>
-          <w:rFonts w:hint="eastAsia"/>
-          <w:color w:val="000000" w:themeColor="text1"/>
-        </w:rPr>
-        <w:t>ストップウォッチ</w:t>
-      </w:r>
-      <w:r>
-        <w:rPr>
-          <w:rFonts w:hint="eastAsia"/>
-          <w:color w:val="000000" w:themeColor="text1"/>
-        </w:rPr>
-        <w:t>表示＋測定中は、スピードチェッカー、電圧測定、磁力測定はできません。</w:t>
-      </w:r>
-      <w:r>
-        <w:rPr>
-          <w:color w:val="000000" w:themeColor="text1"/>
-        </w:rPr>
-        <w:br/>
-      </w:r>
-      <w:r>
-        <w:rPr>
-          <w:rFonts w:hint="eastAsia"/>
-          <w:color w:val="000000" w:themeColor="text1"/>
-        </w:rPr>
-        <w:t>表示中でもストップウォッチ測定していない時は各種測定できます。</w:t>
-      </w:r>
-      <w:r>
-        <w:rPr>
-          <w:color w:val="000000" w:themeColor="text1"/>
-        </w:rPr>
-        <w:br/>
-      </w:r>
-      <w:r>
-        <w:rPr>
-          <w:rFonts w:hint="eastAsia"/>
-          <w:color w:val="000000" w:themeColor="text1"/>
-        </w:rPr>
-        <w:t>ストップウォッチ測定中もSW1で画面切り替えることでスピード、電圧、磁力測定できます。</w:t>
-      </w:r>
-    </w:p>
-    <w:p>
-      <w:pPr>
-        <w:ind w:leftChars="100" w:left="210"/>
-        <w:rPr>
-          <w:color w:val="000000" w:themeColor="text1"/>
-        </w:rPr>
-      </w:pPr>
-      <w:r>
-        <w:rPr>
-          <w:rFonts w:hint="eastAsia"/>
-          <w:color w:val="000000" w:themeColor="text1"/>
-        </w:rPr>
-        <w:t>この際は裏でストップウォッチ測定は継続しています。</w:t>
-      </w:r>
-      <w:r>
-        <w:rPr>
-          <w:color w:val="000000" w:themeColor="text1"/>
-        </w:rPr>
-        <w:br/>
-      </w:r>
-      <w:r>
-        <w:rPr>
-          <w:rFonts w:hint="eastAsia"/>
-          <w:color w:val="000000" w:themeColor="text1"/>
-        </w:rPr>
-        <w:t>SW1でストップウォッチ画面に戻るとその時の測定を継続表示します。</w:t>
-      </w:r>
-    </w:p>
-    <w:p>
-      <w:pPr>
-        <w:ind w:left="210" w:hangingChars="100" w:hanging="210"/>
-        <w:rPr>
-          <w:color w:val="000000" w:themeColor="text1"/>
-        </w:rPr>
-      </w:pPr>
-      <w:r>
-        <w:rPr>
-          <w:color w:val="000000" w:themeColor="text1"/>
-        </w:rPr>
-        <w:br/>
-      </w:r>
-      <w:r>
-        <w:rPr>
-          <w:rFonts w:hint="eastAsia"/>
-          <w:color w:val="000000" w:themeColor="text1"/>
-        </w:rPr>
-        <w:t>●ストップウォッチ機能の有効／無効設定　（初期設定は有効です)</w:t>
-      </w:r>
-    </w:p>
-    <w:p>
-      <w:pPr>
-        <w:pStyle w:val="a7"/>
-        <w:numPr>
-          <w:ilvl w:val="0"/>
-          <w:numId w:val="2"/>
-        </w:numPr>
-        <w:ind w:leftChars="0"/>
-        <w:rPr>
-          <w:color w:val="000000" w:themeColor="text1"/>
-        </w:rPr>
-      </w:pPr>
-      <w:r>
-        <w:rPr>
-          <w:rFonts w:hint="eastAsia"/>
-          <w:color w:val="000000" w:themeColor="text1"/>
-        </w:rPr>
-        <w:t>SW1</w:t>
-      </w:r>
-      <w:r>
-        <w:rPr>
-          <w:rFonts w:hint="eastAsia"/>
-          <w:color w:val="000000" w:themeColor="text1"/>
-        </w:rPr>
-        <w:t>とSW2の両方を</w:t>
-      </w:r>
-      <w:r>
-        <w:rPr>
-          <w:rFonts w:hint="eastAsia"/>
-          <w:color w:val="000000" w:themeColor="text1"/>
-        </w:rPr>
-        <w:t>押しながら電源ONしてください。</w:t>
-      </w:r>
-    </w:p>
-    <w:p>
-      <w:pPr>
-        <w:pStyle w:val="a7"/>
-        <w:numPr>
-          <w:ilvl w:val="0"/>
-          <w:numId w:val="2"/>
-        </w:numPr>
-        <w:ind w:leftChars="0"/>
-        <w:rPr>
-          <w:color w:val="000000" w:themeColor="text1"/>
-        </w:rPr>
-      </w:pPr>
-      <w:r>
-        <w:rPr>
-          <w:rFonts w:hint="eastAsia"/>
-          <w:color w:val="000000" w:themeColor="text1"/>
-        </w:rPr>
-        <w:t>「Starting」の表示中もSW1</w:t>
-      </w:r>
-      <w:r>
-        <w:rPr>
-          <w:rFonts w:hint="eastAsia"/>
-          <w:color w:val="000000" w:themeColor="text1"/>
-        </w:rPr>
-        <w:t>＋SW2</w:t>
-      </w:r>
-      <w:r>
-        <w:rPr>
-          <w:rFonts w:hint="eastAsia"/>
-          <w:color w:val="000000" w:themeColor="text1"/>
-        </w:rPr>
-        <w:t>を押し続けてください。</w:t>
-      </w:r>
-    </w:p>
-    <w:p>
-      <w:pPr>
-        <w:pStyle w:val="a7"/>
-        <w:numPr>
-          <w:ilvl w:val="0"/>
-          <w:numId w:val="2"/>
-        </w:numPr>
-        <w:ind w:leftChars="0"/>
-        <w:rPr>
-          <w:color w:val="000000" w:themeColor="text1"/>
-        </w:rPr>
-      </w:pPr>
-      <w:r>
-        <w:rPr>
-          <w:rFonts w:hint="eastAsia"/>
-          <w:color w:val="000000" w:themeColor="text1"/>
-        </w:rPr>
-        <w:t>起動すると、ストップウォッチ機能が切り替わります。</w:t>
-      </w:r>
-    </w:p>
-    <w:p>
-      <w:pPr>
-        <w:pStyle w:val="a7"/>
-        <w:ind w:leftChars="0" w:left="720"/>
-        <w:rPr>
-          <w:color w:val="000000" w:themeColor="text1"/>
-        </w:rPr>
-      </w:pPr>
-      <w:r>
-        <w:rPr>
-          <w:rFonts w:hint="eastAsia"/>
-          <w:color w:val="000000" w:themeColor="text1"/>
-        </w:rPr>
-        <w:t>有効→無効もしくは無効→有効となり一旦電源OFFします。その旨表示します。</w:t>
-      </w:r>
-    </w:p>
-    <w:p>
-      <w:pPr>
-        <w:pStyle w:val="a7"/>
-        <w:numPr>
-          <w:ilvl w:val="0"/>
-          <w:numId w:val="2"/>
-        </w:numPr>
-        <w:ind w:leftChars="0"/>
-        <w:rPr>
-          <w:color w:val="000000" w:themeColor="text1"/>
-        </w:rPr>
-      </w:pPr>
-      <w:r>
-        <w:rPr>
-          <w:rFonts w:hint="eastAsia"/>
-          <w:color w:val="000000" w:themeColor="text1"/>
-        </w:rPr>
-        <w:t>もう一度普通に起動すると</w:t>
-      </w:r>
-      <w:r>
-        <w:rPr>
-          <w:rFonts w:hint="eastAsia"/>
-          <w:color w:val="000000" w:themeColor="text1"/>
-        </w:rPr>
-        <w:t>設定されたモードで動作します。</w:t>
-      </w:r>
-      <w:r>
-        <w:rPr>
-          <w:color w:val="000000" w:themeColor="text1"/>
-        </w:rPr>
-        <w:br/>
-      </w:r>
-      <w:r>
-        <w:rPr>
-          <w:rFonts w:hint="eastAsia"/>
-          <w:color w:val="000000" w:themeColor="text1"/>
-        </w:rPr>
-        <w:t>ストップウォッチ機能無効時は関連する表示は一切されません。</w:t>
-      </w:r>
-    </w:p>
-    <w:p>
-      <w:pPr>
-        <w:ind w:left="210" w:hangingChars="100" w:hanging="210"/>
-        <w:rPr>
-          <w:color w:val="000000" w:themeColor="text1"/>
-        </w:rPr>
-      </w:pPr>
+      <w:r>
+        <w:rPr>
+          <w:rFonts w:hint="eastAsia"/>
+        </w:rPr>
+        <w:t>設定変更したくない場合には、単4電池を抜くなどしてOFFしてください。</w:t>
+      </w:r>
     </w:p>
     <w:p>
       <w:pPr>
         <w:widowControl/>
         <w:jc w:val="left"/>
-        <w:rPr>
-          <w:color w:val="000000" w:themeColor="text1"/>
-        </w:rPr>
       </w:pPr>
-      <w:r>
-        <w:rPr>
-          <w:rFonts w:hint="eastAsia"/>
-          <w:color w:val="000000" w:themeColor="text1"/>
+    </w:p>
+    <w:p>
+      <w:r>
+        <w:rPr>
+          <w:rFonts w:hint="eastAsia"/>
         </w:rPr>
         <w:t>■</w:t>
       </w:r>
       <w:r>
         <w:rPr>
           <w:rFonts w:hint="eastAsia"/>
-          <w:color w:val="000000" w:themeColor="text1"/>
         </w:rPr>
         <w:t>総合的な</w:t>
       </w:r>
       <w:r>
         <w:rPr>
           <w:rFonts w:hint="eastAsia"/>
-          <w:color w:val="000000" w:themeColor="text1"/>
         </w:rPr>
         <w:t>注意点</w:t>
       </w:r>
     </w:p>
     <w:p>
-      <w:pPr>
-        <w:rPr>
-          <w:color w:val="000000" w:themeColor="text1"/>
-        </w:rPr>
-      </w:pPr>
-      <w:r>
-        <w:rPr>
-          <w:rFonts w:hint="eastAsia"/>
-          <w:color w:val="000000" w:themeColor="text1"/>
+      <w:r>
+        <w:rPr>
+          <w:rFonts w:hint="eastAsia"/>
         </w:rPr>
         <w:t>・３Dプリンターで作成したケースです。ねじを外して締め直すときなどは力加減に気をつけてください。</w:t>
       </w:r>
     </w:p>
     <w:p>
-      <w:pPr>
-        <w:rPr>
-          <w:color w:val="000000" w:themeColor="text1"/>
-        </w:rPr>
-      </w:pPr>
-      <w:r>
-        <w:rPr>
-          <w:rFonts w:hint="eastAsia"/>
-          <w:color w:val="000000" w:themeColor="text1"/>
-        </w:rPr>
-        <w:t>・電池の電圧が下</w:t>
-      </w:r>
-      <w:r>
-        <w:rPr>
-          <w:rFonts w:hint="eastAsia"/>
-          <w:color w:val="000000" w:themeColor="text1"/>
+      <w:r>
+        <w:rPr>
+          <w:rFonts w:hint="eastAsia"/>
+        </w:rPr>
+        <w:t>・単4電池の電圧が下</w:t>
+      </w:r>
+      <w:r>
+        <w:rPr>
+          <w:rFonts w:hint="eastAsia"/>
         </w:rPr>
         <w:t>がり</w:t>
       </w:r>
       <w:r>
         <w:rPr>
           <w:rFonts w:hint="eastAsia"/>
-          <w:color w:val="000000" w:themeColor="text1"/>
         </w:rPr>
         <w:t>空になる直前には</w:t>
       </w:r>
       <w:r>
         <w:rPr>
           <w:rFonts w:hint="eastAsia"/>
-          <w:color w:val="000000" w:themeColor="text1"/>
         </w:rPr>
         <w:t>測定</w:t>
       </w:r>
       <w:r>
         <w:rPr>
           <w:rFonts w:hint="eastAsia"/>
-          <w:color w:val="000000" w:themeColor="text1"/>
         </w:rPr>
         <w:t>できない状態</w:t>
       </w:r>
       <w:r>
         <w:rPr>
           <w:rFonts w:hint="eastAsia"/>
-          <w:color w:val="000000" w:themeColor="text1"/>
         </w:rPr>
         <w:t>になります。</w:t>
       </w:r>
@@ -9677,53 +7722,29 @@
     <w:p>
       <w:pPr>
         <w:ind w:firstLineChars="100" w:firstLine="210"/>
-        <w:rPr>
-          <w:color w:val="000000" w:themeColor="text1"/>
-        </w:rPr>
       </w:pPr>
       <w:r>
         <w:rPr>
           <w:rFonts w:hint="eastAsia"/>
-          <w:color w:val="000000" w:themeColor="text1"/>
         </w:rPr>
         <w:t>磁力測定しなくても、</w:t>
       </w:r>
       <w:r>
         <w:rPr>
           <w:rFonts w:hint="eastAsia"/>
-          <w:color w:val="000000" w:themeColor="text1"/>
         </w:rPr>
         <w:t>磁力情報でめちゃくちゃな情報が表示されたら、電池交換してください。</w:t>
       </w:r>
     </w:p>
     <w:p>
-      <w:pPr>
-        <w:rPr>
-          <w:color w:val="000000" w:themeColor="text1"/>
-        </w:rPr>
-      </w:pPr>
-      <w:r>
-        <w:rPr>
-          <w:rFonts w:hint="eastAsia"/>
-          <w:color w:val="000000" w:themeColor="text1"/>
+      <w:r>
+        <w:rPr>
+          <w:rFonts w:hint="eastAsia"/>
         </w:rPr>
         <w:t>・連続の電源ONでの駆動時間は2-3時間程度です。大事なレースに並ぶとき等は新品をお勧めします。</w:t>
       </w:r>
     </w:p>
-    <w:p>
-      <w:pPr>
-        <w:rPr>
-          <w:color w:val="000000" w:themeColor="text1"/>
-        </w:rPr>
-      </w:pPr>
-    </w:p>
-    <w:p>
-      <w:pPr>
-        <w:rPr>
-          <w:color w:val="000000" w:themeColor="text1"/>
-        </w:rPr>
-      </w:pPr>
-    </w:p>
+    <w:p/>
     <w:sectPr>
       <w:headerReference w:type="default" r:id="rId11"/>
       <w:pgSz w:w="11906" w:h="16838"/>
@@ -9854,7 +7875,7 @@
         </mc:Choice>
         <mc:Fallback>
           <w:pict>
-            <v:rect w14:anchorId="11A48664" id="正方形/長方形 1" o:spid="_x0000_s1026" style="position:absolute;margin-left:-27.6pt;margin-top:37.15pt;width:469.7pt;height:695.1pt;z-index:251659264;visibility:visible;mso-wrap-style:square;mso-width-percent:0;mso-height-percent:0;mso-wrap-distance-left:9pt;mso-wrap-distance-top:0;mso-wrap-distance-right:9pt;mso-wrap-distance-bottom:0;mso-position-horizontal:absolute;mso-position-horizontal-relative:text;mso-position-vertical:absolute;mso-position-vertical-relative:text;mso-width-percent:0;mso-height-percent:0;mso-width-relative:margin;mso-height-relative:margin;v-text-anchor:middle" o:gfxdata="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" filled="f" strokecolor="black [3213]" strokeweight="1pt"/>
+            <v:rect w14:anchorId="0F7F42C9" id="正方形/長方形 1" o:spid="_x0000_s1026" style="position:absolute;margin-left:-27.6pt;margin-top:37.15pt;width:469.7pt;height:695.1pt;z-index:251659264;visibility:visible;mso-wrap-style:square;mso-width-percent:0;mso-height-percent:0;mso-wrap-distance-left:9pt;mso-wrap-distance-top:0;mso-wrap-distance-right:9pt;mso-wrap-distance-bottom:0;mso-position-horizontal:absolute;mso-position-horizontal-relative:text;mso-position-vertical:absolute;mso-position-vertical-relative:text;mso-width-percent:0;mso-height-percent:0;mso-width-relative:margin;mso-height-relative:margin;v-text-anchor:middle" o:gfxdata="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" filled="f" strokecolor="black [3213]" strokeweight="1pt"/>
           </w:pict>
         </mc:Fallback>
       </mc:AlternateContent>
@@ -9954,100 +7975,8 @@
       </w:pPr>
     </w:lvl>
   </w:abstractNum>
-  <w:abstractNum w:abstractNumId="1" w15:restartNumberingAfterBreak="0">
-    <w:nsid w:val="674D5031"/>
-    <w:multiLevelType w:val="hybridMultilevel"/>
-    <w:tmpl w:val="6D62AFF4"/>
-    <w:lvl w:ilvl="0" w:tplc="ED243444">
-      <w:start w:val="1"/>
-      <w:numFmt w:val="decimalEnclosedCircle"/>
-      <w:lvlText w:val="%1"/>
-      <w:lvlJc w:val="left"/>
-      <w:pPr>
-        <w:ind w:left="720" w:hanging="360"/>
-      </w:pPr>
-      <w:rPr>
-        <w:rFonts w:hint="default"/>
-      </w:rPr>
-    </w:lvl>
-    <w:lvl w:ilvl="1" w:tplc="04090017" w:tentative="1">
-      <w:start w:val="1"/>
-      <w:numFmt w:val="aiueoFullWidth"/>
-      <w:lvlText w:val="(%2)"/>
-      <w:lvlJc w:val="left"/>
-      <w:pPr>
-        <w:ind w:left="1240" w:hanging="440"/>
-      </w:pPr>
-    </w:lvl>
-    <w:lvl w:ilvl="2" w:tplc="04090011" w:tentative="1">
-      <w:start w:val="1"/>
-      <w:numFmt w:val="decimalEnclosedCircle"/>
-      <w:lvlText w:val="%3"/>
-      <w:lvlJc w:val="left"/>
-      <w:pPr>
-        <w:ind w:left="1680" w:hanging="440"/>
-      </w:pPr>
-    </w:lvl>
-    <w:lvl w:ilvl="3" w:tplc="0409000F" w:tentative="1">
-      <w:start w:val="1"/>
-      <w:numFmt w:val="decimal"/>
-      <w:lvlText w:val="%4."/>
-      <w:lvlJc w:val="left"/>
-      <w:pPr>
-        <w:ind w:left="2120" w:hanging="440"/>
-      </w:pPr>
-    </w:lvl>
-    <w:lvl w:ilvl="4" w:tplc="04090017" w:tentative="1">
-      <w:start w:val="1"/>
-      <w:numFmt w:val="aiueoFullWidth"/>
-      <w:lvlText w:val="(%5)"/>
-      <w:lvlJc w:val="left"/>
-      <w:pPr>
-        <w:ind w:left="2560" w:hanging="440"/>
-      </w:pPr>
-    </w:lvl>
-    <w:lvl w:ilvl="5" w:tplc="04090011" w:tentative="1">
-      <w:start w:val="1"/>
-      <w:numFmt w:val="decimalEnclosedCircle"/>
-      <w:lvlText w:val="%6"/>
-      <w:lvlJc w:val="left"/>
-      <w:pPr>
-        <w:ind w:left="3000" w:hanging="440"/>
-      </w:pPr>
-    </w:lvl>
-    <w:lvl w:ilvl="6" w:tplc="0409000F" w:tentative="1">
-      <w:start w:val="1"/>
-      <w:numFmt w:val="decimal"/>
-      <w:lvlText w:val="%7."/>
-      <w:lvlJc w:val="left"/>
-      <w:pPr>
-        <w:ind w:left="3440" w:hanging="440"/>
-      </w:pPr>
-    </w:lvl>
-    <w:lvl w:ilvl="7" w:tplc="04090017" w:tentative="1">
-      <w:start w:val="1"/>
-      <w:numFmt w:val="aiueoFullWidth"/>
-      <w:lvlText w:val="(%8)"/>
-      <w:lvlJc w:val="left"/>
-      <w:pPr>
-        <w:ind w:left="3880" w:hanging="440"/>
-      </w:pPr>
-    </w:lvl>
-    <w:lvl w:ilvl="8" w:tplc="04090011" w:tentative="1">
-      <w:start w:val="1"/>
-      <w:numFmt w:val="decimalEnclosedCircle"/>
-      <w:lvlText w:val="%9"/>
-      <w:lvlJc w:val="left"/>
-      <w:pPr>
-        <w:ind w:left="4320" w:hanging="440"/>
-      </w:pPr>
-    </w:lvl>
-  </w:abstractNum>
   <w:num w:numId="1" w16cid:durableId="1736002611">
     <w:abstractNumId w:val="0"/>
-  </w:num>
-  <w:num w:numId="2" w16cid:durableId="580677618">
-    <w:abstractNumId w:val="1"/>
   </w:num>
 </w:numbering>
 </file>
